--- a/ПиРБДИП/Лаб2/Лаб2.docx
+++ b/ПиРБДИП/Лаб2/Лаб2.docx
@@ -6247,7 +6247,7 @@
     <w:tbl>
       <w:tblPr>
         <w:tblStyle w:val="a3"/>
-        <w:tblW w:w="0" w:type="auto"/>
+        <w:tblW w:w="9355" w:type="dxa"/>
         <w:tblLayout w:type="fixed"/>
         <w:tblLook w:val="04A0" w:firstRow="1" w:lastRow="0" w:firstColumn="1" w:lastColumn="0" w:noHBand="0" w:noVBand="1"/>
       </w:tblPr>
@@ -6255,7 +6255,7 @@
         <w:gridCol w:w="1838"/>
         <w:gridCol w:w="2835"/>
         <w:gridCol w:w="3226"/>
-        <w:gridCol w:w="1446"/>
+        <w:gridCol w:w="1456"/>
       </w:tblGrid>
       <w:tr>
         <w:tc>
@@ -6265,7 +6265,7 @@
           </w:tcPr>
           <w:p>
             <w:pPr>
-              <w:jc w:val="left"/>
+              <w:jc w:val="center"/>
               <w:rPr>
                 <w:rFonts w:eastAsia="Times New Roman" w:cs="Times New Roman"/>
                 <w:sz w:val="24"/>
@@ -6291,7 +6291,7 @@
           </w:tcPr>
           <w:p>
             <w:pPr>
-              <w:jc w:val="left"/>
+              <w:jc w:val="center"/>
               <w:rPr>
                 <w:rFonts w:eastAsia="Times New Roman" w:cs="Times New Roman"/>
                 <w:sz w:val="24"/>
@@ -6317,7 +6317,7 @@
           </w:tcPr>
           <w:p>
             <w:pPr>
-              <w:jc w:val="left"/>
+              <w:jc w:val="center"/>
               <w:rPr>
                 <w:rFonts w:eastAsia="Times New Roman" w:cs="Times New Roman"/>
                 <w:sz w:val="24"/>
@@ -6338,12 +6338,12 @@
         </w:tc>
         <w:tc>
           <w:tcPr>
-            <w:tcW w:w="1446" w:type="dxa"/>
-            <w:hideMark/>
-          </w:tcPr>
-          <w:p>
-            <w:pPr>
-              <w:jc w:val="left"/>
+            <w:tcW w:w="1456" w:type="dxa"/>
+            <w:hideMark/>
+          </w:tcPr>
+          <w:p>
+            <w:pPr>
+              <w:jc w:val="center"/>
               <w:rPr>
                 <w:rFonts w:eastAsia="Times New Roman" w:cs="Times New Roman"/>
                 <w:sz w:val="24"/>
@@ -6446,7 +6446,7 @@
         </w:tc>
         <w:tc>
           <w:tcPr>
-            <w:tcW w:w="1446" w:type="dxa"/>
+            <w:tcW w:w="1456" w:type="dxa"/>
             <w:hideMark/>
           </w:tcPr>
           <w:p>
@@ -6596,7 +6596,7 @@
         </w:tc>
         <w:tc>
           <w:tcPr>
-            <w:tcW w:w="1446" w:type="dxa"/>
+            <w:tcW w:w="1456" w:type="dxa"/>
             <w:hideMark/>
           </w:tcPr>
           <w:p>
@@ -6686,7 +6686,7 @@
                 <w:szCs w:val="24"/>
                 <w:lang w:val="ru-RU" w:eastAsia="ru-RU"/>
               </w:rPr>
-              <w:t>Хранимая процедура</w:t>
+              <w:t>Индекс</w:t>
             </w:r>
           </w:p>
         </w:tc>
@@ -6713,7 +6713,7 @@
                 <w:szCs w:val="24"/>
                 <w:lang w:val="ru-RU" w:eastAsia="ru-RU"/>
               </w:rPr>
-              <w:t>sp_AddVendor</w:t>
+              <w:t>idx_Licenses_ProductPurchase</w:t>
             </w:r>
             <w:proofErr w:type="spellEnd"/>
           </w:p>
@@ -6740,45 +6740,34 @@
                 <w:szCs w:val="24"/>
                 <w:lang w:val="ru-RU" w:eastAsia="ru-RU"/>
               </w:rPr>
-              <w:t xml:space="preserve">Добавление нового </w:t>
-            </w:r>
-            <w:proofErr w:type="spellStart"/>
-            <w:r>
-              <w:rPr>
-                <w:rFonts w:eastAsia="Times New Roman" w:cs="Times New Roman"/>
-                <w:sz w:val="24"/>
-                <w:szCs w:val="24"/>
-                <w:lang w:val="ru-RU" w:eastAsia="ru-RU"/>
-              </w:rPr>
-              <w:t>вендора</w:t>
-            </w:r>
-            <w:proofErr w:type="spellEnd"/>
-          </w:p>
-        </w:tc>
-        <w:tc>
-          <w:tcPr>
-            <w:tcW w:w="1446" w:type="dxa"/>
-            <w:hideMark/>
-          </w:tcPr>
-          <w:p>
-            <w:pPr>
-              <w:jc w:val="left"/>
-              <w:rPr>
-                <w:rFonts w:eastAsia="Times New Roman" w:cs="Times New Roman"/>
-                <w:sz w:val="24"/>
-                <w:szCs w:val="24"/>
-                <w:lang w:val="ru-RU" w:eastAsia="ru-RU"/>
-              </w:rPr>
-            </w:pPr>
-            <w:proofErr w:type="spellStart"/>
-            <w:r>
-              <w:rPr>
-                <w:rFonts w:eastAsia="Times New Roman" w:cs="Times New Roman"/>
-                <w:sz w:val="24"/>
-                <w:szCs w:val="24"/>
-                <w:lang w:val="ru-RU" w:eastAsia="ru-RU"/>
-              </w:rPr>
-              <w:t>Vendors</w:t>
+              <w:t>Ускорение агрегации лицензий по продукту и дате закупки</w:t>
+            </w:r>
+          </w:p>
+        </w:tc>
+        <w:tc>
+          <w:tcPr>
+            <w:tcW w:w="1456" w:type="dxa"/>
+            <w:hideMark/>
+          </w:tcPr>
+          <w:p>
+            <w:pPr>
+              <w:jc w:val="left"/>
+              <w:rPr>
+                <w:rFonts w:eastAsia="Times New Roman" w:cs="Times New Roman"/>
+                <w:sz w:val="24"/>
+                <w:szCs w:val="24"/>
+                <w:lang w:val="ru-RU" w:eastAsia="ru-RU"/>
+              </w:rPr>
+            </w:pPr>
+            <w:proofErr w:type="spellStart"/>
+            <w:r>
+              <w:rPr>
+                <w:rFonts w:eastAsia="Times New Roman" w:cs="Times New Roman"/>
+                <w:sz w:val="24"/>
+                <w:szCs w:val="24"/>
+                <w:lang w:val="ru-RU" w:eastAsia="ru-RU"/>
+              </w:rPr>
+              <w:t>Licenses</w:t>
             </w:r>
             <w:proofErr w:type="spellEnd"/>
           </w:p>
@@ -6807,7 +6796,7 @@
                 <w:szCs w:val="24"/>
                 <w:lang w:val="ru-RU" w:eastAsia="ru-RU"/>
               </w:rPr>
-              <w:t>Хранимая процедура</w:t>
+              <w:t>Индекс</w:t>
             </w:r>
           </w:p>
         </w:tc>
@@ -6834,7 +6823,7 @@
                 <w:szCs w:val="24"/>
                 <w:lang w:val="ru-RU" w:eastAsia="ru-RU"/>
               </w:rPr>
-              <w:t>sp_AddLocation</w:t>
+              <w:t>idx_Installations_DeviceLicenseDate</w:t>
             </w:r>
             <w:proofErr w:type="spellEnd"/>
           </w:p>
@@ -6861,34 +6850,74 @@
                 <w:szCs w:val="24"/>
                 <w:lang w:val="ru-RU" w:eastAsia="ru-RU"/>
               </w:rPr>
-              <w:t>Добавление нового помещения/класса</w:t>
-            </w:r>
-          </w:p>
-        </w:tc>
-        <w:tc>
-          <w:tcPr>
-            <w:tcW w:w="1446" w:type="dxa"/>
-            <w:hideMark/>
-          </w:tcPr>
-          <w:p>
-            <w:pPr>
-              <w:jc w:val="left"/>
-              <w:rPr>
-                <w:rFonts w:eastAsia="Times New Roman" w:cs="Times New Roman"/>
-                <w:sz w:val="24"/>
-                <w:szCs w:val="24"/>
-                <w:lang w:val="ru-RU" w:eastAsia="ru-RU"/>
-              </w:rPr>
-            </w:pPr>
-            <w:proofErr w:type="spellStart"/>
-            <w:r>
-              <w:rPr>
-                <w:rFonts w:eastAsia="Times New Roman" w:cs="Times New Roman"/>
-                <w:sz w:val="24"/>
-                <w:szCs w:val="24"/>
-                <w:lang w:val="ru-RU" w:eastAsia="ru-RU"/>
-              </w:rPr>
-              <w:t>Locations</w:t>
+              <w:t>Ускорение поиска по устройствам, лицензиям и дате активности</w:t>
+            </w:r>
+          </w:p>
+        </w:tc>
+        <w:tc>
+          <w:tcPr>
+            <w:tcW w:w="1456" w:type="dxa"/>
+            <w:hideMark/>
+          </w:tcPr>
+          <w:p>
+            <w:pPr>
+              <w:jc w:val="left"/>
+              <w:rPr>
+                <w:rFonts w:eastAsia="Times New Roman" w:cs="Times New Roman"/>
+                <w:sz w:val="24"/>
+                <w:szCs w:val="24"/>
+                <w:lang w:val="ru-RU" w:eastAsia="ru-RU"/>
+              </w:rPr>
+            </w:pPr>
+            <w:proofErr w:type="spellStart"/>
+            <w:r>
+              <w:rPr>
+                <w:rFonts w:eastAsia="Times New Roman" w:cs="Times New Roman"/>
+                <w:sz w:val="24"/>
+                <w:szCs w:val="24"/>
+                <w:lang w:val="ru-RU" w:eastAsia="ru-RU"/>
+              </w:rPr>
+              <w:t>Installations</w:t>
+            </w:r>
+            <w:proofErr w:type="spellEnd"/>
+            <w:r>
+              <w:rPr>
+                <w:rFonts w:eastAsia="Times New Roman" w:cs="Times New Roman"/>
+                <w:sz w:val="24"/>
+                <w:szCs w:val="24"/>
+                <w:lang w:val="ru-RU" w:eastAsia="ru-RU"/>
+              </w:rPr>
+              <w:t xml:space="preserve">, </w:t>
+            </w:r>
+            <w:proofErr w:type="spellStart"/>
+            <w:r>
+              <w:rPr>
+                <w:rFonts w:eastAsia="Times New Roman" w:cs="Times New Roman"/>
+                <w:sz w:val="24"/>
+                <w:szCs w:val="24"/>
+                <w:lang w:val="ru-RU" w:eastAsia="ru-RU"/>
+              </w:rPr>
+              <w:t>Devices</w:t>
+            </w:r>
+            <w:proofErr w:type="spellEnd"/>
+            <w:r>
+              <w:rPr>
+                <w:rFonts w:eastAsia="Times New Roman" w:cs="Times New Roman"/>
+                <w:sz w:val="24"/>
+                <w:szCs w:val="24"/>
+                <w:lang w:val="ru-RU" w:eastAsia="ru-RU"/>
+              </w:rPr>
+              <w:t xml:space="preserve">, </w:t>
+            </w:r>
+            <w:proofErr w:type="spellStart"/>
+            <w:r>
+              <w:rPr>
+                <w:rFonts w:eastAsia="Times New Roman" w:cs="Times New Roman"/>
+                <w:sz w:val="24"/>
+                <w:szCs w:val="24"/>
+                <w:lang w:val="ru-RU" w:eastAsia="ru-RU"/>
+              </w:rPr>
+              <w:t>Licenses</w:t>
             </w:r>
             <w:proofErr w:type="spellEnd"/>
           </w:p>
@@ -6917,7 +6946,7 @@
                 <w:szCs w:val="24"/>
                 <w:lang w:val="ru-RU" w:eastAsia="ru-RU"/>
               </w:rPr>
-              <w:t>Хранимая процедура</w:t>
+              <w:t>Процедура</w:t>
             </w:r>
           </w:p>
         </w:tc>
@@ -6944,7 +6973,7 @@
                 <w:szCs w:val="24"/>
                 <w:lang w:val="ru-RU" w:eastAsia="ru-RU"/>
               </w:rPr>
-              <w:t>sp_AddProduct</w:t>
+              <w:t>sp_ProductCostByPeriod</w:t>
             </w:r>
             <w:proofErr w:type="spellEnd"/>
           </w:p>
@@ -6971,25 +7000,45 @@
                 <w:szCs w:val="24"/>
                 <w:lang w:val="ru-RU" w:eastAsia="ru-RU"/>
               </w:rPr>
-              <w:t>Добавление нового программного продукта</w:t>
-            </w:r>
-          </w:p>
-        </w:tc>
-        <w:tc>
-          <w:tcPr>
-            <w:tcW w:w="1446" w:type="dxa"/>
-            <w:hideMark/>
-          </w:tcPr>
-          <w:p>
-            <w:pPr>
-              <w:jc w:val="left"/>
-              <w:rPr>
-                <w:rFonts w:eastAsia="Times New Roman" w:cs="Times New Roman"/>
-                <w:sz w:val="24"/>
-                <w:szCs w:val="24"/>
-                <w:lang w:val="ru-RU" w:eastAsia="ru-RU"/>
-              </w:rPr>
-            </w:pPr>
+              <w:t>Итоги стоимости и количества лицензий по продукту за выбранный период (месяц, квартал, год)</w:t>
+            </w:r>
+          </w:p>
+        </w:tc>
+        <w:tc>
+          <w:tcPr>
+            <w:tcW w:w="1456" w:type="dxa"/>
+            <w:hideMark/>
+          </w:tcPr>
+          <w:p>
+            <w:pPr>
+              <w:jc w:val="left"/>
+              <w:rPr>
+                <w:rFonts w:eastAsia="Times New Roman" w:cs="Times New Roman"/>
+                <w:sz w:val="24"/>
+                <w:szCs w:val="24"/>
+                <w:lang w:val="ru-RU" w:eastAsia="ru-RU"/>
+              </w:rPr>
+            </w:pPr>
+            <w:proofErr w:type="spellStart"/>
+            <w:r>
+              <w:rPr>
+                <w:rFonts w:eastAsia="Times New Roman" w:cs="Times New Roman"/>
+                <w:sz w:val="24"/>
+                <w:szCs w:val="24"/>
+                <w:lang w:val="ru-RU" w:eastAsia="ru-RU"/>
+              </w:rPr>
+              <w:t>Licenses</w:t>
+            </w:r>
+            <w:proofErr w:type="spellEnd"/>
+            <w:r>
+              <w:rPr>
+                <w:rFonts w:eastAsia="Times New Roman" w:cs="Times New Roman"/>
+                <w:sz w:val="24"/>
+                <w:szCs w:val="24"/>
+                <w:lang w:val="ru-RU" w:eastAsia="ru-RU"/>
+              </w:rPr>
+              <w:t xml:space="preserve">, </w:t>
+            </w:r>
             <w:proofErr w:type="spellStart"/>
             <w:r>
               <w:rPr>
@@ -6999,26 +7048,6 @@
                 <w:lang w:val="ru-RU" w:eastAsia="ru-RU"/>
               </w:rPr>
               <w:t>Products</w:t>
-            </w:r>
-            <w:proofErr w:type="spellEnd"/>
-            <w:r>
-              <w:rPr>
-                <w:rFonts w:eastAsia="Times New Roman" w:cs="Times New Roman"/>
-                <w:sz w:val="24"/>
-                <w:szCs w:val="24"/>
-                <w:lang w:val="ru-RU" w:eastAsia="ru-RU"/>
-              </w:rPr>
-              <w:t xml:space="preserve">, </w:t>
-            </w:r>
-            <w:proofErr w:type="spellStart"/>
-            <w:r>
-              <w:rPr>
-                <w:rFonts w:eastAsia="Times New Roman" w:cs="Times New Roman"/>
-                <w:sz w:val="24"/>
-                <w:szCs w:val="24"/>
-                <w:lang w:val="ru-RU" w:eastAsia="ru-RU"/>
-              </w:rPr>
-              <w:t>Vendors</w:t>
             </w:r>
             <w:proofErr w:type="spellEnd"/>
           </w:p>
@@ -7047,7 +7076,7 @@
                 <w:szCs w:val="24"/>
                 <w:lang w:val="ru-RU" w:eastAsia="ru-RU"/>
               </w:rPr>
-              <w:t>Хранимая процедура</w:t>
+              <w:t>Процедура</w:t>
             </w:r>
           </w:p>
         </w:tc>
@@ -7074,7 +7103,7 @@
                 <w:szCs w:val="24"/>
                 <w:lang w:val="ru-RU" w:eastAsia="ru-RU"/>
               </w:rPr>
-              <w:t>sp_AddLicense</w:t>
+              <w:t>sp_LicenseForecastNextYear</w:t>
             </w:r>
             <w:proofErr w:type="spellEnd"/>
           </w:p>
@@ -7101,34 +7130,34 @@
                 <w:szCs w:val="24"/>
                 <w:lang w:val="ru-RU" w:eastAsia="ru-RU"/>
               </w:rPr>
-              <w:t>Добавление новой лицензии</w:t>
-            </w:r>
-          </w:p>
-        </w:tc>
-        <w:tc>
-          <w:tcPr>
-            <w:tcW w:w="1446" w:type="dxa"/>
-            <w:hideMark/>
-          </w:tcPr>
-          <w:p>
-            <w:pPr>
-              <w:jc w:val="left"/>
-              <w:rPr>
-                <w:rFonts w:eastAsia="Times New Roman" w:cs="Times New Roman"/>
-                <w:sz w:val="24"/>
-                <w:szCs w:val="24"/>
-                <w:lang w:val="ru-RU" w:eastAsia="ru-RU"/>
-              </w:rPr>
-            </w:pPr>
-            <w:proofErr w:type="spellStart"/>
-            <w:r>
-              <w:rPr>
-                <w:rFonts w:eastAsia="Times New Roman" w:cs="Times New Roman"/>
-                <w:sz w:val="24"/>
-                <w:szCs w:val="24"/>
-                <w:lang w:val="ru-RU" w:eastAsia="ru-RU"/>
-              </w:rPr>
-              <w:t>Licenses</w:t>
+              <w:t>Прогноз количества лицензий на следующий год с учётом роста классов и устаревания оборудования</w:t>
+            </w:r>
+          </w:p>
+        </w:tc>
+        <w:tc>
+          <w:tcPr>
+            <w:tcW w:w="1456" w:type="dxa"/>
+            <w:hideMark/>
+          </w:tcPr>
+          <w:p>
+            <w:pPr>
+              <w:jc w:val="left"/>
+              <w:rPr>
+                <w:rFonts w:eastAsia="Times New Roman" w:cs="Times New Roman"/>
+                <w:sz w:val="24"/>
+                <w:szCs w:val="24"/>
+                <w:lang w:val="ru-RU" w:eastAsia="ru-RU"/>
+              </w:rPr>
+            </w:pPr>
+            <w:proofErr w:type="spellStart"/>
+            <w:r>
+              <w:rPr>
+                <w:rFonts w:eastAsia="Times New Roman" w:cs="Times New Roman"/>
+                <w:sz w:val="24"/>
+                <w:szCs w:val="24"/>
+                <w:lang w:val="ru-RU" w:eastAsia="ru-RU"/>
+              </w:rPr>
+              <w:t>Locations</w:t>
             </w:r>
             <w:proofErr w:type="spellEnd"/>
             <w:r>
@@ -7148,7 +7177,7 @@
                 <w:szCs w:val="24"/>
                 <w:lang w:val="ru-RU" w:eastAsia="ru-RU"/>
               </w:rPr>
-              <w:t>Products</w:t>
+              <w:t>Devices</w:t>
             </w:r>
             <w:proofErr w:type="spellEnd"/>
           </w:p>
@@ -7177,7 +7206,7 @@
                 <w:szCs w:val="24"/>
                 <w:lang w:val="ru-RU" w:eastAsia="ru-RU"/>
               </w:rPr>
-              <w:t>Хранимая процедура</w:t>
+              <w:t>Процедура</w:t>
             </w:r>
           </w:p>
         </w:tc>
@@ -7196,17 +7225,15 @@
                 <w:lang w:val="ru-RU" w:eastAsia="ru-RU"/>
               </w:rPr>
             </w:pPr>
-            <w:proofErr w:type="spellStart"/>
-            <w:r>
-              <w:rPr>
-                <w:rFonts w:eastAsia="Times New Roman" w:cs="Times New Roman"/>
-                <w:sz w:val="24"/>
-                <w:szCs w:val="24"/>
-                <w:lang w:val="ru-RU" w:eastAsia="ru-RU"/>
-              </w:rPr>
-              <w:t>sp_AddDevice</w:t>
-            </w:r>
-            <w:proofErr w:type="spellEnd"/>
+            <w:r>
+              <w:rPr>
+                <w:rFonts w:eastAsia="Times New Roman" w:cs="Times New Roman"/>
+                <w:sz w:val="24"/>
+                <w:szCs w:val="24"/>
+                <w:lang w:val="ru-RU" w:eastAsia="ru-RU"/>
+              </w:rPr>
+              <w:t>sp_VendorExpensesLast6Months</w:t>
+            </w:r>
           </w:p>
         </w:tc>
         <w:tc>
@@ -7231,34 +7258,54 @@
                 <w:szCs w:val="24"/>
                 <w:lang w:val="ru-RU" w:eastAsia="ru-RU"/>
               </w:rPr>
-              <w:t>Добавление нового устройства</w:t>
-            </w:r>
-          </w:p>
-        </w:tc>
-        <w:tc>
-          <w:tcPr>
-            <w:tcW w:w="1446" w:type="dxa"/>
-            <w:hideMark/>
-          </w:tcPr>
-          <w:p>
-            <w:pPr>
-              <w:jc w:val="left"/>
-              <w:rPr>
-                <w:rFonts w:eastAsia="Times New Roman" w:cs="Times New Roman"/>
-                <w:sz w:val="24"/>
-                <w:szCs w:val="24"/>
-                <w:lang w:val="ru-RU" w:eastAsia="ru-RU"/>
-              </w:rPr>
-            </w:pPr>
-            <w:proofErr w:type="spellStart"/>
-            <w:r>
-              <w:rPr>
-                <w:rFonts w:eastAsia="Times New Roman" w:cs="Times New Roman"/>
-                <w:sz w:val="24"/>
-                <w:szCs w:val="24"/>
-                <w:lang w:val="ru-RU" w:eastAsia="ru-RU"/>
-              </w:rPr>
-              <w:t>Devices</w:t>
+              <w:t xml:space="preserve">Суммы расходов на лицензии по каждому </w:t>
+            </w:r>
+            <w:proofErr w:type="spellStart"/>
+            <w:r>
+              <w:rPr>
+                <w:rFonts w:eastAsia="Times New Roman" w:cs="Times New Roman"/>
+                <w:sz w:val="24"/>
+                <w:szCs w:val="24"/>
+                <w:lang w:val="ru-RU" w:eastAsia="ru-RU"/>
+              </w:rPr>
+              <w:t>вендору</w:t>
+            </w:r>
+            <w:proofErr w:type="spellEnd"/>
+            <w:r>
+              <w:rPr>
+                <w:rFonts w:eastAsia="Times New Roman" w:cs="Times New Roman"/>
+                <w:sz w:val="24"/>
+                <w:szCs w:val="24"/>
+                <w:lang w:val="ru-RU" w:eastAsia="ru-RU"/>
+              </w:rPr>
+              <w:t xml:space="preserve"> за последние 6 месяцев помесячно</w:t>
+            </w:r>
+          </w:p>
+        </w:tc>
+        <w:tc>
+          <w:tcPr>
+            <w:tcW w:w="1456" w:type="dxa"/>
+            <w:hideMark/>
+          </w:tcPr>
+          <w:p>
+            <w:pPr>
+              <w:jc w:val="left"/>
+              <w:rPr>
+                <w:rFonts w:eastAsia="Times New Roman" w:cs="Times New Roman"/>
+                <w:sz w:val="24"/>
+                <w:szCs w:val="24"/>
+                <w:lang w:val="ru-RU" w:eastAsia="ru-RU"/>
+              </w:rPr>
+            </w:pPr>
+            <w:proofErr w:type="spellStart"/>
+            <w:r>
+              <w:rPr>
+                <w:rFonts w:eastAsia="Times New Roman" w:cs="Times New Roman"/>
+                <w:sz w:val="24"/>
+                <w:szCs w:val="24"/>
+                <w:lang w:val="ru-RU" w:eastAsia="ru-RU"/>
+              </w:rPr>
+              <w:t>Licenses</w:t>
             </w:r>
             <w:proofErr w:type="spellEnd"/>
             <w:r>
@@ -7278,7 +7325,27 @@
                 <w:szCs w:val="24"/>
                 <w:lang w:val="ru-RU" w:eastAsia="ru-RU"/>
               </w:rPr>
-              <w:t>Locations</w:t>
+              <w:t>Products</w:t>
+            </w:r>
+            <w:proofErr w:type="spellEnd"/>
+            <w:r>
+              <w:rPr>
+                <w:rFonts w:eastAsia="Times New Roman" w:cs="Times New Roman"/>
+                <w:sz w:val="24"/>
+                <w:szCs w:val="24"/>
+                <w:lang w:val="ru-RU" w:eastAsia="ru-RU"/>
+              </w:rPr>
+              <w:t xml:space="preserve">, </w:t>
+            </w:r>
+            <w:proofErr w:type="spellStart"/>
+            <w:r>
+              <w:rPr>
+                <w:rFonts w:eastAsia="Times New Roman" w:cs="Times New Roman"/>
+                <w:sz w:val="24"/>
+                <w:szCs w:val="24"/>
+                <w:lang w:val="ru-RU" w:eastAsia="ru-RU"/>
+              </w:rPr>
+              <w:t>Vendors</w:t>
             </w:r>
             <w:proofErr w:type="spellEnd"/>
           </w:p>
@@ -7307,7 +7374,7 @@
                 <w:szCs w:val="24"/>
                 <w:lang w:val="ru-RU" w:eastAsia="ru-RU"/>
               </w:rPr>
-              <w:t>Хранимая процедура</w:t>
+              <w:t>Процедура</w:t>
             </w:r>
           </w:p>
         </w:tc>
@@ -7334,7 +7401,7 @@
                 <w:szCs w:val="24"/>
                 <w:lang w:val="ru-RU" w:eastAsia="ru-RU"/>
               </w:rPr>
-              <w:t>sp_AddInstallation</w:t>
+              <w:t>sp_DeviceTypeLicenseLoad</w:t>
             </w:r>
             <w:proofErr w:type="spellEnd"/>
           </w:p>
@@ -7361,13 +7428,13 @@
                 <w:szCs w:val="24"/>
                 <w:lang w:val="ru-RU" w:eastAsia="ru-RU"/>
               </w:rPr>
-              <w:t>Добавление записи установки лицензии на устройство</w:t>
-            </w:r>
-          </w:p>
-        </w:tc>
-        <w:tc>
-          <w:tcPr>
-            <w:tcW w:w="1446" w:type="dxa"/>
+              <w:t>Анализ использования лицензий по типам устройств</w:t>
+            </w:r>
+          </w:p>
+        </w:tc>
+        <w:tc>
+          <w:tcPr>
+            <w:tcW w:w="1456" w:type="dxa"/>
             <w:hideMark/>
           </w:tcPr>
           <w:p>
@@ -7409,26 +7476,6 @@
                 <w:lang w:val="ru-RU" w:eastAsia="ru-RU"/>
               </w:rPr>
               <w:t>Devices</w:t>
-            </w:r>
-            <w:proofErr w:type="spellEnd"/>
-            <w:r>
-              <w:rPr>
-                <w:rFonts w:eastAsia="Times New Roman" w:cs="Times New Roman"/>
-                <w:sz w:val="24"/>
-                <w:szCs w:val="24"/>
-                <w:lang w:val="ru-RU" w:eastAsia="ru-RU"/>
-              </w:rPr>
-              <w:t xml:space="preserve">, </w:t>
-            </w:r>
-            <w:proofErr w:type="spellStart"/>
-            <w:r>
-              <w:rPr>
-                <w:rFonts w:eastAsia="Times New Roman" w:cs="Times New Roman"/>
-                <w:sz w:val="24"/>
-                <w:szCs w:val="24"/>
-                <w:lang w:val="ru-RU" w:eastAsia="ru-RU"/>
-              </w:rPr>
-              <w:t>Licenses</w:t>
             </w:r>
             <w:proofErr w:type="spellEnd"/>
           </w:p>
@@ -7457,7 +7504,7 @@
                 <w:szCs w:val="24"/>
                 <w:lang w:val="ru-RU" w:eastAsia="ru-RU"/>
               </w:rPr>
-              <w:t>Хранимая процедура</w:t>
+              <w:t>Процедура</w:t>
             </w:r>
           </w:p>
         </w:tc>
@@ -7484,7 +7531,7 @@
                 <w:szCs w:val="24"/>
                 <w:lang w:val="ru-RU" w:eastAsia="ru-RU"/>
               </w:rPr>
-              <w:t>sp_AddRequest</w:t>
+              <w:t>sp_LocationLicenseDistribution</w:t>
             </w:r>
             <w:proofErr w:type="spellEnd"/>
           </w:p>
@@ -7511,34 +7558,34 @@
                 <w:szCs w:val="24"/>
                 <w:lang w:val="ru-RU" w:eastAsia="ru-RU"/>
               </w:rPr>
-              <w:t>Добавление новой заявки на ПО</w:t>
-            </w:r>
-          </w:p>
-        </w:tc>
-        <w:tc>
-          <w:tcPr>
-            <w:tcW w:w="1446" w:type="dxa"/>
-            <w:hideMark/>
-          </w:tcPr>
-          <w:p>
-            <w:pPr>
-              <w:jc w:val="left"/>
-              <w:rPr>
-                <w:rFonts w:eastAsia="Times New Roman" w:cs="Times New Roman"/>
-                <w:sz w:val="24"/>
-                <w:szCs w:val="24"/>
-                <w:lang w:val="ru-RU" w:eastAsia="ru-RU"/>
-              </w:rPr>
-            </w:pPr>
-            <w:proofErr w:type="spellStart"/>
-            <w:r>
-              <w:rPr>
-                <w:rFonts w:eastAsia="Times New Roman" w:cs="Times New Roman"/>
-                <w:sz w:val="24"/>
-                <w:szCs w:val="24"/>
-                <w:lang w:val="ru-RU" w:eastAsia="ru-RU"/>
-              </w:rPr>
-              <w:t>Requests</w:t>
+              <w:t>Распределение лицензий по помещениям (классам)</w:t>
+            </w:r>
+          </w:p>
+        </w:tc>
+        <w:tc>
+          <w:tcPr>
+            <w:tcW w:w="1456" w:type="dxa"/>
+            <w:hideMark/>
+          </w:tcPr>
+          <w:p>
+            <w:pPr>
+              <w:jc w:val="left"/>
+              <w:rPr>
+                <w:rFonts w:eastAsia="Times New Roman" w:cs="Times New Roman"/>
+                <w:sz w:val="24"/>
+                <w:szCs w:val="24"/>
+                <w:lang w:val="ru-RU" w:eastAsia="ru-RU"/>
+              </w:rPr>
+            </w:pPr>
+            <w:proofErr w:type="spellStart"/>
+            <w:r>
+              <w:rPr>
+                <w:rFonts w:eastAsia="Times New Roman" w:cs="Times New Roman"/>
+                <w:sz w:val="24"/>
+                <w:szCs w:val="24"/>
+                <w:lang w:val="ru-RU" w:eastAsia="ru-RU"/>
+              </w:rPr>
+              <w:t>Installations</w:t>
             </w:r>
             <w:proofErr w:type="spellEnd"/>
             <w:r>
@@ -7558,7 +7605,27 @@
                 <w:szCs w:val="24"/>
                 <w:lang w:val="ru-RU" w:eastAsia="ru-RU"/>
               </w:rPr>
-              <w:t>Products</w:t>
+              <w:t>Devices</w:t>
+            </w:r>
+            <w:proofErr w:type="spellEnd"/>
+            <w:r>
+              <w:rPr>
+                <w:rFonts w:eastAsia="Times New Roman" w:cs="Times New Roman"/>
+                <w:sz w:val="24"/>
+                <w:szCs w:val="24"/>
+                <w:lang w:val="ru-RU" w:eastAsia="ru-RU"/>
+              </w:rPr>
+              <w:t xml:space="preserve">, </w:t>
+            </w:r>
+            <w:proofErr w:type="spellStart"/>
+            <w:r>
+              <w:rPr>
+                <w:rFonts w:eastAsia="Times New Roman" w:cs="Times New Roman"/>
+                <w:sz w:val="24"/>
+                <w:szCs w:val="24"/>
+                <w:lang w:val="ru-RU" w:eastAsia="ru-RU"/>
+              </w:rPr>
+              <w:t>Locations</w:t>
             </w:r>
             <w:proofErr w:type="spellEnd"/>
           </w:p>
@@ -7614,7 +7681,7 @@
                 <w:szCs w:val="24"/>
                 <w:lang w:val="ru-RU" w:eastAsia="ru-RU"/>
               </w:rPr>
-              <w:t>fn_GetProductsByVendor</w:t>
+              <w:t>fn_ProductShareAnalysis</w:t>
             </w:r>
             <w:proofErr w:type="spellEnd"/>
           </w:p>
@@ -7641,74 +7708,48 @@
                 <w:szCs w:val="24"/>
                 <w:lang w:val="ru-RU" w:eastAsia="ru-RU"/>
               </w:rPr>
-              <w:t xml:space="preserve">Получение списка продуктов по выбранному </w:t>
-            </w:r>
-            <w:proofErr w:type="spellStart"/>
-            <w:r>
-              <w:rPr>
-                <w:rFonts w:eastAsia="Times New Roman" w:cs="Times New Roman"/>
-                <w:sz w:val="24"/>
-                <w:szCs w:val="24"/>
-                <w:lang w:val="ru-RU" w:eastAsia="ru-RU"/>
-              </w:rPr>
-              <w:t>вендору</w:t>
-            </w:r>
-            <w:proofErr w:type="spellEnd"/>
-          </w:p>
-        </w:tc>
-        <w:tc>
-          <w:tcPr>
-            <w:tcW w:w="1446" w:type="dxa"/>
-            <w:hideMark/>
-          </w:tcPr>
-          <w:p>
-            <w:pPr>
-              <w:jc w:val="left"/>
-              <w:rPr>
-                <w:rFonts w:eastAsia="Times New Roman" w:cs="Times New Roman"/>
-                <w:sz w:val="24"/>
-                <w:szCs w:val="24"/>
-                <w:lang w:val="ru-RU" w:eastAsia="ru-RU"/>
-              </w:rPr>
-            </w:pPr>
-            <w:proofErr w:type="spellStart"/>
-            <w:r>
-              <w:rPr>
-                <w:rFonts w:eastAsia="Times New Roman" w:cs="Times New Roman"/>
-                <w:sz w:val="24"/>
-                <w:szCs w:val="24"/>
-                <w:lang w:val="ru-RU" w:eastAsia="ru-RU"/>
-              </w:rPr>
-              <w:t>Products</w:t>
-            </w:r>
-            <w:proofErr w:type="spellEnd"/>
-            <w:r>
-              <w:rPr>
-                <w:rFonts w:eastAsia="Times New Roman" w:cs="Times New Roman"/>
-                <w:sz w:val="24"/>
-                <w:szCs w:val="24"/>
-                <w:lang w:val="ru-RU" w:eastAsia="ru-RU"/>
-              </w:rPr>
-              <w:t xml:space="preserve">, </w:t>
-            </w:r>
-            <w:proofErr w:type="spellStart"/>
-            <w:r>
-              <w:rPr>
-                <w:rFonts w:eastAsia="Times New Roman" w:cs="Times New Roman"/>
-                <w:sz w:val="24"/>
-                <w:szCs w:val="24"/>
-                <w:lang w:val="ru-RU" w:eastAsia="ru-RU"/>
-              </w:rPr>
-              <w:t>Vendors</w:t>
-            </w:r>
-            <w:proofErr w:type="spellEnd"/>
-          </w:p>
-        </w:tc>
+              <w:t>Доля выбранного продукта по количеству и стоимости лицензий относительно общего количества за период</w:t>
+            </w:r>
+          </w:p>
+        </w:tc>
+        <w:tc>
+          <w:tcPr>
+            <w:tcW w:w="1456" w:type="dxa"/>
+            <w:hideMark/>
+          </w:tcPr>
+          <w:p>
+            <w:pPr>
+              <w:jc w:val="left"/>
+              <w:rPr>
+                <w:rFonts w:eastAsia="Times New Roman" w:cs="Times New Roman"/>
+                <w:sz w:val="24"/>
+                <w:szCs w:val="24"/>
+                <w:lang w:val="ru-RU" w:eastAsia="ru-RU"/>
+              </w:rPr>
+            </w:pPr>
+            <w:proofErr w:type="spellStart"/>
+            <w:r>
+              <w:rPr>
+                <w:rFonts w:eastAsia="Times New Roman" w:cs="Times New Roman"/>
+                <w:sz w:val="24"/>
+                <w:szCs w:val="24"/>
+                <w:lang w:val="ru-RU" w:eastAsia="ru-RU"/>
+              </w:rPr>
+              <w:t>Licenses</w:t>
+            </w:r>
+            <w:proofErr w:type="spellEnd"/>
+          </w:p>
+        </w:tc>
+        <w:bookmarkStart w:id="0" w:name="_GoBack"/>
+        <w:bookmarkEnd w:id="0"/>
       </w:tr>
       <w:tr>
         <w:tc>
           <w:tcPr>
             <w:tcW w:w="1838" w:type="dxa"/>
+            <w:tcBorders>
+              <w:bottom w:val="single" w:sz="4" w:space="0" w:color="auto"/>
+            </w:tcBorders>
             <w:hideMark/>
           </w:tcPr>
           <w:p>
@@ -7735,27 +7776,30 @@
         <w:tc>
           <w:tcPr>
             <w:tcW w:w="2835" w:type="dxa"/>
-            <w:hideMark/>
-          </w:tcPr>
-          <w:p>
-            <w:pPr>
-              <w:jc w:val="left"/>
-              <w:rPr>
-                <w:rFonts w:eastAsia="Times New Roman" w:cs="Times New Roman"/>
-                <w:sz w:val="24"/>
-                <w:szCs w:val="24"/>
-                <w:lang w:val="ru-RU" w:eastAsia="ru-RU"/>
-              </w:rPr>
-            </w:pPr>
-            <w:proofErr w:type="spellStart"/>
-            <w:r>
-              <w:rPr>
-                <w:rFonts w:eastAsia="Times New Roman" w:cs="Times New Roman"/>
-                <w:sz w:val="24"/>
-                <w:szCs w:val="24"/>
-                <w:lang w:val="ru-RU" w:eastAsia="ru-RU"/>
-              </w:rPr>
-              <w:t>fn_GetLicensesByProduct</w:t>
+            <w:tcBorders>
+              <w:bottom w:val="single" w:sz="4" w:space="0" w:color="auto"/>
+            </w:tcBorders>
+            <w:hideMark/>
+          </w:tcPr>
+          <w:p>
+            <w:pPr>
+              <w:jc w:val="left"/>
+              <w:rPr>
+                <w:rFonts w:eastAsia="Times New Roman" w:cs="Times New Roman"/>
+                <w:sz w:val="24"/>
+                <w:szCs w:val="24"/>
+                <w:lang w:val="ru-RU" w:eastAsia="ru-RU"/>
+              </w:rPr>
+            </w:pPr>
+            <w:proofErr w:type="spellStart"/>
+            <w:r>
+              <w:rPr>
+                <w:rFonts w:eastAsia="Times New Roman" w:cs="Times New Roman"/>
+                <w:sz w:val="24"/>
+                <w:szCs w:val="24"/>
+                <w:lang w:val="ru-RU" w:eastAsia="ru-RU"/>
+              </w:rPr>
+              <w:t>fn_TopSoftwareByDeviceType</w:t>
             </w:r>
             <w:proofErr w:type="spellEnd"/>
           </w:p>
@@ -7763,44 +7807,90 @@
         <w:tc>
           <w:tcPr>
             <w:tcW w:w="3226" w:type="dxa"/>
-            <w:hideMark/>
-          </w:tcPr>
-          <w:p>
-            <w:pPr>
-              <w:jc w:val="left"/>
-              <w:rPr>
-                <w:rFonts w:eastAsia="Times New Roman" w:cs="Times New Roman"/>
-                <w:sz w:val="24"/>
-                <w:szCs w:val="24"/>
-                <w:lang w:val="ru-RU" w:eastAsia="ru-RU"/>
-              </w:rPr>
-            </w:pPr>
-            <w:r>
-              <w:rPr>
-                <w:rFonts w:eastAsia="Times New Roman" w:cs="Times New Roman"/>
-                <w:sz w:val="24"/>
-                <w:szCs w:val="24"/>
-                <w:lang w:val="ru-RU" w:eastAsia="ru-RU"/>
-              </w:rPr>
-              <w:t>Получение всех лицензий для продукта</w:t>
-            </w:r>
-          </w:p>
-        </w:tc>
-        <w:tc>
-          <w:tcPr>
-            <w:tcW w:w="1446" w:type="dxa"/>
-            <w:hideMark/>
-          </w:tcPr>
-          <w:p>
-            <w:pPr>
-              <w:jc w:val="left"/>
-              <w:rPr>
-                <w:rFonts w:eastAsia="Times New Roman" w:cs="Times New Roman"/>
-                <w:sz w:val="24"/>
-                <w:szCs w:val="24"/>
-                <w:lang w:val="ru-RU" w:eastAsia="ru-RU"/>
-              </w:rPr>
-            </w:pPr>
+            <w:tcBorders>
+              <w:bottom w:val="single" w:sz="4" w:space="0" w:color="auto"/>
+            </w:tcBorders>
+            <w:hideMark/>
+          </w:tcPr>
+          <w:p>
+            <w:pPr>
+              <w:jc w:val="left"/>
+              <w:rPr>
+                <w:rFonts w:eastAsia="Times New Roman" w:cs="Times New Roman"/>
+                <w:sz w:val="24"/>
+                <w:szCs w:val="24"/>
+                <w:lang w:val="ru-RU" w:eastAsia="ru-RU"/>
+              </w:rPr>
+            </w:pPr>
+            <w:r>
+              <w:rPr>
+                <w:rFonts w:eastAsia="Times New Roman" w:cs="Times New Roman"/>
+                <w:sz w:val="24"/>
+                <w:szCs w:val="24"/>
+                <w:lang w:val="ru-RU" w:eastAsia="ru-RU"/>
+              </w:rPr>
+              <w:t>Определение наиболее используемого ПО для каждого типа устройств</w:t>
+            </w:r>
+          </w:p>
+        </w:tc>
+        <w:tc>
+          <w:tcPr>
+            <w:tcW w:w="1456" w:type="dxa"/>
+            <w:tcBorders>
+              <w:bottom w:val="single" w:sz="4" w:space="0" w:color="auto"/>
+            </w:tcBorders>
+            <w:hideMark/>
+          </w:tcPr>
+          <w:p>
+            <w:pPr>
+              <w:jc w:val="left"/>
+              <w:rPr>
+                <w:rFonts w:eastAsia="Times New Roman" w:cs="Times New Roman"/>
+                <w:sz w:val="24"/>
+                <w:szCs w:val="24"/>
+                <w:lang w:val="ru-RU" w:eastAsia="ru-RU"/>
+              </w:rPr>
+            </w:pPr>
+            <w:proofErr w:type="spellStart"/>
+            <w:r>
+              <w:rPr>
+                <w:rFonts w:eastAsia="Times New Roman" w:cs="Times New Roman"/>
+                <w:sz w:val="24"/>
+                <w:szCs w:val="24"/>
+                <w:lang w:val="ru-RU" w:eastAsia="ru-RU"/>
+              </w:rPr>
+              <w:t>Installations</w:t>
+            </w:r>
+            <w:proofErr w:type="spellEnd"/>
+            <w:r>
+              <w:rPr>
+                <w:rFonts w:eastAsia="Times New Roman" w:cs="Times New Roman"/>
+                <w:sz w:val="24"/>
+                <w:szCs w:val="24"/>
+                <w:lang w:val="ru-RU" w:eastAsia="ru-RU"/>
+              </w:rPr>
+              <w:t xml:space="preserve">, </w:t>
+            </w:r>
+            <w:proofErr w:type="spellStart"/>
+            <w:r>
+              <w:rPr>
+                <w:rFonts w:eastAsia="Times New Roman" w:cs="Times New Roman"/>
+                <w:sz w:val="24"/>
+                <w:szCs w:val="24"/>
+                <w:lang w:val="ru-RU" w:eastAsia="ru-RU"/>
+              </w:rPr>
+              <w:t>Devices</w:t>
+            </w:r>
+            <w:proofErr w:type="spellEnd"/>
+            <w:r>
+              <w:rPr>
+                <w:rFonts w:eastAsia="Times New Roman" w:cs="Times New Roman"/>
+                <w:sz w:val="24"/>
+                <w:szCs w:val="24"/>
+                <w:lang w:val="ru-RU" w:eastAsia="ru-RU"/>
+              </w:rPr>
+              <w:t xml:space="preserve">, </w:t>
+            </w:r>
             <w:proofErr w:type="spellStart"/>
             <w:r>
               <w:rPr>
@@ -7885,7 +7975,7 @@
                 <w:szCs w:val="24"/>
                 <w:lang w:val="ru-RU" w:eastAsia="ru-RU"/>
               </w:rPr>
-              <w:t>fn_GetDevicesByLocation</w:t>
+              <w:t>fn_VendorTotalShare</w:t>
             </w:r>
             <w:proofErr w:type="spellEnd"/>
           </w:p>
@@ -7912,34 +8002,54 @@
                 <w:szCs w:val="24"/>
                 <w:lang w:val="ru-RU" w:eastAsia="ru-RU"/>
               </w:rPr>
-              <w:t>Получение устройств по локации</w:t>
-            </w:r>
-          </w:p>
-        </w:tc>
-        <w:tc>
-          <w:tcPr>
-            <w:tcW w:w="1446" w:type="dxa"/>
-            <w:hideMark/>
-          </w:tcPr>
-          <w:p>
-            <w:pPr>
-              <w:jc w:val="left"/>
-              <w:rPr>
-                <w:rFonts w:eastAsia="Times New Roman" w:cs="Times New Roman"/>
-                <w:sz w:val="24"/>
-                <w:szCs w:val="24"/>
-                <w:lang w:val="ru-RU" w:eastAsia="ru-RU"/>
-              </w:rPr>
-            </w:pPr>
-            <w:proofErr w:type="spellStart"/>
-            <w:r>
-              <w:rPr>
-                <w:rFonts w:eastAsia="Times New Roman" w:cs="Times New Roman"/>
-                <w:sz w:val="24"/>
-                <w:szCs w:val="24"/>
-                <w:lang w:val="ru-RU" w:eastAsia="ru-RU"/>
-              </w:rPr>
-              <w:t>Devices</w:t>
+              <w:t xml:space="preserve">Доля каждого </w:t>
+            </w:r>
+            <w:proofErr w:type="spellStart"/>
+            <w:r>
+              <w:rPr>
+                <w:rFonts w:eastAsia="Times New Roman" w:cs="Times New Roman"/>
+                <w:sz w:val="24"/>
+                <w:szCs w:val="24"/>
+                <w:lang w:val="ru-RU" w:eastAsia="ru-RU"/>
+              </w:rPr>
+              <w:t>вендора</w:t>
+            </w:r>
+            <w:proofErr w:type="spellEnd"/>
+            <w:r>
+              <w:rPr>
+                <w:rFonts w:eastAsia="Times New Roman" w:cs="Times New Roman"/>
+                <w:sz w:val="24"/>
+                <w:szCs w:val="24"/>
+                <w:lang w:val="ru-RU" w:eastAsia="ru-RU"/>
+              </w:rPr>
+              <w:t xml:space="preserve"> по стоимости лицензий относительно общей суммы</w:t>
+            </w:r>
+          </w:p>
+        </w:tc>
+        <w:tc>
+          <w:tcPr>
+            <w:tcW w:w="1456" w:type="dxa"/>
+            <w:hideMark/>
+          </w:tcPr>
+          <w:p>
+            <w:pPr>
+              <w:jc w:val="left"/>
+              <w:rPr>
+                <w:rFonts w:eastAsia="Times New Roman" w:cs="Times New Roman"/>
+                <w:sz w:val="24"/>
+                <w:szCs w:val="24"/>
+                <w:lang w:val="ru-RU" w:eastAsia="ru-RU"/>
+              </w:rPr>
+            </w:pPr>
+            <w:proofErr w:type="spellStart"/>
+            <w:r>
+              <w:rPr>
+                <w:rFonts w:eastAsia="Times New Roman" w:cs="Times New Roman"/>
+                <w:sz w:val="24"/>
+                <w:szCs w:val="24"/>
+                <w:lang w:val="ru-RU" w:eastAsia="ru-RU"/>
+              </w:rPr>
+              <w:t>Licenses</w:t>
             </w:r>
             <w:proofErr w:type="spellEnd"/>
             <w:r>
@@ -7959,7 +8069,27 @@
                 <w:szCs w:val="24"/>
                 <w:lang w:val="ru-RU" w:eastAsia="ru-RU"/>
               </w:rPr>
-              <w:t>Locations</w:t>
+              <w:t>Products</w:t>
+            </w:r>
+            <w:proofErr w:type="spellEnd"/>
+            <w:r>
+              <w:rPr>
+                <w:rFonts w:eastAsia="Times New Roman" w:cs="Times New Roman"/>
+                <w:sz w:val="24"/>
+                <w:szCs w:val="24"/>
+                <w:lang w:val="ru-RU" w:eastAsia="ru-RU"/>
+              </w:rPr>
+              <w:t xml:space="preserve">, </w:t>
+            </w:r>
+            <w:proofErr w:type="spellStart"/>
+            <w:r>
+              <w:rPr>
+                <w:rFonts w:eastAsia="Times New Roman" w:cs="Times New Roman"/>
+                <w:sz w:val="24"/>
+                <w:szCs w:val="24"/>
+                <w:lang w:val="ru-RU" w:eastAsia="ru-RU"/>
+              </w:rPr>
+              <w:t>Vendors</w:t>
             </w:r>
             <w:proofErr w:type="spellEnd"/>
           </w:p>
@@ -7969,6 +8099,9 @@
         <w:tc>
           <w:tcPr>
             <w:tcW w:w="1838" w:type="dxa"/>
+            <w:tcBorders>
+              <w:bottom w:val="nil"/>
+            </w:tcBorders>
             <w:hideMark/>
           </w:tcPr>
           <w:p>
@@ -7995,27 +8128,30 @@
         <w:tc>
           <w:tcPr>
             <w:tcW w:w="2835" w:type="dxa"/>
-            <w:hideMark/>
-          </w:tcPr>
-          <w:p>
-            <w:pPr>
-              <w:jc w:val="left"/>
-              <w:rPr>
-                <w:rFonts w:eastAsia="Times New Roman" w:cs="Times New Roman"/>
-                <w:sz w:val="24"/>
-                <w:szCs w:val="24"/>
-                <w:lang w:val="ru-RU" w:eastAsia="ru-RU"/>
-              </w:rPr>
-            </w:pPr>
-            <w:proofErr w:type="spellStart"/>
-            <w:r>
-              <w:rPr>
-                <w:rFonts w:eastAsia="Times New Roman" w:cs="Times New Roman"/>
-                <w:sz w:val="24"/>
-                <w:szCs w:val="24"/>
-                <w:lang w:val="ru-RU" w:eastAsia="ru-RU"/>
-              </w:rPr>
-              <w:t>fn_GetInstallationsByDevice</w:t>
+            <w:tcBorders>
+              <w:bottom w:val="nil"/>
+            </w:tcBorders>
+            <w:hideMark/>
+          </w:tcPr>
+          <w:p>
+            <w:pPr>
+              <w:jc w:val="left"/>
+              <w:rPr>
+                <w:rFonts w:eastAsia="Times New Roman" w:cs="Times New Roman"/>
+                <w:sz w:val="24"/>
+                <w:szCs w:val="24"/>
+                <w:lang w:val="ru-RU" w:eastAsia="ru-RU"/>
+              </w:rPr>
+            </w:pPr>
+            <w:proofErr w:type="spellStart"/>
+            <w:r>
+              <w:rPr>
+                <w:rFonts w:eastAsia="Times New Roman" w:cs="Times New Roman"/>
+                <w:sz w:val="24"/>
+                <w:szCs w:val="24"/>
+                <w:lang w:val="ru-RU" w:eastAsia="ru-RU"/>
+              </w:rPr>
+              <w:t>fn_DeviceAgingImpact</w:t>
             </w:r>
             <w:proofErr w:type="spellEnd"/>
           </w:p>
@@ -8023,64 +8159,50 @@
         <w:tc>
           <w:tcPr>
             <w:tcW w:w="3226" w:type="dxa"/>
-            <w:hideMark/>
-          </w:tcPr>
-          <w:p>
-            <w:pPr>
-              <w:jc w:val="left"/>
-              <w:rPr>
-                <w:rFonts w:eastAsia="Times New Roman" w:cs="Times New Roman"/>
-                <w:sz w:val="24"/>
-                <w:szCs w:val="24"/>
-                <w:lang w:val="ru-RU" w:eastAsia="ru-RU"/>
-              </w:rPr>
-            </w:pPr>
-            <w:r>
-              <w:rPr>
-                <w:rFonts w:eastAsia="Times New Roman" w:cs="Times New Roman"/>
-                <w:sz w:val="24"/>
-                <w:szCs w:val="24"/>
-                <w:lang w:val="ru-RU" w:eastAsia="ru-RU"/>
-              </w:rPr>
-              <w:t>Получение установок по устройству</w:t>
-            </w:r>
-          </w:p>
-        </w:tc>
-        <w:tc>
-          <w:tcPr>
-            <w:tcW w:w="1446" w:type="dxa"/>
-            <w:hideMark/>
-          </w:tcPr>
-          <w:p>
-            <w:pPr>
-              <w:jc w:val="left"/>
-              <w:rPr>
-                <w:rFonts w:eastAsia="Times New Roman" w:cs="Times New Roman"/>
-                <w:sz w:val="24"/>
-                <w:szCs w:val="24"/>
-                <w:lang w:val="ru-RU" w:eastAsia="ru-RU"/>
-              </w:rPr>
-            </w:pPr>
-            <w:proofErr w:type="spellStart"/>
-            <w:r>
-              <w:rPr>
-                <w:rFonts w:eastAsia="Times New Roman" w:cs="Times New Roman"/>
-                <w:sz w:val="24"/>
-                <w:szCs w:val="24"/>
-                <w:lang w:val="ru-RU" w:eastAsia="ru-RU"/>
-              </w:rPr>
-              <w:t>Installations</w:t>
-            </w:r>
-            <w:proofErr w:type="spellEnd"/>
-            <w:r>
-              <w:rPr>
-                <w:rFonts w:eastAsia="Times New Roman" w:cs="Times New Roman"/>
-                <w:sz w:val="24"/>
-                <w:szCs w:val="24"/>
-                <w:lang w:val="ru-RU" w:eastAsia="ru-RU"/>
-              </w:rPr>
-              <w:t xml:space="preserve">, </w:t>
-            </w:r>
+            <w:tcBorders>
+              <w:bottom w:val="nil"/>
+            </w:tcBorders>
+            <w:hideMark/>
+          </w:tcPr>
+          <w:p>
+            <w:pPr>
+              <w:jc w:val="left"/>
+              <w:rPr>
+                <w:rFonts w:eastAsia="Times New Roman" w:cs="Times New Roman"/>
+                <w:sz w:val="24"/>
+                <w:szCs w:val="24"/>
+                <w:lang w:val="ru-RU" w:eastAsia="ru-RU"/>
+              </w:rPr>
+            </w:pPr>
+            <w:r>
+              <w:rPr>
+                <w:rFonts w:eastAsia="Times New Roman" w:cs="Times New Roman"/>
+                <w:sz w:val="24"/>
+                <w:szCs w:val="24"/>
+                <w:lang w:val="ru-RU" w:eastAsia="ru-RU"/>
+              </w:rPr>
+              <w:t>Количество устройств, срок службы которых истекает по месяцам</w:t>
+            </w:r>
+          </w:p>
+        </w:tc>
+        <w:tc>
+          <w:tcPr>
+            <w:tcW w:w="1456" w:type="dxa"/>
+            <w:tcBorders>
+              <w:bottom w:val="nil"/>
+            </w:tcBorders>
+            <w:hideMark/>
+          </w:tcPr>
+          <w:p>
+            <w:pPr>
+              <w:jc w:val="left"/>
+              <w:rPr>
+                <w:rFonts w:eastAsia="Times New Roman" w:cs="Times New Roman"/>
+                <w:sz w:val="24"/>
+                <w:szCs w:val="24"/>
+                <w:lang w:val="ru-RU" w:eastAsia="ru-RU"/>
+              </w:rPr>
+            </w:pPr>
             <w:proofErr w:type="spellStart"/>
             <w:r>
               <w:rPr>
@@ -8090,647 +8212,6 @@
                 <w:lang w:val="ru-RU" w:eastAsia="ru-RU"/>
               </w:rPr>
               <w:t>Devices</w:t>
-            </w:r>
-            <w:proofErr w:type="spellEnd"/>
-            <w:r>
-              <w:rPr>
-                <w:rFonts w:eastAsia="Times New Roman" w:cs="Times New Roman"/>
-                <w:sz w:val="24"/>
-                <w:szCs w:val="24"/>
-                <w:lang w:val="ru-RU" w:eastAsia="ru-RU"/>
-              </w:rPr>
-              <w:t xml:space="preserve">, </w:t>
-            </w:r>
-            <w:proofErr w:type="spellStart"/>
-            <w:r>
-              <w:rPr>
-                <w:rFonts w:eastAsia="Times New Roman" w:cs="Times New Roman"/>
-                <w:sz w:val="24"/>
-                <w:szCs w:val="24"/>
-                <w:lang w:val="ru-RU" w:eastAsia="ru-RU"/>
-              </w:rPr>
-              <w:t>Licenses</w:t>
-            </w:r>
-            <w:proofErr w:type="spellEnd"/>
-          </w:p>
-        </w:tc>
-      </w:tr>
-      <w:tr>
-        <w:tc>
-          <w:tcPr>
-            <w:tcW w:w="1838" w:type="dxa"/>
-            <w:hideMark/>
-          </w:tcPr>
-          <w:p>
-            <w:pPr>
-              <w:jc w:val="left"/>
-              <w:rPr>
-                <w:rFonts w:eastAsia="Times New Roman" w:cs="Times New Roman"/>
-                <w:sz w:val="24"/>
-                <w:szCs w:val="24"/>
-                <w:lang w:val="ru-RU" w:eastAsia="ru-RU"/>
-              </w:rPr>
-            </w:pPr>
-            <w:r>
-              <w:rPr>
-                <w:rFonts w:eastAsia="Times New Roman" w:cs="Times New Roman"/>
-                <w:sz w:val="24"/>
-                <w:szCs w:val="24"/>
-                <w:lang w:val="ru-RU" w:eastAsia="ru-RU"/>
-              </w:rPr>
-              <w:t>Функция</w:t>
-            </w:r>
-          </w:p>
-        </w:tc>
-        <w:tc>
-          <w:tcPr>
-            <w:tcW w:w="2835" w:type="dxa"/>
-            <w:hideMark/>
-          </w:tcPr>
-          <w:p>
-            <w:pPr>
-              <w:jc w:val="left"/>
-              <w:rPr>
-                <w:rFonts w:eastAsia="Times New Roman" w:cs="Times New Roman"/>
-                <w:sz w:val="24"/>
-                <w:szCs w:val="24"/>
-                <w:lang w:val="ru-RU" w:eastAsia="ru-RU"/>
-              </w:rPr>
-            </w:pPr>
-            <w:proofErr w:type="spellStart"/>
-            <w:r>
-              <w:rPr>
-                <w:rFonts w:eastAsia="Times New Roman" w:cs="Times New Roman"/>
-                <w:sz w:val="24"/>
-                <w:szCs w:val="24"/>
-                <w:lang w:val="ru-RU" w:eastAsia="ru-RU"/>
-              </w:rPr>
-              <w:t>fn_GetRequestsByProduct</w:t>
-            </w:r>
-            <w:proofErr w:type="spellEnd"/>
-          </w:p>
-        </w:tc>
-        <w:tc>
-          <w:tcPr>
-            <w:tcW w:w="3226" w:type="dxa"/>
-            <w:hideMark/>
-          </w:tcPr>
-          <w:p>
-            <w:pPr>
-              <w:jc w:val="left"/>
-              <w:rPr>
-                <w:rFonts w:eastAsia="Times New Roman" w:cs="Times New Roman"/>
-                <w:sz w:val="24"/>
-                <w:szCs w:val="24"/>
-                <w:lang w:val="ru-RU" w:eastAsia="ru-RU"/>
-              </w:rPr>
-            </w:pPr>
-            <w:r>
-              <w:rPr>
-                <w:rFonts w:eastAsia="Times New Roman" w:cs="Times New Roman"/>
-                <w:sz w:val="24"/>
-                <w:szCs w:val="24"/>
-                <w:lang w:val="ru-RU" w:eastAsia="ru-RU"/>
-              </w:rPr>
-              <w:t>Получение заявок по продукту</w:t>
-            </w:r>
-          </w:p>
-        </w:tc>
-        <w:tc>
-          <w:tcPr>
-            <w:tcW w:w="1446" w:type="dxa"/>
-            <w:hideMark/>
-          </w:tcPr>
-          <w:p>
-            <w:pPr>
-              <w:jc w:val="left"/>
-              <w:rPr>
-                <w:rFonts w:eastAsia="Times New Roman" w:cs="Times New Roman"/>
-                <w:sz w:val="24"/>
-                <w:szCs w:val="24"/>
-                <w:lang w:val="ru-RU" w:eastAsia="ru-RU"/>
-              </w:rPr>
-            </w:pPr>
-            <w:proofErr w:type="spellStart"/>
-            <w:r>
-              <w:rPr>
-                <w:rFonts w:eastAsia="Times New Roman" w:cs="Times New Roman"/>
-                <w:sz w:val="24"/>
-                <w:szCs w:val="24"/>
-                <w:lang w:val="ru-RU" w:eastAsia="ru-RU"/>
-              </w:rPr>
-              <w:t>Requests</w:t>
-            </w:r>
-            <w:proofErr w:type="spellEnd"/>
-            <w:r>
-              <w:rPr>
-                <w:rFonts w:eastAsia="Times New Roman" w:cs="Times New Roman"/>
-                <w:sz w:val="24"/>
-                <w:szCs w:val="24"/>
-                <w:lang w:val="ru-RU" w:eastAsia="ru-RU"/>
-              </w:rPr>
-              <w:t xml:space="preserve">, </w:t>
-            </w:r>
-            <w:proofErr w:type="spellStart"/>
-            <w:r>
-              <w:rPr>
-                <w:rFonts w:eastAsia="Times New Roman" w:cs="Times New Roman"/>
-                <w:sz w:val="24"/>
-                <w:szCs w:val="24"/>
-                <w:lang w:val="ru-RU" w:eastAsia="ru-RU"/>
-              </w:rPr>
-              <w:t>Products</w:t>
-            </w:r>
-            <w:proofErr w:type="spellEnd"/>
-          </w:p>
-        </w:tc>
-      </w:tr>
-      <w:tr>
-        <w:tc>
-          <w:tcPr>
-            <w:tcW w:w="1838" w:type="dxa"/>
-            <w:hideMark/>
-          </w:tcPr>
-          <w:p>
-            <w:pPr>
-              <w:jc w:val="left"/>
-              <w:rPr>
-                <w:rFonts w:eastAsia="Times New Roman" w:cs="Times New Roman"/>
-                <w:sz w:val="24"/>
-                <w:szCs w:val="24"/>
-                <w:lang w:val="ru-RU" w:eastAsia="ru-RU"/>
-              </w:rPr>
-            </w:pPr>
-            <w:r>
-              <w:rPr>
-                <w:rFonts w:eastAsia="Times New Roman" w:cs="Times New Roman"/>
-                <w:sz w:val="24"/>
-                <w:szCs w:val="24"/>
-                <w:lang w:val="ru-RU" w:eastAsia="ru-RU"/>
-              </w:rPr>
-              <w:t>Функция</w:t>
-            </w:r>
-          </w:p>
-        </w:tc>
-        <w:tc>
-          <w:tcPr>
-            <w:tcW w:w="2835" w:type="dxa"/>
-            <w:hideMark/>
-          </w:tcPr>
-          <w:p>
-            <w:pPr>
-              <w:jc w:val="left"/>
-              <w:rPr>
-                <w:rFonts w:eastAsia="Times New Roman" w:cs="Times New Roman"/>
-                <w:sz w:val="24"/>
-                <w:szCs w:val="24"/>
-                <w:lang w:val="ru-RU" w:eastAsia="ru-RU"/>
-              </w:rPr>
-            </w:pPr>
-            <w:proofErr w:type="spellStart"/>
-            <w:r>
-              <w:rPr>
-                <w:rFonts w:eastAsia="Times New Roman" w:cs="Times New Roman"/>
-                <w:sz w:val="24"/>
-                <w:szCs w:val="24"/>
-                <w:lang w:val="ru-RU" w:eastAsia="ru-RU"/>
-              </w:rPr>
-              <w:t>fn_GetVendor</w:t>
-            </w:r>
-            <w:proofErr w:type="spellEnd"/>
-          </w:p>
-        </w:tc>
-        <w:tc>
-          <w:tcPr>
-            <w:tcW w:w="3226" w:type="dxa"/>
-            <w:hideMark/>
-          </w:tcPr>
-          <w:p>
-            <w:pPr>
-              <w:jc w:val="left"/>
-              <w:rPr>
-                <w:rFonts w:eastAsia="Times New Roman" w:cs="Times New Roman"/>
-                <w:sz w:val="24"/>
-                <w:szCs w:val="24"/>
-                <w:lang w:val="ru-RU" w:eastAsia="ru-RU"/>
-              </w:rPr>
-            </w:pPr>
-            <w:r>
-              <w:rPr>
-                <w:rFonts w:eastAsia="Times New Roman" w:cs="Times New Roman"/>
-                <w:sz w:val="24"/>
-                <w:szCs w:val="24"/>
-                <w:lang w:val="ru-RU" w:eastAsia="ru-RU"/>
-              </w:rPr>
-              <w:t xml:space="preserve">Получение информации о </w:t>
-            </w:r>
-            <w:proofErr w:type="spellStart"/>
-            <w:r>
-              <w:rPr>
-                <w:rFonts w:eastAsia="Times New Roman" w:cs="Times New Roman"/>
-                <w:sz w:val="24"/>
-                <w:szCs w:val="24"/>
-                <w:lang w:val="ru-RU" w:eastAsia="ru-RU"/>
-              </w:rPr>
-              <w:t>вендоре</w:t>
-            </w:r>
-            <w:proofErr w:type="spellEnd"/>
-          </w:p>
-        </w:tc>
-        <w:tc>
-          <w:tcPr>
-            <w:tcW w:w="1446" w:type="dxa"/>
-            <w:hideMark/>
-          </w:tcPr>
-          <w:p>
-            <w:pPr>
-              <w:jc w:val="left"/>
-              <w:rPr>
-                <w:rFonts w:eastAsia="Times New Roman" w:cs="Times New Roman"/>
-                <w:sz w:val="24"/>
-                <w:szCs w:val="24"/>
-                <w:lang w:val="ru-RU" w:eastAsia="ru-RU"/>
-              </w:rPr>
-            </w:pPr>
-            <w:proofErr w:type="spellStart"/>
-            <w:r>
-              <w:rPr>
-                <w:rFonts w:eastAsia="Times New Roman" w:cs="Times New Roman"/>
-                <w:sz w:val="24"/>
-                <w:szCs w:val="24"/>
-                <w:lang w:val="ru-RU" w:eastAsia="ru-RU"/>
-              </w:rPr>
-              <w:t>Vendors</w:t>
-            </w:r>
-            <w:proofErr w:type="spellEnd"/>
-          </w:p>
-        </w:tc>
-      </w:tr>
-      <w:tr>
-        <w:tc>
-          <w:tcPr>
-            <w:tcW w:w="1838" w:type="dxa"/>
-            <w:hideMark/>
-          </w:tcPr>
-          <w:p>
-            <w:pPr>
-              <w:jc w:val="left"/>
-              <w:rPr>
-                <w:rFonts w:eastAsia="Times New Roman" w:cs="Times New Roman"/>
-                <w:sz w:val="24"/>
-                <w:szCs w:val="24"/>
-                <w:lang w:val="ru-RU" w:eastAsia="ru-RU"/>
-              </w:rPr>
-            </w:pPr>
-            <w:r>
-              <w:rPr>
-                <w:rFonts w:eastAsia="Times New Roman" w:cs="Times New Roman"/>
-                <w:sz w:val="24"/>
-                <w:szCs w:val="24"/>
-                <w:lang w:val="ru-RU" w:eastAsia="ru-RU"/>
-              </w:rPr>
-              <w:t>Функция</w:t>
-            </w:r>
-          </w:p>
-        </w:tc>
-        <w:tc>
-          <w:tcPr>
-            <w:tcW w:w="2835" w:type="dxa"/>
-            <w:hideMark/>
-          </w:tcPr>
-          <w:p>
-            <w:pPr>
-              <w:jc w:val="left"/>
-              <w:rPr>
-                <w:rFonts w:eastAsia="Times New Roman" w:cs="Times New Roman"/>
-                <w:sz w:val="24"/>
-                <w:szCs w:val="24"/>
-                <w:lang w:val="ru-RU" w:eastAsia="ru-RU"/>
-              </w:rPr>
-            </w:pPr>
-            <w:proofErr w:type="spellStart"/>
-            <w:r>
-              <w:rPr>
-                <w:rFonts w:eastAsia="Times New Roman" w:cs="Times New Roman"/>
-                <w:sz w:val="24"/>
-                <w:szCs w:val="24"/>
-                <w:lang w:val="ru-RU" w:eastAsia="ru-RU"/>
-              </w:rPr>
-              <w:t>fn_GetActiveLicenses</w:t>
-            </w:r>
-            <w:proofErr w:type="spellEnd"/>
-          </w:p>
-        </w:tc>
-        <w:tc>
-          <w:tcPr>
-            <w:tcW w:w="3226" w:type="dxa"/>
-            <w:hideMark/>
-          </w:tcPr>
-          <w:p>
-            <w:pPr>
-              <w:jc w:val="left"/>
-              <w:rPr>
-                <w:rFonts w:eastAsia="Times New Roman" w:cs="Times New Roman"/>
-                <w:sz w:val="24"/>
-                <w:szCs w:val="24"/>
-                <w:lang w:val="ru-RU" w:eastAsia="ru-RU"/>
-              </w:rPr>
-            </w:pPr>
-            <w:r>
-              <w:rPr>
-                <w:rFonts w:eastAsia="Times New Roman" w:cs="Times New Roman"/>
-                <w:sz w:val="24"/>
-                <w:szCs w:val="24"/>
-                <w:lang w:val="ru-RU" w:eastAsia="ru-RU"/>
-              </w:rPr>
-              <w:t>Получение активных (не истёкших) лицензий</w:t>
-            </w:r>
-          </w:p>
-        </w:tc>
-        <w:tc>
-          <w:tcPr>
-            <w:tcW w:w="1446" w:type="dxa"/>
-            <w:hideMark/>
-          </w:tcPr>
-          <w:p>
-            <w:pPr>
-              <w:jc w:val="left"/>
-              <w:rPr>
-                <w:rFonts w:eastAsia="Times New Roman" w:cs="Times New Roman"/>
-                <w:sz w:val="24"/>
-                <w:szCs w:val="24"/>
-                <w:lang w:val="ru-RU" w:eastAsia="ru-RU"/>
-              </w:rPr>
-            </w:pPr>
-            <w:proofErr w:type="spellStart"/>
-            <w:r>
-              <w:rPr>
-                <w:rFonts w:eastAsia="Times New Roman" w:cs="Times New Roman"/>
-                <w:sz w:val="24"/>
-                <w:szCs w:val="24"/>
-                <w:lang w:val="ru-RU" w:eastAsia="ru-RU"/>
-              </w:rPr>
-              <w:t>Licenses</w:t>
-            </w:r>
-            <w:proofErr w:type="spellEnd"/>
-          </w:p>
-        </w:tc>
-      </w:tr>
-      <w:tr>
-        <w:tc>
-          <w:tcPr>
-            <w:tcW w:w="1838" w:type="dxa"/>
-            <w:hideMark/>
-          </w:tcPr>
-          <w:p>
-            <w:pPr>
-              <w:jc w:val="left"/>
-              <w:rPr>
-                <w:rFonts w:eastAsia="Times New Roman" w:cs="Times New Roman"/>
-                <w:sz w:val="24"/>
-                <w:szCs w:val="24"/>
-                <w:lang w:val="ru-RU" w:eastAsia="ru-RU"/>
-              </w:rPr>
-            </w:pPr>
-            <w:r>
-              <w:rPr>
-                <w:rFonts w:eastAsia="Times New Roman" w:cs="Times New Roman"/>
-                <w:sz w:val="24"/>
-                <w:szCs w:val="24"/>
-                <w:lang w:val="ru-RU" w:eastAsia="ru-RU"/>
-              </w:rPr>
-              <w:t>Индекс</w:t>
-            </w:r>
-          </w:p>
-        </w:tc>
-        <w:tc>
-          <w:tcPr>
-            <w:tcW w:w="2835" w:type="dxa"/>
-            <w:hideMark/>
-          </w:tcPr>
-          <w:p>
-            <w:pPr>
-              <w:jc w:val="left"/>
-              <w:rPr>
-                <w:rFonts w:eastAsia="Times New Roman" w:cs="Times New Roman"/>
-                <w:sz w:val="24"/>
-                <w:szCs w:val="24"/>
-                <w:lang w:val="ru-RU" w:eastAsia="ru-RU"/>
-              </w:rPr>
-            </w:pPr>
-            <w:proofErr w:type="spellStart"/>
-            <w:r>
-              <w:rPr>
-                <w:rFonts w:eastAsia="Times New Roman" w:cs="Times New Roman"/>
-                <w:sz w:val="24"/>
-                <w:szCs w:val="24"/>
-                <w:lang w:val="ru-RU" w:eastAsia="ru-RU"/>
-              </w:rPr>
-              <w:t>idx_Licenses_ProductPurchase</w:t>
-            </w:r>
-            <w:proofErr w:type="spellEnd"/>
-          </w:p>
-        </w:tc>
-        <w:tc>
-          <w:tcPr>
-            <w:tcW w:w="3226" w:type="dxa"/>
-            <w:hideMark/>
-          </w:tcPr>
-          <w:p>
-            <w:pPr>
-              <w:jc w:val="left"/>
-              <w:rPr>
-                <w:rFonts w:eastAsia="Times New Roman" w:cs="Times New Roman"/>
-                <w:sz w:val="24"/>
-                <w:szCs w:val="24"/>
-                <w:lang w:val="ru-RU" w:eastAsia="ru-RU"/>
-              </w:rPr>
-            </w:pPr>
-            <w:r>
-              <w:rPr>
-                <w:rFonts w:eastAsia="Times New Roman" w:cs="Times New Roman"/>
-                <w:sz w:val="24"/>
-                <w:szCs w:val="24"/>
-                <w:lang w:val="ru-RU" w:eastAsia="ru-RU"/>
-              </w:rPr>
-              <w:t>Ускорение агрегации лицензий по продукту и дате закупки</w:t>
-            </w:r>
-          </w:p>
-        </w:tc>
-        <w:tc>
-          <w:tcPr>
-            <w:tcW w:w="1446" w:type="dxa"/>
-            <w:hideMark/>
-          </w:tcPr>
-          <w:p>
-            <w:pPr>
-              <w:jc w:val="left"/>
-              <w:rPr>
-                <w:rFonts w:eastAsia="Times New Roman" w:cs="Times New Roman"/>
-                <w:sz w:val="24"/>
-                <w:szCs w:val="24"/>
-                <w:lang w:val="ru-RU" w:eastAsia="ru-RU"/>
-              </w:rPr>
-            </w:pPr>
-            <w:proofErr w:type="spellStart"/>
-            <w:r>
-              <w:rPr>
-                <w:rFonts w:eastAsia="Times New Roman" w:cs="Times New Roman"/>
-                <w:sz w:val="24"/>
-                <w:szCs w:val="24"/>
-                <w:lang w:val="ru-RU" w:eastAsia="ru-RU"/>
-              </w:rPr>
-              <w:t>Licenses</w:t>
-            </w:r>
-            <w:proofErr w:type="spellEnd"/>
-          </w:p>
-        </w:tc>
-      </w:tr>
-      <w:tr>
-        <w:tc>
-          <w:tcPr>
-            <w:tcW w:w="1838" w:type="dxa"/>
-            <w:hideMark/>
-          </w:tcPr>
-          <w:p>
-            <w:pPr>
-              <w:jc w:val="left"/>
-              <w:rPr>
-                <w:rFonts w:eastAsia="Times New Roman" w:cs="Times New Roman"/>
-                <w:sz w:val="24"/>
-                <w:szCs w:val="24"/>
-                <w:lang w:val="ru-RU" w:eastAsia="ru-RU"/>
-              </w:rPr>
-            </w:pPr>
-            <w:r>
-              <w:rPr>
-                <w:rFonts w:eastAsia="Times New Roman" w:cs="Times New Roman"/>
-                <w:sz w:val="24"/>
-                <w:szCs w:val="24"/>
-                <w:lang w:val="ru-RU" w:eastAsia="ru-RU"/>
-              </w:rPr>
-              <w:t>Индекс</w:t>
-            </w:r>
-          </w:p>
-        </w:tc>
-        <w:tc>
-          <w:tcPr>
-            <w:tcW w:w="2835" w:type="dxa"/>
-            <w:hideMark/>
-          </w:tcPr>
-          <w:p>
-            <w:pPr>
-              <w:jc w:val="left"/>
-              <w:rPr>
-                <w:rFonts w:eastAsia="Times New Roman" w:cs="Times New Roman"/>
-                <w:sz w:val="24"/>
-                <w:szCs w:val="24"/>
-                <w:lang w:val="ru-RU" w:eastAsia="ru-RU"/>
-              </w:rPr>
-            </w:pPr>
-            <w:proofErr w:type="spellStart"/>
-            <w:r>
-              <w:rPr>
-                <w:rFonts w:eastAsia="Times New Roman" w:cs="Times New Roman"/>
-                <w:sz w:val="24"/>
-                <w:szCs w:val="24"/>
-                <w:lang w:val="ru-RU" w:eastAsia="ru-RU"/>
-              </w:rPr>
-              <w:t>idx_Installations_DeviceLicenseDate</w:t>
-            </w:r>
-            <w:proofErr w:type="spellEnd"/>
-          </w:p>
-        </w:tc>
-        <w:tc>
-          <w:tcPr>
-            <w:tcW w:w="3226" w:type="dxa"/>
-            <w:hideMark/>
-          </w:tcPr>
-          <w:p>
-            <w:pPr>
-              <w:jc w:val="left"/>
-              <w:rPr>
-                <w:rFonts w:eastAsia="Times New Roman" w:cs="Times New Roman"/>
-                <w:sz w:val="24"/>
-                <w:szCs w:val="24"/>
-                <w:lang w:val="ru-RU" w:eastAsia="ru-RU"/>
-              </w:rPr>
-            </w:pPr>
-            <w:r>
-              <w:rPr>
-                <w:rFonts w:eastAsia="Times New Roman" w:cs="Times New Roman"/>
-                <w:sz w:val="24"/>
-                <w:szCs w:val="24"/>
-                <w:lang w:val="ru-RU" w:eastAsia="ru-RU"/>
-              </w:rPr>
-              <w:t>Ускорение поиска по устройствам, лицензиям и дате активности</w:t>
-            </w:r>
-          </w:p>
-        </w:tc>
-        <w:tc>
-          <w:tcPr>
-            <w:tcW w:w="1446" w:type="dxa"/>
-            <w:hideMark/>
-          </w:tcPr>
-          <w:p>
-            <w:pPr>
-              <w:jc w:val="left"/>
-              <w:rPr>
-                <w:rFonts w:eastAsia="Times New Roman" w:cs="Times New Roman"/>
-                <w:sz w:val="24"/>
-                <w:szCs w:val="24"/>
-                <w:lang w:val="ru-RU" w:eastAsia="ru-RU"/>
-              </w:rPr>
-            </w:pPr>
-            <w:proofErr w:type="spellStart"/>
-            <w:r>
-              <w:rPr>
-                <w:rFonts w:eastAsia="Times New Roman" w:cs="Times New Roman"/>
-                <w:sz w:val="24"/>
-                <w:szCs w:val="24"/>
-                <w:lang w:val="ru-RU" w:eastAsia="ru-RU"/>
-              </w:rPr>
-              <w:t>Installations</w:t>
-            </w:r>
-            <w:proofErr w:type="spellEnd"/>
-            <w:r>
-              <w:rPr>
-                <w:rFonts w:eastAsia="Times New Roman" w:cs="Times New Roman"/>
-                <w:sz w:val="24"/>
-                <w:szCs w:val="24"/>
-                <w:lang w:val="ru-RU" w:eastAsia="ru-RU"/>
-              </w:rPr>
-              <w:t xml:space="preserve">, </w:t>
-            </w:r>
-            <w:proofErr w:type="spellStart"/>
-            <w:r>
-              <w:rPr>
-                <w:rFonts w:eastAsia="Times New Roman" w:cs="Times New Roman"/>
-                <w:sz w:val="24"/>
-                <w:szCs w:val="24"/>
-                <w:lang w:val="ru-RU" w:eastAsia="ru-RU"/>
-              </w:rPr>
-              <w:t>Devices</w:t>
-            </w:r>
-            <w:proofErr w:type="spellEnd"/>
-            <w:r>
-              <w:rPr>
-                <w:rFonts w:eastAsia="Times New Roman" w:cs="Times New Roman"/>
-                <w:sz w:val="24"/>
-                <w:szCs w:val="24"/>
-                <w:lang w:val="ru-RU" w:eastAsia="ru-RU"/>
-              </w:rPr>
-              <w:t xml:space="preserve">, </w:t>
-            </w:r>
-            <w:proofErr w:type="spellStart"/>
-            <w:r>
-              <w:rPr>
-                <w:rFonts w:eastAsia="Times New Roman" w:cs="Times New Roman"/>
-                <w:sz w:val="24"/>
-                <w:szCs w:val="24"/>
-                <w:lang w:val="ru-RU" w:eastAsia="ru-RU"/>
-              </w:rPr>
-              <w:t>Licenses</w:t>
             </w:r>
             <w:proofErr w:type="spellEnd"/>
           </w:p>
@@ -8746,6 +8227,1433 @@
           <w:rFonts w:eastAsiaTheme="majorEastAsia"/>
           <w:sz w:val="28"/>
           <w:szCs w:val="28"/>
+        </w:rPr>
+      </w:pPr>
+    </w:p>
+    <w:p>
+      <w:pPr>
+        <w:pStyle w:val="a9"/>
+        <w:spacing w:before="280"/>
+        <w:rPr>
+          <w:bCs/>
+        </w:rPr>
+      </w:pPr>
+      <w:r>
+        <w:rPr>
+          <w:bCs/>
+        </w:rPr>
+        <w:lastRenderedPageBreak/>
+        <w:t>Продолжение таблицы 1</w:t>
+      </w:r>
+      <w:r>
+        <w:rPr>
+          <w:bCs/>
+        </w:rPr>
+        <w:t>.8</w:t>
+      </w:r>
+    </w:p>
+    <w:tbl>
+      <w:tblPr>
+        <w:tblStyle w:val="a3"/>
+        <w:tblW w:w="9541" w:type="dxa"/>
+        <w:tblLayout w:type="fixed"/>
+        <w:tblCellMar>
+          <w:top w:w="15" w:type="dxa"/>
+          <w:left w:w="15" w:type="dxa"/>
+          <w:bottom w:w="15" w:type="dxa"/>
+          <w:right w:w="15" w:type="dxa"/>
+        </w:tblCellMar>
+        <w:tblLook w:val="04A0" w:firstRow="1" w:lastRow="0" w:firstColumn="1" w:lastColumn="0" w:noHBand="0" w:noVBand="1"/>
+      </w:tblPr>
+      <w:tblGrid>
+        <w:gridCol w:w="1835"/>
+        <w:gridCol w:w="2835"/>
+        <w:gridCol w:w="3260"/>
+        <w:gridCol w:w="1611"/>
+      </w:tblGrid>
+      <w:tr>
+        <w:trPr>
+          <w:trHeight w:val="600"/>
+        </w:trPr>
+        <w:tc>
+          <w:tcPr>
+            <w:tcW w:w="1835" w:type="dxa"/>
+            <w:tcBorders>
+              <w:top w:val="outset" w:sz="6" w:space="0" w:color="auto"/>
+              <w:left w:val="outset" w:sz="6" w:space="0" w:color="auto"/>
+              <w:bottom w:val="outset" w:sz="6" w:space="0" w:color="auto"/>
+              <w:right w:val="outset" w:sz="6" w:space="0" w:color="auto"/>
+            </w:tcBorders>
+          </w:tcPr>
+          <w:p>
+            <w:pPr>
+              <w:jc w:val="center"/>
+              <w:rPr>
+                <w:rFonts w:eastAsia="Times New Roman" w:cs="Times New Roman"/>
+                <w:sz w:val="24"/>
+                <w:szCs w:val="24"/>
+                <w:lang w:val="ru-RU" w:eastAsia="ru-RU"/>
+              </w:rPr>
+            </w:pPr>
+            <w:r>
+              <w:rPr>
+                <w:rFonts w:eastAsia="Times New Roman" w:cs="Times New Roman"/>
+                <w:sz w:val="24"/>
+                <w:szCs w:val="24"/>
+                <w:lang w:val="ru-RU" w:eastAsia="ru-RU"/>
+              </w:rPr>
+              <w:t>Тип объекта</w:t>
+            </w:r>
+          </w:p>
+        </w:tc>
+        <w:tc>
+          <w:tcPr>
+            <w:tcW w:w="2835" w:type="dxa"/>
+            <w:tcBorders>
+              <w:top w:val="outset" w:sz="6" w:space="0" w:color="auto"/>
+              <w:left w:val="outset" w:sz="6" w:space="0" w:color="auto"/>
+              <w:bottom w:val="outset" w:sz="6" w:space="0" w:color="auto"/>
+              <w:right w:val="outset" w:sz="6" w:space="0" w:color="auto"/>
+            </w:tcBorders>
+          </w:tcPr>
+          <w:p>
+            <w:pPr>
+              <w:jc w:val="center"/>
+              <w:rPr>
+                <w:rFonts w:eastAsia="Times New Roman" w:cs="Times New Roman"/>
+                <w:sz w:val="24"/>
+                <w:szCs w:val="24"/>
+                <w:lang w:val="ru-RU" w:eastAsia="ru-RU"/>
+              </w:rPr>
+            </w:pPr>
+            <w:r>
+              <w:rPr>
+                <w:rFonts w:eastAsia="Times New Roman" w:cs="Times New Roman"/>
+                <w:sz w:val="24"/>
+                <w:szCs w:val="24"/>
+                <w:lang w:val="ru-RU" w:eastAsia="ru-RU"/>
+              </w:rPr>
+              <w:t>Наименование</w:t>
+            </w:r>
+          </w:p>
+        </w:tc>
+        <w:tc>
+          <w:tcPr>
+            <w:tcW w:w="3260" w:type="dxa"/>
+            <w:tcBorders>
+              <w:top w:val="outset" w:sz="6" w:space="0" w:color="auto"/>
+              <w:left w:val="outset" w:sz="6" w:space="0" w:color="auto"/>
+              <w:bottom w:val="outset" w:sz="6" w:space="0" w:color="auto"/>
+              <w:right w:val="outset" w:sz="6" w:space="0" w:color="auto"/>
+            </w:tcBorders>
+          </w:tcPr>
+          <w:p>
+            <w:pPr>
+              <w:jc w:val="center"/>
+              <w:rPr>
+                <w:rFonts w:eastAsia="Times New Roman" w:cs="Times New Roman"/>
+                <w:sz w:val="24"/>
+                <w:szCs w:val="24"/>
+                <w:lang w:val="ru-RU" w:eastAsia="ru-RU"/>
+              </w:rPr>
+            </w:pPr>
+            <w:r>
+              <w:rPr>
+                <w:rFonts w:eastAsia="Times New Roman" w:cs="Times New Roman"/>
+                <w:sz w:val="24"/>
+                <w:szCs w:val="24"/>
+                <w:lang w:val="ru-RU" w:eastAsia="ru-RU"/>
+              </w:rPr>
+              <w:t>Назначение</w:t>
+            </w:r>
+          </w:p>
+        </w:tc>
+        <w:tc>
+          <w:tcPr>
+            <w:tcW w:w="1611" w:type="dxa"/>
+            <w:tcBorders>
+              <w:top w:val="outset" w:sz="6" w:space="0" w:color="auto"/>
+              <w:left w:val="outset" w:sz="6" w:space="0" w:color="auto"/>
+              <w:bottom w:val="outset" w:sz="6" w:space="0" w:color="auto"/>
+              <w:right w:val="outset" w:sz="6" w:space="0" w:color="auto"/>
+            </w:tcBorders>
+          </w:tcPr>
+          <w:p>
+            <w:pPr>
+              <w:jc w:val="center"/>
+              <w:rPr>
+                <w:rFonts w:eastAsia="Times New Roman" w:cs="Times New Roman"/>
+                <w:sz w:val="24"/>
+                <w:szCs w:val="24"/>
+                <w:lang w:val="ru-RU" w:eastAsia="ru-RU"/>
+              </w:rPr>
+            </w:pPr>
+            <w:r>
+              <w:rPr>
+                <w:rFonts w:eastAsia="Times New Roman" w:cs="Times New Roman"/>
+                <w:sz w:val="24"/>
+                <w:szCs w:val="24"/>
+                <w:lang w:val="ru-RU" w:eastAsia="ru-RU"/>
+              </w:rPr>
+              <w:t>Зависимые объекты</w:t>
+            </w:r>
+          </w:p>
+        </w:tc>
+      </w:tr>
+      <w:tr>
+        <w:trPr>
+          <w:trHeight w:val="1334"/>
+        </w:trPr>
+        <w:tc>
+          <w:tcPr>
+            <w:tcW w:w="1835" w:type="dxa"/>
+            <w:tcBorders>
+              <w:top w:val="outset" w:sz="6" w:space="0" w:color="auto"/>
+              <w:left w:val="outset" w:sz="6" w:space="0" w:color="auto"/>
+              <w:bottom w:val="outset" w:sz="6" w:space="0" w:color="auto"/>
+              <w:right w:val="outset" w:sz="6" w:space="0" w:color="auto"/>
+            </w:tcBorders>
+          </w:tcPr>
+          <w:p>
+            <w:pPr>
+              <w:jc w:val="left"/>
+              <w:rPr>
+                <w:rFonts w:eastAsia="Times New Roman" w:cs="Times New Roman"/>
+                <w:sz w:val="24"/>
+                <w:szCs w:val="24"/>
+                <w:lang w:val="ru-RU" w:eastAsia="ru-RU"/>
+              </w:rPr>
+            </w:pPr>
+            <w:r>
+              <w:rPr>
+                <w:rFonts w:eastAsia="Times New Roman" w:cs="Times New Roman"/>
+                <w:sz w:val="24"/>
+                <w:szCs w:val="24"/>
+                <w:lang w:val="ru-RU" w:eastAsia="ru-RU"/>
+              </w:rPr>
+              <w:t>Функция</w:t>
+            </w:r>
+          </w:p>
+        </w:tc>
+        <w:tc>
+          <w:tcPr>
+            <w:tcW w:w="2835" w:type="dxa"/>
+            <w:tcBorders>
+              <w:top w:val="outset" w:sz="6" w:space="0" w:color="auto"/>
+              <w:left w:val="outset" w:sz="6" w:space="0" w:color="auto"/>
+              <w:bottom w:val="outset" w:sz="6" w:space="0" w:color="auto"/>
+              <w:right w:val="outset" w:sz="6" w:space="0" w:color="auto"/>
+            </w:tcBorders>
+          </w:tcPr>
+          <w:p>
+            <w:pPr>
+              <w:jc w:val="left"/>
+              <w:rPr>
+                <w:rFonts w:eastAsia="Times New Roman" w:cs="Times New Roman"/>
+                <w:sz w:val="24"/>
+                <w:szCs w:val="24"/>
+                <w:lang w:val="ru-RU" w:eastAsia="ru-RU"/>
+              </w:rPr>
+            </w:pPr>
+            <w:proofErr w:type="spellStart"/>
+            <w:r>
+              <w:rPr>
+                <w:rFonts w:eastAsia="Times New Roman" w:cs="Times New Roman"/>
+                <w:sz w:val="24"/>
+                <w:szCs w:val="24"/>
+                <w:lang w:val="ru-RU" w:eastAsia="ru-RU"/>
+              </w:rPr>
+              <w:t>fn_ProductCategoryUsage</w:t>
+            </w:r>
+            <w:proofErr w:type="spellEnd"/>
+          </w:p>
+        </w:tc>
+        <w:tc>
+          <w:tcPr>
+            <w:tcW w:w="3260" w:type="dxa"/>
+            <w:tcBorders>
+              <w:top w:val="outset" w:sz="6" w:space="0" w:color="auto"/>
+              <w:left w:val="outset" w:sz="6" w:space="0" w:color="auto"/>
+              <w:bottom w:val="outset" w:sz="6" w:space="0" w:color="auto"/>
+              <w:right w:val="outset" w:sz="6" w:space="0" w:color="auto"/>
+            </w:tcBorders>
+          </w:tcPr>
+          <w:p>
+            <w:pPr>
+              <w:jc w:val="left"/>
+              <w:rPr>
+                <w:rFonts w:eastAsia="Times New Roman" w:cs="Times New Roman"/>
+                <w:sz w:val="24"/>
+                <w:szCs w:val="24"/>
+                <w:lang w:val="ru-RU" w:eastAsia="ru-RU"/>
+              </w:rPr>
+            </w:pPr>
+            <w:r>
+              <w:rPr>
+                <w:rFonts w:eastAsia="Times New Roman" w:cs="Times New Roman"/>
+                <w:sz w:val="24"/>
+                <w:szCs w:val="24"/>
+                <w:lang w:val="ru-RU" w:eastAsia="ru-RU"/>
+              </w:rPr>
+              <w:t xml:space="preserve">Суммарное использование ПО </w:t>
+            </w:r>
+            <w:proofErr w:type="spellStart"/>
+            <w:r>
+              <w:rPr>
+                <w:rFonts w:eastAsia="Times New Roman" w:cs="Times New Roman"/>
+                <w:sz w:val="24"/>
+                <w:szCs w:val="24"/>
+                <w:lang w:val="ru-RU" w:eastAsia="ru-RU"/>
+              </w:rPr>
+              <w:t>по</w:t>
+            </w:r>
+            <w:proofErr w:type="spellEnd"/>
+            <w:r>
+              <w:rPr>
+                <w:rFonts w:eastAsia="Times New Roman" w:cs="Times New Roman"/>
+                <w:sz w:val="24"/>
+                <w:szCs w:val="24"/>
+                <w:lang w:val="ru-RU" w:eastAsia="ru-RU"/>
+              </w:rPr>
+              <w:t xml:space="preserve"> категориям</w:t>
+            </w:r>
+          </w:p>
+        </w:tc>
+        <w:tc>
+          <w:tcPr>
+            <w:tcW w:w="1611" w:type="dxa"/>
+            <w:tcBorders>
+              <w:top w:val="outset" w:sz="6" w:space="0" w:color="auto"/>
+              <w:left w:val="outset" w:sz="6" w:space="0" w:color="auto"/>
+              <w:bottom w:val="outset" w:sz="6" w:space="0" w:color="auto"/>
+              <w:right w:val="outset" w:sz="6" w:space="0" w:color="auto"/>
+            </w:tcBorders>
+          </w:tcPr>
+          <w:p>
+            <w:pPr>
+              <w:jc w:val="left"/>
+              <w:rPr>
+                <w:rFonts w:eastAsia="Times New Roman" w:cs="Times New Roman"/>
+                <w:sz w:val="24"/>
+                <w:szCs w:val="24"/>
+                <w:lang w:val="ru-RU" w:eastAsia="ru-RU"/>
+              </w:rPr>
+            </w:pPr>
+            <w:proofErr w:type="spellStart"/>
+            <w:r>
+              <w:rPr>
+                <w:rFonts w:eastAsia="Times New Roman" w:cs="Times New Roman"/>
+                <w:sz w:val="24"/>
+                <w:szCs w:val="24"/>
+                <w:lang w:val="ru-RU" w:eastAsia="ru-RU"/>
+              </w:rPr>
+              <w:t>Installations</w:t>
+            </w:r>
+            <w:proofErr w:type="spellEnd"/>
+            <w:r>
+              <w:rPr>
+                <w:rFonts w:eastAsia="Times New Roman" w:cs="Times New Roman"/>
+                <w:sz w:val="24"/>
+                <w:szCs w:val="24"/>
+                <w:lang w:val="ru-RU" w:eastAsia="ru-RU"/>
+              </w:rPr>
+              <w:t xml:space="preserve">, </w:t>
+            </w:r>
+            <w:proofErr w:type="spellStart"/>
+            <w:r>
+              <w:rPr>
+                <w:rFonts w:eastAsia="Times New Roman" w:cs="Times New Roman"/>
+                <w:sz w:val="24"/>
+                <w:szCs w:val="24"/>
+                <w:lang w:val="ru-RU" w:eastAsia="ru-RU"/>
+              </w:rPr>
+              <w:t>Licenses</w:t>
+            </w:r>
+            <w:proofErr w:type="spellEnd"/>
+            <w:r>
+              <w:rPr>
+                <w:rFonts w:eastAsia="Times New Roman" w:cs="Times New Roman"/>
+                <w:sz w:val="24"/>
+                <w:szCs w:val="24"/>
+                <w:lang w:val="ru-RU" w:eastAsia="ru-RU"/>
+              </w:rPr>
+              <w:t xml:space="preserve">, </w:t>
+            </w:r>
+            <w:proofErr w:type="spellStart"/>
+            <w:r>
+              <w:rPr>
+                <w:rFonts w:eastAsia="Times New Roman" w:cs="Times New Roman"/>
+                <w:sz w:val="24"/>
+                <w:szCs w:val="24"/>
+                <w:lang w:val="ru-RU" w:eastAsia="ru-RU"/>
+              </w:rPr>
+              <w:t>Products</w:t>
+            </w:r>
+            <w:proofErr w:type="spellEnd"/>
+          </w:p>
+        </w:tc>
+      </w:tr>
+      <w:tr>
+        <w:trPr>
+          <w:trHeight w:val="1334"/>
+        </w:trPr>
+        <w:tc>
+          <w:tcPr>
+            <w:tcW w:w="1835" w:type="dxa"/>
+            <w:tcBorders>
+              <w:top w:val="outset" w:sz="6" w:space="0" w:color="auto"/>
+              <w:left w:val="outset" w:sz="6" w:space="0" w:color="auto"/>
+              <w:bottom w:val="outset" w:sz="6" w:space="0" w:color="auto"/>
+              <w:right w:val="outset" w:sz="6" w:space="0" w:color="auto"/>
+            </w:tcBorders>
+            <w:hideMark/>
+          </w:tcPr>
+          <w:p>
+            <w:pPr>
+              <w:jc w:val="left"/>
+              <w:rPr>
+                <w:rFonts w:eastAsia="Times New Roman" w:cs="Times New Roman"/>
+                <w:sz w:val="24"/>
+                <w:szCs w:val="24"/>
+                <w:lang w:val="ru-RU" w:eastAsia="ru-RU"/>
+              </w:rPr>
+            </w:pPr>
+            <w:r>
+              <w:rPr>
+                <w:rFonts w:eastAsia="Times New Roman" w:cs="Times New Roman"/>
+                <w:sz w:val="24"/>
+                <w:szCs w:val="24"/>
+                <w:lang w:val="ru-RU" w:eastAsia="ru-RU"/>
+              </w:rPr>
+              <w:t>Триггер</w:t>
+            </w:r>
+          </w:p>
+        </w:tc>
+        <w:tc>
+          <w:tcPr>
+            <w:tcW w:w="2835" w:type="dxa"/>
+            <w:tcBorders>
+              <w:top w:val="outset" w:sz="6" w:space="0" w:color="auto"/>
+              <w:left w:val="outset" w:sz="6" w:space="0" w:color="auto"/>
+              <w:bottom w:val="outset" w:sz="6" w:space="0" w:color="auto"/>
+              <w:right w:val="outset" w:sz="6" w:space="0" w:color="auto"/>
+            </w:tcBorders>
+            <w:hideMark/>
+          </w:tcPr>
+          <w:p>
+            <w:pPr>
+              <w:jc w:val="left"/>
+              <w:rPr>
+                <w:rFonts w:eastAsia="Times New Roman" w:cs="Times New Roman"/>
+                <w:sz w:val="24"/>
+                <w:szCs w:val="24"/>
+                <w:lang w:val="ru-RU" w:eastAsia="ru-RU"/>
+              </w:rPr>
+            </w:pPr>
+            <w:proofErr w:type="spellStart"/>
+            <w:r>
+              <w:rPr>
+                <w:rFonts w:eastAsia="Times New Roman" w:cs="Times New Roman"/>
+                <w:sz w:val="24"/>
+                <w:szCs w:val="24"/>
+                <w:lang w:val="ru-RU" w:eastAsia="ru-RU"/>
+              </w:rPr>
+              <w:t>tr_UpdateLastActivity</w:t>
+            </w:r>
+            <w:proofErr w:type="spellEnd"/>
+          </w:p>
+        </w:tc>
+        <w:tc>
+          <w:tcPr>
+            <w:tcW w:w="3260" w:type="dxa"/>
+            <w:tcBorders>
+              <w:top w:val="outset" w:sz="6" w:space="0" w:color="auto"/>
+              <w:left w:val="outset" w:sz="6" w:space="0" w:color="auto"/>
+              <w:bottom w:val="outset" w:sz="6" w:space="0" w:color="auto"/>
+              <w:right w:val="outset" w:sz="6" w:space="0" w:color="auto"/>
+            </w:tcBorders>
+            <w:hideMark/>
+          </w:tcPr>
+          <w:p>
+            <w:pPr>
+              <w:jc w:val="left"/>
+              <w:rPr>
+                <w:rFonts w:eastAsia="Times New Roman" w:cs="Times New Roman"/>
+                <w:sz w:val="24"/>
+                <w:szCs w:val="24"/>
+                <w:lang w:val="ru-RU" w:eastAsia="ru-RU"/>
+              </w:rPr>
+            </w:pPr>
+            <w:r>
+              <w:rPr>
+                <w:rFonts w:eastAsia="Times New Roman" w:cs="Times New Roman"/>
+                <w:sz w:val="24"/>
+                <w:szCs w:val="24"/>
+                <w:lang w:val="ru-RU" w:eastAsia="ru-RU"/>
+              </w:rPr>
+              <w:t>Автоматическое обновление даты последней активности лицензии при вставке или обновлении</w:t>
+            </w:r>
+          </w:p>
+        </w:tc>
+        <w:tc>
+          <w:tcPr>
+            <w:tcW w:w="1611" w:type="dxa"/>
+            <w:tcBorders>
+              <w:top w:val="outset" w:sz="6" w:space="0" w:color="auto"/>
+              <w:left w:val="outset" w:sz="6" w:space="0" w:color="auto"/>
+              <w:bottom w:val="outset" w:sz="6" w:space="0" w:color="auto"/>
+              <w:right w:val="outset" w:sz="6" w:space="0" w:color="auto"/>
+            </w:tcBorders>
+            <w:hideMark/>
+          </w:tcPr>
+          <w:p>
+            <w:pPr>
+              <w:jc w:val="left"/>
+              <w:rPr>
+                <w:rFonts w:eastAsia="Times New Roman" w:cs="Times New Roman"/>
+                <w:sz w:val="24"/>
+                <w:szCs w:val="24"/>
+                <w:lang w:val="ru-RU" w:eastAsia="ru-RU"/>
+              </w:rPr>
+            </w:pPr>
+            <w:proofErr w:type="spellStart"/>
+            <w:r>
+              <w:rPr>
+                <w:rFonts w:eastAsia="Times New Roman" w:cs="Times New Roman"/>
+                <w:sz w:val="24"/>
+                <w:szCs w:val="24"/>
+                <w:lang w:val="ru-RU" w:eastAsia="ru-RU"/>
+              </w:rPr>
+              <w:t>Installations</w:t>
+            </w:r>
+            <w:proofErr w:type="spellEnd"/>
+          </w:p>
+        </w:tc>
+      </w:tr>
+      <w:tr>
+        <w:trPr>
+          <w:trHeight w:val="795"/>
+        </w:trPr>
+        <w:tc>
+          <w:tcPr>
+            <w:tcW w:w="1835" w:type="dxa"/>
+            <w:tcBorders>
+              <w:top w:val="nil"/>
+              <w:left w:val="outset" w:sz="6" w:space="0" w:color="auto"/>
+              <w:bottom w:val="outset" w:sz="6" w:space="0" w:color="auto"/>
+              <w:right w:val="outset" w:sz="6" w:space="0" w:color="auto"/>
+            </w:tcBorders>
+            <w:hideMark/>
+          </w:tcPr>
+          <w:p>
+            <w:pPr>
+              <w:jc w:val="left"/>
+              <w:rPr>
+                <w:sz w:val="24"/>
+                <w:szCs w:val="24"/>
+              </w:rPr>
+            </w:pPr>
+            <w:proofErr w:type="spellStart"/>
+            <w:r>
+              <w:rPr>
+                <w:sz w:val="24"/>
+                <w:szCs w:val="24"/>
+              </w:rPr>
+              <w:t>Функция</w:t>
+            </w:r>
+            <w:proofErr w:type="spellEnd"/>
+          </w:p>
+        </w:tc>
+        <w:tc>
+          <w:tcPr>
+            <w:tcW w:w="2835" w:type="dxa"/>
+            <w:tcBorders>
+              <w:top w:val="nil"/>
+              <w:left w:val="outset" w:sz="6" w:space="0" w:color="auto"/>
+              <w:bottom w:val="outset" w:sz="6" w:space="0" w:color="auto"/>
+              <w:right w:val="outset" w:sz="6" w:space="0" w:color="auto"/>
+            </w:tcBorders>
+            <w:hideMark/>
+          </w:tcPr>
+          <w:p>
+            <w:pPr>
+              <w:jc w:val="left"/>
+              <w:rPr>
+                <w:sz w:val="24"/>
+                <w:szCs w:val="24"/>
+              </w:rPr>
+            </w:pPr>
+            <w:proofErr w:type="spellStart"/>
+            <w:r>
+              <w:rPr>
+                <w:sz w:val="24"/>
+                <w:szCs w:val="24"/>
+              </w:rPr>
+              <w:t>fn_GetLicensesByProduct</w:t>
+            </w:r>
+            <w:proofErr w:type="spellEnd"/>
+          </w:p>
+        </w:tc>
+        <w:tc>
+          <w:tcPr>
+            <w:tcW w:w="3260" w:type="dxa"/>
+            <w:tcBorders>
+              <w:top w:val="nil"/>
+              <w:left w:val="outset" w:sz="6" w:space="0" w:color="auto"/>
+              <w:bottom w:val="outset" w:sz="6" w:space="0" w:color="auto"/>
+              <w:right w:val="outset" w:sz="6" w:space="0" w:color="auto"/>
+            </w:tcBorders>
+            <w:hideMark/>
+          </w:tcPr>
+          <w:p>
+            <w:pPr>
+              <w:jc w:val="left"/>
+              <w:rPr>
+                <w:sz w:val="24"/>
+                <w:szCs w:val="24"/>
+                <w:lang w:val="ru-RU"/>
+              </w:rPr>
+            </w:pPr>
+            <w:r>
+              <w:rPr>
+                <w:sz w:val="24"/>
+                <w:szCs w:val="24"/>
+                <w:lang w:val="ru-RU"/>
+              </w:rPr>
+              <w:t>Получение всех лицензий для продукта</w:t>
+            </w:r>
+          </w:p>
+        </w:tc>
+        <w:tc>
+          <w:tcPr>
+            <w:tcW w:w="1611" w:type="dxa"/>
+            <w:tcBorders>
+              <w:top w:val="nil"/>
+              <w:left w:val="outset" w:sz="6" w:space="0" w:color="auto"/>
+              <w:bottom w:val="outset" w:sz="6" w:space="0" w:color="auto"/>
+              <w:right w:val="outset" w:sz="6" w:space="0" w:color="auto"/>
+            </w:tcBorders>
+            <w:hideMark/>
+          </w:tcPr>
+          <w:p>
+            <w:pPr>
+              <w:jc w:val="left"/>
+              <w:rPr>
+                <w:sz w:val="24"/>
+                <w:szCs w:val="24"/>
+              </w:rPr>
+            </w:pPr>
+            <w:r>
+              <w:rPr>
+                <w:sz w:val="24"/>
+                <w:szCs w:val="24"/>
+              </w:rPr>
+              <w:t>Licenses, Products</w:t>
+            </w:r>
+          </w:p>
+        </w:tc>
+      </w:tr>
+      <w:tr>
+        <w:trPr>
+          <w:trHeight w:val="807"/>
+        </w:trPr>
+        <w:tc>
+          <w:tcPr>
+            <w:tcW w:w="1835" w:type="dxa"/>
+            <w:tcBorders>
+              <w:top w:val="nil"/>
+              <w:left w:val="outset" w:sz="6" w:space="0" w:color="auto"/>
+              <w:bottom w:val="outset" w:sz="6" w:space="0" w:color="auto"/>
+              <w:right w:val="outset" w:sz="6" w:space="0" w:color="auto"/>
+            </w:tcBorders>
+            <w:hideMark/>
+          </w:tcPr>
+          <w:p>
+            <w:pPr>
+              <w:jc w:val="left"/>
+              <w:rPr>
+                <w:sz w:val="24"/>
+                <w:szCs w:val="24"/>
+              </w:rPr>
+            </w:pPr>
+            <w:proofErr w:type="spellStart"/>
+            <w:r>
+              <w:rPr>
+                <w:sz w:val="24"/>
+                <w:szCs w:val="24"/>
+              </w:rPr>
+              <w:t>Функция</w:t>
+            </w:r>
+            <w:proofErr w:type="spellEnd"/>
+          </w:p>
+        </w:tc>
+        <w:tc>
+          <w:tcPr>
+            <w:tcW w:w="2835" w:type="dxa"/>
+            <w:tcBorders>
+              <w:top w:val="nil"/>
+              <w:left w:val="outset" w:sz="6" w:space="0" w:color="auto"/>
+              <w:bottom w:val="outset" w:sz="6" w:space="0" w:color="auto"/>
+              <w:right w:val="outset" w:sz="6" w:space="0" w:color="auto"/>
+            </w:tcBorders>
+            <w:hideMark/>
+          </w:tcPr>
+          <w:p>
+            <w:pPr>
+              <w:jc w:val="left"/>
+              <w:rPr>
+                <w:sz w:val="24"/>
+                <w:szCs w:val="24"/>
+              </w:rPr>
+            </w:pPr>
+            <w:proofErr w:type="spellStart"/>
+            <w:r>
+              <w:rPr>
+                <w:sz w:val="24"/>
+                <w:szCs w:val="24"/>
+              </w:rPr>
+              <w:t>fn_GetDevicesByLocation</w:t>
+            </w:r>
+            <w:proofErr w:type="spellEnd"/>
+          </w:p>
+        </w:tc>
+        <w:tc>
+          <w:tcPr>
+            <w:tcW w:w="3260" w:type="dxa"/>
+            <w:tcBorders>
+              <w:top w:val="nil"/>
+              <w:left w:val="outset" w:sz="6" w:space="0" w:color="auto"/>
+              <w:bottom w:val="outset" w:sz="6" w:space="0" w:color="auto"/>
+              <w:right w:val="outset" w:sz="6" w:space="0" w:color="auto"/>
+            </w:tcBorders>
+            <w:hideMark/>
+          </w:tcPr>
+          <w:p>
+            <w:pPr>
+              <w:jc w:val="left"/>
+              <w:rPr>
+                <w:sz w:val="24"/>
+                <w:szCs w:val="24"/>
+              </w:rPr>
+            </w:pPr>
+            <w:proofErr w:type="spellStart"/>
+            <w:r>
+              <w:rPr>
+                <w:sz w:val="24"/>
+                <w:szCs w:val="24"/>
+              </w:rPr>
+              <w:t>Получение</w:t>
+            </w:r>
+            <w:proofErr w:type="spellEnd"/>
+            <w:r>
+              <w:rPr>
+                <w:sz w:val="24"/>
+                <w:szCs w:val="24"/>
+              </w:rPr>
+              <w:t xml:space="preserve"> </w:t>
+            </w:r>
+            <w:proofErr w:type="spellStart"/>
+            <w:r>
+              <w:rPr>
+                <w:sz w:val="24"/>
+                <w:szCs w:val="24"/>
+              </w:rPr>
+              <w:t>устройств</w:t>
+            </w:r>
+            <w:proofErr w:type="spellEnd"/>
+            <w:r>
+              <w:rPr>
+                <w:sz w:val="24"/>
+                <w:szCs w:val="24"/>
+              </w:rPr>
+              <w:t xml:space="preserve"> </w:t>
+            </w:r>
+            <w:proofErr w:type="spellStart"/>
+            <w:r>
+              <w:rPr>
+                <w:sz w:val="24"/>
+                <w:szCs w:val="24"/>
+              </w:rPr>
+              <w:t>по</w:t>
+            </w:r>
+            <w:proofErr w:type="spellEnd"/>
+            <w:r>
+              <w:rPr>
+                <w:sz w:val="24"/>
+                <w:szCs w:val="24"/>
+              </w:rPr>
+              <w:t xml:space="preserve"> </w:t>
+            </w:r>
+            <w:proofErr w:type="spellStart"/>
+            <w:r>
+              <w:rPr>
+                <w:sz w:val="24"/>
+                <w:szCs w:val="24"/>
+              </w:rPr>
+              <w:t>локации</w:t>
+            </w:r>
+            <w:proofErr w:type="spellEnd"/>
+          </w:p>
+        </w:tc>
+        <w:tc>
+          <w:tcPr>
+            <w:tcW w:w="1611" w:type="dxa"/>
+            <w:tcBorders>
+              <w:top w:val="nil"/>
+              <w:left w:val="outset" w:sz="6" w:space="0" w:color="auto"/>
+              <w:bottom w:val="outset" w:sz="6" w:space="0" w:color="auto"/>
+              <w:right w:val="outset" w:sz="6" w:space="0" w:color="auto"/>
+            </w:tcBorders>
+            <w:hideMark/>
+          </w:tcPr>
+          <w:p>
+            <w:pPr>
+              <w:jc w:val="left"/>
+              <w:rPr>
+                <w:sz w:val="24"/>
+                <w:szCs w:val="24"/>
+              </w:rPr>
+            </w:pPr>
+            <w:r>
+              <w:rPr>
+                <w:sz w:val="24"/>
+                <w:szCs w:val="24"/>
+              </w:rPr>
+              <w:t>Devices, Locations</w:t>
+            </w:r>
+          </w:p>
+        </w:tc>
+      </w:tr>
+      <w:tr>
+        <w:trPr>
+          <w:trHeight w:val="795"/>
+        </w:trPr>
+        <w:tc>
+          <w:tcPr>
+            <w:tcW w:w="1835" w:type="dxa"/>
+            <w:tcBorders>
+              <w:top w:val="nil"/>
+              <w:left w:val="outset" w:sz="6" w:space="0" w:color="auto"/>
+              <w:bottom w:val="outset" w:sz="6" w:space="0" w:color="auto"/>
+              <w:right w:val="outset" w:sz="6" w:space="0" w:color="auto"/>
+            </w:tcBorders>
+            <w:hideMark/>
+          </w:tcPr>
+          <w:p>
+            <w:pPr>
+              <w:jc w:val="left"/>
+              <w:rPr>
+                <w:sz w:val="24"/>
+                <w:szCs w:val="24"/>
+              </w:rPr>
+            </w:pPr>
+            <w:proofErr w:type="spellStart"/>
+            <w:r>
+              <w:rPr>
+                <w:sz w:val="24"/>
+                <w:szCs w:val="24"/>
+              </w:rPr>
+              <w:t>Функция</w:t>
+            </w:r>
+            <w:proofErr w:type="spellEnd"/>
+          </w:p>
+        </w:tc>
+        <w:tc>
+          <w:tcPr>
+            <w:tcW w:w="2835" w:type="dxa"/>
+            <w:tcBorders>
+              <w:top w:val="nil"/>
+              <w:left w:val="outset" w:sz="6" w:space="0" w:color="auto"/>
+              <w:bottom w:val="outset" w:sz="6" w:space="0" w:color="auto"/>
+              <w:right w:val="outset" w:sz="6" w:space="0" w:color="auto"/>
+            </w:tcBorders>
+            <w:hideMark/>
+          </w:tcPr>
+          <w:p>
+            <w:pPr>
+              <w:jc w:val="left"/>
+              <w:rPr>
+                <w:sz w:val="24"/>
+                <w:szCs w:val="24"/>
+              </w:rPr>
+            </w:pPr>
+            <w:proofErr w:type="spellStart"/>
+            <w:r>
+              <w:rPr>
+                <w:sz w:val="24"/>
+                <w:szCs w:val="24"/>
+              </w:rPr>
+              <w:t>fn_GetInstallationsByDevice</w:t>
+            </w:r>
+            <w:proofErr w:type="spellEnd"/>
+          </w:p>
+        </w:tc>
+        <w:tc>
+          <w:tcPr>
+            <w:tcW w:w="3260" w:type="dxa"/>
+            <w:tcBorders>
+              <w:top w:val="nil"/>
+              <w:left w:val="outset" w:sz="6" w:space="0" w:color="auto"/>
+              <w:bottom w:val="outset" w:sz="6" w:space="0" w:color="auto"/>
+              <w:right w:val="outset" w:sz="6" w:space="0" w:color="auto"/>
+            </w:tcBorders>
+            <w:hideMark/>
+          </w:tcPr>
+          <w:p>
+            <w:pPr>
+              <w:jc w:val="left"/>
+              <w:rPr>
+                <w:sz w:val="24"/>
+                <w:szCs w:val="24"/>
+              </w:rPr>
+            </w:pPr>
+            <w:proofErr w:type="spellStart"/>
+            <w:r>
+              <w:rPr>
+                <w:sz w:val="24"/>
+                <w:szCs w:val="24"/>
+              </w:rPr>
+              <w:t>Получение</w:t>
+            </w:r>
+            <w:proofErr w:type="spellEnd"/>
+            <w:r>
+              <w:rPr>
+                <w:sz w:val="24"/>
+                <w:szCs w:val="24"/>
+              </w:rPr>
+              <w:t xml:space="preserve"> </w:t>
+            </w:r>
+            <w:proofErr w:type="spellStart"/>
+            <w:r>
+              <w:rPr>
+                <w:sz w:val="24"/>
+                <w:szCs w:val="24"/>
+              </w:rPr>
+              <w:t>установок</w:t>
+            </w:r>
+            <w:proofErr w:type="spellEnd"/>
+            <w:r>
+              <w:rPr>
+                <w:sz w:val="24"/>
+                <w:szCs w:val="24"/>
+              </w:rPr>
+              <w:t xml:space="preserve"> </w:t>
+            </w:r>
+            <w:proofErr w:type="spellStart"/>
+            <w:r>
+              <w:rPr>
+                <w:sz w:val="24"/>
+                <w:szCs w:val="24"/>
+              </w:rPr>
+              <w:t>по</w:t>
+            </w:r>
+            <w:proofErr w:type="spellEnd"/>
+            <w:r>
+              <w:rPr>
+                <w:sz w:val="24"/>
+                <w:szCs w:val="24"/>
+              </w:rPr>
+              <w:t xml:space="preserve"> </w:t>
+            </w:r>
+            <w:proofErr w:type="spellStart"/>
+            <w:r>
+              <w:rPr>
+                <w:sz w:val="24"/>
+                <w:szCs w:val="24"/>
+              </w:rPr>
+              <w:t>устройству</w:t>
+            </w:r>
+            <w:proofErr w:type="spellEnd"/>
+          </w:p>
+        </w:tc>
+        <w:tc>
+          <w:tcPr>
+            <w:tcW w:w="1611" w:type="dxa"/>
+            <w:tcBorders>
+              <w:top w:val="nil"/>
+              <w:left w:val="outset" w:sz="6" w:space="0" w:color="auto"/>
+              <w:bottom w:val="outset" w:sz="6" w:space="0" w:color="auto"/>
+              <w:right w:val="outset" w:sz="6" w:space="0" w:color="auto"/>
+            </w:tcBorders>
+            <w:hideMark/>
+          </w:tcPr>
+          <w:p>
+            <w:pPr>
+              <w:jc w:val="left"/>
+              <w:rPr>
+                <w:sz w:val="24"/>
+                <w:szCs w:val="24"/>
+              </w:rPr>
+            </w:pPr>
+            <w:r>
+              <w:rPr>
+                <w:sz w:val="24"/>
+                <w:szCs w:val="24"/>
+              </w:rPr>
+              <w:t>Installations, Devices, Licenses</w:t>
+            </w:r>
+          </w:p>
+        </w:tc>
+      </w:tr>
+      <w:tr>
+        <w:trPr>
+          <w:trHeight w:val="807"/>
+        </w:trPr>
+        <w:tc>
+          <w:tcPr>
+            <w:tcW w:w="1835" w:type="dxa"/>
+            <w:tcBorders>
+              <w:top w:val="nil"/>
+              <w:left w:val="outset" w:sz="6" w:space="0" w:color="auto"/>
+              <w:bottom w:val="outset" w:sz="6" w:space="0" w:color="auto"/>
+              <w:right w:val="outset" w:sz="6" w:space="0" w:color="auto"/>
+            </w:tcBorders>
+            <w:hideMark/>
+          </w:tcPr>
+          <w:p>
+            <w:pPr>
+              <w:jc w:val="left"/>
+              <w:rPr>
+                <w:sz w:val="24"/>
+                <w:szCs w:val="24"/>
+              </w:rPr>
+            </w:pPr>
+            <w:proofErr w:type="spellStart"/>
+            <w:r>
+              <w:rPr>
+                <w:sz w:val="24"/>
+                <w:szCs w:val="24"/>
+              </w:rPr>
+              <w:t>Функция</w:t>
+            </w:r>
+            <w:proofErr w:type="spellEnd"/>
+          </w:p>
+        </w:tc>
+        <w:tc>
+          <w:tcPr>
+            <w:tcW w:w="2835" w:type="dxa"/>
+            <w:tcBorders>
+              <w:top w:val="nil"/>
+              <w:left w:val="outset" w:sz="6" w:space="0" w:color="auto"/>
+              <w:bottom w:val="outset" w:sz="6" w:space="0" w:color="auto"/>
+              <w:right w:val="outset" w:sz="6" w:space="0" w:color="auto"/>
+            </w:tcBorders>
+            <w:hideMark/>
+          </w:tcPr>
+          <w:p>
+            <w:pPr>
+              <w:jc w:val="left"/>
+              <w:rPr>
+                <w:sz w:val="24"/>
+                <w:szCs w:val="24"/>
+              </w:rPr>
+            </w:pPr>
+            <w:proofErr w:type="spellStart"/>
+            <w:r>
+              <w:rPr>
+                <w:sz w:val="24"/>
+                <w:szCs w:val="24"/>
+              </w:rPr>
+              <w:t>fn_GetRequestsByProduct</w:t>
+            </w:r>
+            <w:proofErr w:type="spellEnd"/>
+          </w:p>
+        </w:tc>
+        <w:tc>
+          <w:tcPr>
+            <w:tcW w:w="3260" w:type="dxa"/>
+            <w:tcBorders>
+              <w:top w:val="nil"/>
+              <w:left w:val="outset" w:sz="6" w:space="0" w:color="auto"/>
+              <w:bottom w:val="outset" w:sz="6" w:space="0" w:color="auto"/>
+              <w:right w:val="outset" w:sz="6" w:space="0" w:color="auto"/>
+            </w:tcBorders>
+            <w:hideMark/>
+          </w:tcPr>
+          <w:p>
+            <w:pPr>
+              <w:jc w:val="left"/>
+              <w:rPr>
+                <w:sz w:val="24"/>
+                <w:szCs w:val="24"/>
+              </w:rPr>
+            </w:pPr>
+            <w:proofErr w:type="spellStart"/>
+            <w:r>
+              <w:rPr>
+                <w:sz w:val="24"/>
+                <w:szCs w:val="24"/>
+              </w:rPr>
+              <w:t>Получение</w:t>
+            </w:r>
+            <w:proofErr w:type="spellEnd"/>
+            <w:r>
+              <w:rPr>
+                <w:sz w:val="24"/>
+                <w:szCs w:val="24"/>
+              </w:rPr>
+              <w:t xml:space="preserve"> </w:t>
+            </w:r>
+            <w:proofErr w:type="spellStart"/>
+            <w:r>
+              <w:rPr>
+                <w:sz w:val="24"/>
+                <w:szCs w:val="24"/>
+              </w:rPr>
+              <w:t>заявок</w:t>
+            </w:r>
+            <w:proofErr w:type="spellEnd"/>
+            <w:r>
+              <w:rPr>
+                <w:sz w:val="24"/>
+                <w:szCs w:val="24"/>
+              </w:rPr>
+              <w:t xml:space="preserve"> </w:t>
+            </w:r>
+            <w:proofErr w:type="spellStart"/>
+            <w:r>
+              <w:rPr>
+                <w:sz w:val="24"/>
+                <w:szCs w:val="24"/>
+              </w:rPr>
+              <w:t>по</w:t>
+            </w:r>
+            <w:proofErr w:type="spellEnd"/>
+            <w:r>
+              <w:rPr>
+                <w:sz w:val="24"/>
+                <w:szCs w:val="24"/>
+              </w:rPr>
+              <w:t xml:space="preserve"> </w:t>
+            </w:r>
+            <w:proofErr w:type="spellStart"/>
+            <w:r>
+              <w:rPr>
+                <w:sz w:val="24"/>
+                <w:szCs w:val="24"/>
+              </w:rPr>
+              <w:t>продукту</w:t>
+            </w:r>
+            <w:proofErr w:type="spellEnd"/>
+          </w:p>
+        </w:tc>
+        <w:tc>
+          <w:tcPr>
+            <w:tcW w:w="1611" w:type="dxa"/>
+            <w:tcBorders>
+              <w:top w:val="nil"/>
+              <w:left w:val="outset" w:sz="6" w:space="0" w:color="auto"/>
+              <w:bottom w:val="outset" w:sz="6" w:space="0" w:color="auto"/>
+              <w:right w:val="outset" w:sz="6" w:space="0" w:color="auto"/>
+            </w:tcBorders>
+            <w:hideMark/>
+          </w:tcPr>
+          <w:p>
+            <w:pPr>
+              <w:jc w:val="left"/>
+              <w:rPr>
+                <w:sz w:val="24"/>
+                <w:szCs w:val="24"/>
+              </w:rPr>
+            </w:pPr>
+            <w:r>
+              <w:rPr>
+                <w:sz w:val="24"/>
+                <w:szCs w:val="24"/>
+              </w:rPr>
+              <w:t>Requests, Products</w:t>
+            </w:r>
+          </w:p>
+        </w:tc>
+      </w:tr>
+      <w:tr>
+        <w:trPr>
+          <w:trHeight w:val="795"/>
+        </w:trPr>
+        <w:tc>
+          <w:tcPr>
+            <w:tcW w:w="1835" w:type="dxa"/>
+            <w:tcBorders>
+              <w:top w:val="nil"/>
+              <w:left w:val="outset" w:sz="6" w:space="0" w:color="auto"/>
+              <w:bottom w:val="outset" w:sz="6" w:space="0" w:color="auto"/>
+              <w:right w:val="outset" w:sz="6" w:space="0" w:color="auto"/>
+            </w:tcBorders>
+            <w:hideMark/>
+          </w:tcPr>
+          <w:p>
+            <w:pPr>
+              <w:jc w:val="left"/>
+              <w:rPr>
+                <w:sz w:val="24"/>
+                <w:szCs w:val="24"/>
+              </w:rPr>
+            </w:pPr>
+            <w:proofErr w:type="spellStart"/>
+            <w:r>
+              <w:rPr>
+                <w:sz w:val="24"/>
+                <w:szCs w:val="24"/>
+              </w:rPr>
+              <w:t>Функция</w:t>
+            </w:r>
+            <w:proofErr w:type="spellEnd"/>
+          </w:p>
+        </w:tc>
+        <w:tc>
+          <w:tcPr>
+            <w:tcW w:w="2835" w:type="dxa"/>
+            <w:tcBorders>
+              <w:top w:val="nil"/>
+              <w:left w:val="outset" w:sz="6" w:space="0" w:color="auto"/>
+              <w:bottom w:val="outset" w:sz="6" w:space="0" w:color="auto"/>
+              <w:right w:val="outset" w:sz="6" w:space="0" w:color="auto"/>
+            </w:tcBorders>
+            <w:hideMark/>
+          </w:tcPr>
+          <w:p>
+            <w:pPr>
+              <w:jc w:val="left"/>
+              <w:rPr>
+                <w:sz w:val="24"/>
+                <w:szCs w:val="24"/>
+              </w:rPr>
+            </w:pPr>
+            <w:proofErr w:type="spellStart"/>
+            <w:r>
+              <w:rPr>
+                <w:sz w:val="24"/>
+                <w:szCs w:val="24"/>
+              </w:rPr>
+              <w:t>fn_GetVendor</w:t>
+            </w:r>
+            <w:proofErr w:type="spellEnd"/>
+          </w:p>
+        </w:tc>
+        <w:tc>
+          <w:tcPr>
+            <w:tcW w:w="3260" w:type="dxa"/>
+            <w:tcBorders>
+              <w:top w:val="nil"/>
+              <w:left w:val="outset" w:sz="6" w:space="0" w:color="auto"/>
+              <w:bottom w:val="outset" w:sz="6" w:space="0" w:color="auto"/>
+              <w:right w:val="outset" w:sz="6" w:space="0" w:color="auto"/>
+            </w:tcBorders>
+            <w:hideMark/>
+          </w:tcPr>
+          <w:p>
+            <w:pPr>
+              <w:jc w:val="left"/>
+              <w:rPr>
+                <w:sz w:val="24"/>
+                <w:szCs w:val="24"/>
+              </w:rPr>
+            </w:pPr>
+            <w:proofErr w:type="spellStart"/>
+            <w:r>
+              <w:rPr>
+                <w:sz w:val="24"/>
+                <w:szCs w:val="24"/>
+              </w:rPr>
+              <w:t>Получение</w:t>
+            </w:r>
+            <w:proofErr w:type="spellEnd"/>
+            <w:r>
+              <w:rPr>
+                <w:sz w:val="24"/>
+                <w:szCs w:val="24"/>
+              </w:rPr>
+              <w:t xml:space="preserve"> </w:t>
+            </w:r>
+            <w:proofErr w:type="spellStart"/>
+            <w:r>
+              <w:rPr>
+                <w:sz w:val="24"/>
+                <w:szCs w:val="24"/>
+              </w:rPr>
+              <w:t>информации</w:t>
+            </w:r>
+            <w:proofErr w:type="spellEnd"/>
+            <w:r>
+              <w:rPr>
+                <w:sz w:val="24"/>
+                <w:szCs w:val="24"/>
+              </w:rPr>
+              <w:t xml:space="preserve"> о </w:t>
+            </w:r>
+            <w:proofErr w:type="spellStart"/>
+            <w:r>
+              <w:rPr>
+                <w:sz w:val="24"/>
+                <w:szCs w:val="24"/>
+              </w:rPr>
+              <w:t>вендоре</w:t>
+            </w:r>
+            <w:proofErr w:type="spellEnd"/>
+          </w:p>
+        </w:tc>
+        <w:tc>
+          <w:tcPr>
+            <w:tcW w:w="1611" w:type="dxa"/>
+            <w:tcBorders>
+              <w:top w:val="nil"/>
+              <w:left w:val="outset" w:sz="6" w:space="0" w:color="auto"/>
+              <w:bottom w:val="outset" w:sz="6" w:space="0" w:color="auto"/>
+              <w:right w:val="outset" w:sz="6" w:space="0" w:color="auto"/>
+            </w:tcBorders>
+            <w:hideMark/>
+          </w:tcPr>
+          <w:p>
+            <w:pPr>
+              <w:jc w:val="left"/>
+              <w:rPr>
+                <w:sz w:val="24"/>
+                <w:szCs w:val="24"/>
+              </w:rPr>
+            </w:pPr>
+            <w:r>
+              <w:rPr>
+                <w:sz w:val="24"/>
+                <w:szCs w:val="24"/>
+              </w:rPr>
+              <w:t>Vendors</w:t>
+            </w:r>
+          </w:p>
+        </w:tc>
+      </w:tr>
+      <w:tr>
+        <w:trPr>
+          <w:trHeight w:val="686"/>
+        </w:trPr>
+        <w:tc>
+          <w:tcPr>
+            <w:tcW w:w="1835" w:type="dxa"/>
+            <w:tcBorders>
+              <w:top w:val="nil"/>
+              <w:left w:val="outset" w:sz="6" w:space="0" w:color="auto"/>
+              <w:bottom w:val="single" w:sz="4" w:space="0" w:color="auto"/>
+              <w:right w:val="outset" w:sz="6" w:space="0" w:color="auto"/>
+            </w:tcBorders>
+            <w:hideMark/>
+          </w:tcPr>
+          <w:p>
+            <w:pPr>
+              <w:jc w:val="left"/>
+              <w:rPr>
+                <w:sz w:val="24"/>
+                <w:szCs w:val="24"/>
+              </w:rPr>
+            </w:pPr>
+            <w:proofErr w:type="spellStart"/>
+            <w:r>
+              <w:rPr>
+                <w:sz w:val="24"/>
+                <w:szCs w:val="24"/>
+              </w:rPr>
+              <w:t>Функция</w:t>
+            </w:r>
+            <w:proofErr w:type="spellEnd"/>
+          </w:p>
+        </w:tc>
+        <w:tc>
+          <w:tcPr>
+            <w:tcW w:w="2835" w:type="dxa"/>
+            <w:tcBorders>
+              <w:top w:val="nil"/>
+              <w:left w:val="outset" w:sz="6" w:space="0" w:color="auto"/>
+              <w:bottom w:val="single" w:sz="4" w:space="0" w:color="auto"/>
+              <w:right w:val="outset" w:sz="6" w:space="0" w:color="auto"/>
+            </w:tcBorders>
+            <w:hideMark/>
+          </w:tcPr>
+          <w:p>
+            <w:pPr>
+              <w:jc w:val="left"/>
+              <w:rPr>
+                <w:sz w:val="24"/>
+                <w:szCs w:val="24"/>
+              </w:rPr>
+            </w:pPr>
+            <w:proofErr w:type="spellStart"/>
+            <w:r>
+              <w:rPr>
+                <w:sz w:val="24"/>
+                <w:szCs w:val="24"/>
+              </w:rPr>
+              <w:t>fn_GetActiveLicenses</w:t>
+            </w:r>
+            <w:proofErr w:type="spellEnd"/>
+          </w:p>
+        </w:tc>
+        <w:tc>
+          <w:tcPr>
+            <w:tcW w:w="3260" w:type="dxa"/>
+            <w:tcBorders>
+              <w:top w:val="nil"/>
+              <w:left w:val="outset" w:sz="6" w:space="0" w:color="auto"/>
+              <w:bottom w:val="single" w:sz="4" w:space="0" w:color="auto"/>
+              <w:right w:val="outset" w:sz="6" w:space="0" w:color="auto"/>
+            </w:tcBorders>
+            <w:hideMark/>
+          </w:tcPr>
+          <w:p>
+            <w:pPr>
+              <w:jc w:val="left"/>
+              <w:rPr>
+                <w:sz w:val="24"/>
+                <w:szCs w:val="24"/>
+                <w:lang w:val="ru-RU"/>
+              </w:rPr>
+            </w:pPr>
+            <w:r>
+              <w:rPr>
+                <w:sz w:val="24"/>
+                <w:szCs w:val="24"/>
+                <w:lang w:val="ru-RU"/>
+              </w:rPr>
+              <w:t>Получение активных (не истёкших) лицензий</w:t>
+            </w:r>
+          </w:p>
+        </w:tc>
+        <w:tc>
+          <w:tcPr>
+            <w:tcW w:w="1611" w:type="dxa"/>
+            <w:tcBorders>
+              <w:top w:val="nil"/>
+              <w:left w:val="outset" w:sz="6" w:space="0" w:color="auto"/>
+              <w:bottom w:val="single" w:sz="4" w:space="0" w:color="auto"/>
+              <w:right w:val="outset" w:sz="6" w:space="0" w:color="auto"/>
+            </w:tcBorders>
+            <w:hideMark/>
+          </w:tcPr>
+          <w:p>
+            <w:pPr>
+              <w:jc w:val="left"/>
+              <w:rPr>
+                <w:sz w:val="24"/>
+                <w:szCs w:val="24"/>
+              </w:rPr>
+            </w:pPr>
+            <w:r>
+              <w:rPr>
+                <w:sz w:val="24"/>
+                <w:szCs w:val="24"/>
+              </w:rPr>
+              <w:t>Licenses</w:t>
+            </w:r>
+          </w:p>
+        </w:tc>
+      </w:tr>
+    </w:tbl>
+    <w:p>
+      <w:pPr>
+        <w:spacing w:after="160" w:line="259" w:lineRule="auto"/>
+        <w:jc w:val="left"/>
+        <w:rPr>
+          <w:rStyle w:val="30"/>
+          <w:rFonts w:eastAsiaTheme="majorEastAsia"/>
+          <w:sz w:val="24"/>
+          <w:szCs w:val="24"/>
           <w:lang w:val="ru-RU"/>
         </w:rPr>
       </w:pPr>
@@ -8753,8 +9661,9 @@
         <w:rPr>
           <w:rStyle w:val="30"/>
           <w:rFonts w:eastAsiaTheme="majorEastAsia"/>
-          <w:sz w:val="28"/>
-          <w:szCs w:val="28"/>
+          <w:sz w:val="24"/>
+          <w:szCs w:val="24"/>
+          <w:lang w:val="ru-RU"/>
         </w:rPr>
         <w:br w:type="page"/>
       </w:r>
@@ -14554,20 +15463,20 @@
     <w:tbl>
       <w:tblPr>
         <w:tblStyle w:val="a3"/>
-        <w:tblW w:w="0" w:type="auto"/>
+        <w:tblW w:w="9355" w:type="dxa"/>
         <w:tblLayout w:type="fixed"/>
         <w:tblLook w:val="04A0" w:firstRow="1" w:lastRow="0" w:firstColumn="1" w:lastColumn="0" w:noHBand="0" w:noVBand="1"/>
       </w:tblPr>
       <w:tblGrid>
-        <w:gridCol w:w="1759"/>
-        <w:gridCol w:w="3198"/>
-        <w:gridCol w:w="2801"/>
-        <w:gridCol w:w="1587"/>
+        <w:gridCol w:w="1838"/>
+        <w:gridCol w:w="2835"/>
+        <w:gridCol w:w="3226"/>
+        <w:gridCol w:w="1456"/>
       </w:tblGrid>
       <w:tr>
         <w:tc>
           <w:tcPr>
-            <w:tcW w:w="1759" w:type="dxa"/>
+            <w:tcW w:w="1838" w:type="dxa"/>
             <w:hideMark/>
           </w:tcPr>
           <w:p>
@@ -14575,17 +15484,14 @@
               <w:jc w:val="center"/>
               <w:rPr>
                 <w:rFonts w:eastAsia="Times New Roman" w:cs="Times New Roman"/>
-                <w:bCs/>
-                <w:sz w:val="24"/>
-                <w:szCs w:val="24"/>
-                <w:lang w:val="ru-RU" w:eastAsia="ru-RU"/>
-              </w:rPr>
-            </w:pPr>
-            <w:bookmarkStart w:id="0" w:name="_GoBack" w:colFirst="0" w:colLast="3"/>
-            <w:r>
-              <w:rPr>
-                <w:rFonts w:eastAsia="Times New Roman" w:cs="Times New Roman"/>
-                <w:bCs/>
+                <w:sz w:val="24"/>
+                <w:szCs w:val="24"/>
+                <w:lang w:val="ru-RU" w:eastAsia="ru-RU"/>
+              </w:rPr>
+            </w:pPr>
+            <w:r>
+              <w:rPr>
+                <w:rFonts w:eastAsia="Times New Roman" w:cs="Times New Roman"/>
                 <w:sz w:val="24"/>
                 <w:szCs w:val="24"/>
                 <w:lang w:val="ru-RU" w:eastAsia="ru-RU"/>
@@ -14596,7 +15502,7 @@
         </w:tc>
         <w:tc>
           <w:tcPr>
-            <w:tcW w:w="3198" w:type="dxa"/>
+            <w:tcW w:w="2835" w:type="dxa"/>
             <w:hideMark/>
           </w:tcPr>
           <w:p>
@@ -14604,16 +15510,14 @@
               <w:jc w:val="center"/>
               <w:rPr>
                 <w:rFonts w:eastAsia="Times New Roman" w:cs="Times New Roman"/>
-                <w:bCs/>
-                <w:sz w:val="24"/>
-                <w:szCs w:val="24"/>
-                <w:lang w:val="ru-RU" w:eastAsia="ru-RU"/>
-              </w:rPr>
-            </w:pPr>
-            <w:r>
-              <w:rPr>
-                <w:rFonts w:eastAsia="Times New Roman" w:cs="Times New Roman"/>
-                <w:bCs/>
+                <w:sz w:val="24"/>
+                <w:szCs w:val="24"/>
+                <w:lang w:val="ru-RU" w:eastAsia="ru-RU"/>
+              </w:rPr>
+            </w:pPr>
+            <w:r>
+              <w:rPr>
+                <w:rFonts w:eastAsia="Times New Roman" w:cs="Times New Roman"/>
                 <w:sz w:val="24"/>
                 <w:szCs w:val="24"/>
                 <w:lang w:val="ru-RU" w:eastAsia="ru-RU"/>
@@ -14624,7 +15528,7 @@
         </w:tc>
         <w:tc>
           <w:tcPr>
-            <w:tcW w:w="2801" w:type="dxa"/>
+            <w:tcW w:w="3226" w:type="dxa"/>
             <w:hideMark/>
           </w:tcPr>
           <w:p>
@@ -14632,16 +15536,14 @@
               <w:jc w:val="center"/>
               <w:rPr>
                 <w:rFonts w:eastAsia="Times New Roman" w:cs="Times New Roman"/>
-                <w:bCs/>
-                <w:sz w:val="24"/>
-                <w:szCs w:val="24"/>
-                <w:lang w:val="ru-RU" w:eastAsia="ru-RU"/>
-              </w:rPr>
-            </w:pPr>
-            <w:r>
-              <w:rPr>
-                <w:rFonts w:eastAsia="Times New Roman" w:cs="Times New Roman"/>
-                <w:bCs/>
+                <w:sz w:val="24"/>
+                <w:szCs w:val="24"/>
+                <w:lang w:val="ru-RU" w:eastAsia="ru-RU"/>
+              </w:rPr>
+            </w:pPr>
+            <w:r>
+              <w:rPr>
+                <w:rFonts w:eastAsia="Times New Roman" w:cs="Times New Roman"/>
                 <w:sz w:val="24"/>
                 <w:szCs w:val="24"/>
                 <w:lang w:val="ru-RU" w:eastAsia="ru-RU"/>
@@ -14652,7 +15554,7 @@
         </w:tc>
         <w:tc>
           <w:tcPr>
-            <w:tcW w:w="1587" w:type="dxa"/>
+            <w:tcW w:w="1456" w:type="dxa"/>
             <w:hideMark/>
           </w:tcPr>
           <w:p>
@@ -14660,160 +15562,27 @@
               <w:jc w:val="center"/>
               <w:rPr>
                 <w:rFonts w:eastAsia="Times New Roman" w:cs="Times New Roman"/>
-                <w:bCs/>
-                <w:sz w:val="24"/>
-                <w:szCs w:val="24"/>
-                <w:lang w:val="ru-RU" w:eastAsia="ru-RU"/>
-              </w:rPr>
-            </w:pPr>
-            <w:r>
-              <w:rPr>
-                <w:rFonts w:eastAsia="Times New Roman" w:cs="Times New Roman"/>
-                <w:bCs/>
+                <w:sz w:val="24"/>
+                <w:szCs w:val="24"/>
+                <w:lang w:val="ru-RU" w:eastAsia="ru-RU"/>
+              </w:rPr>
+            </w:pPr>
+            <w:r>
+              <w:rPr>
+                <w:rFonts w:eastAsia="Times New Roman" w:cs="Times New Roman"/>
                 <w:sz w:val="24"/>
                 <w:szCs w:val="24"/>
                 <w:lang w:val="ru-RU" w:eastAsia="ru-RU"/>
               </w:rPr>
               <w:t>Зависимые объекты</w:t>
             </w:r>
-          </w:p>
-        </w:tc>
-      </w:tr>
-      <w:bookmarkEnd w:id="0"/>
-      <w:tr>
-        <w:tc>
-          <w:tcPr>
-            <w:tcW w:w="1759" w:type="dxa"/>
-            <w:hideMark/>
-          </w:tcPr>
-          <w:p>
-            <w:pPr>
-              <w:jc w:val="left"/>
-              <w:rPr>
-                <w:rFonts w:eastAsia="Times New Roman" w:cs="Times New Roman"/>
-                <w:sz w:val="24"/>
-                <w:szCs w:val="24"/>
-                <w:lang w:val="ru-RU" w:eastAsia="ru-RU"/>
-              </w:rPr>
-            </w:pPr>
-            <w:r>
-              <w:rPr>
-                <w:rFonts w:eastAsia="Times New Roman" w:cs="Times New Roman"/>
-                <w:sz w:val="24"/>
-                <w:szCs w:val="24"/>
-                <w:lang w:val="ru-RU" w:eastAsia="ru-RU"/>
-              </w:rPr>
-              <w:t>Представление</w:t>
-            </w:r>
-          </w:p>
-        </w:tc>
-        <w:tc>
-          <w:tcPr>
-            <w:tcW w:w="3198" w:type="dxa"/>
-            <w:hideMark/>
-          </w:tcPr>
-          <w:p>
-            <w:pPr>
-              <w:jc w:val="left"/>
-              <w:rPr>
-                <w:rFonts w:eastAsia="Times New Roman" w:cs="Times New Roman"/>
-                <w:sz w:val="24"/>
-                <w:szCs w:val="24"/>
-                <w:lang w:val="ru-RU" w:eastAsia="ru-RU"/>
-              </w:rPr>
-            </w:pPr>
-            <w:proofErr w:type="spellStart"/>
-            <w:r>
-              <w:rPr>
-                <w:rFonts w:eastAsia="Times New Roman" w:cs="Times New Roman"/>
-                <w:sz w:val="24"/>
-                <w:szCs w:val="24"/>
-                <w:lang w:val="ru-RU" w:eastAsia="ru-RU"/>
-              </w:rPr>
-              <w:t>vw_ProductCostSummary</w:t>
-            </w:r>
-            <w:proofErr w:type="spellEnd"/>
-          </w:p>
-        </w:tc>
-        <w:tc>
-          <w:tcPr>
-            <w:tcW w:w="2801" w:type="dxa"/>
-            <w:hideMark/>
-          </w:tcPr>
-          <w:p>
-            <w:pPr>
-              <w:jc w:val="left"/>
-              <w:rPr>
-                <w:rFonts w:eastAsia="Times New Roman" w:cs="Times New Roman"/>
-                <w:sz w:val="24"/>
-                <w:szCs w:val="24"/>
-                <w:lang w:val="ru-RU" w:eastAsia="ru-RU"/>
-              </w:rPr>
-            </w:pPr>
-            <w:r>
-              <w:rPr>
-                <w:rFonts w:eastAsia="Times New Roman" w:cs="Times New Roman"/>
-                <w:sz w:val="24"/>
-                <w:szCs w:val="24"/>
-                <w:lang w:val="ru-RU" w:eastAsia="ru-RU"/>
-              </w:rPr>
-              <w:t>Суммарная стоимость лицензий по продуктам за год и месяц</w:t>
-            </w:r>
-          </w:p>
-        </w:tc>
-        <w:tc>
-          <w:tcPr>
-            <w:tcW w:w="1587" w:type="dxa"/>
-            <w:hideMark/>
-          </w:tcPr>
-          <w:p>
-            <w:pPr>
-              <w:jc w:val="left"/>
-              <w:rPr>
-                <w:rFonts w:eastAsia="Times New Roman" w:cs="Times New Roman"/>
-                <w:sz w:val="24"/>
-                <w:szCs w:val="24"/>
-                <w:lang w:val="ru-RU" w:eastAsia="ru-RU"/>
-              </w:rPr>
-            </w:pPr>
-            <w:proofErr w:type="spellStart"/>
-            <w:r>
-              <w:rPr>
-                <w:rFonts w:eastAsia="Times New Roman" w:cs="Times New Roman"/>
-                <w:sz w:val="24"/>
-                <w:szCs w:val="24"/>
-                <w:lang w:val="ru-RU" w:eastAsia="ru-RU"/>
-              </w:rPr>
-              <w:t>Licenses</w:t>
-            </w:r>
-            <w:proofErr w:type="spellEnd"/>
-            <w:r>
-              <w:rPr>
-                <w:rFonts w:eastAsia="Times New Roman" w:cs="Times New Roman"/>
-                <w:sz w:val="24"/>
-                <w:szCs w:val="24"/>
-                <w:lang w:val="ru-RU" w:eastAsia="ru-RU"/>
-              </w:rPr>
-              <w:t xml:space="preserve">, </w:t>
-            </w:r>
-            <w:proofErr w:type="spellStart"/>
-            <w:r>
-              <w:rPr>
-                <w:rFonts w:eastAsia="Times New Roman" w:cs="Times New Roman"/>
-                <w:sz w:val="24"/>
-                <w:szCs w:val="24"/>
-                <w:lang w:val="ru-RU" w:eastAsia="ru-RU"/>
-              </w:rPr>
-              <w:t>Products</w:t>
-            </w:r>
-            <w:proofErr w:type="spellEnd"/>
           </w:p>
         </w:tc>
       </w:tr>
       <w:tr>
         <w:tc>
           <w:tcPr>
-            <w:tcW w:w="1759" w:type="dxa"/>
+            <w:tcW w:w="1838" w:type="dxa"/>
             <w:hideMark/>
           </w:tcPr>
           <w:p>
@@ -14839,61 +15608,61 @@
         </w:tc>
         <w:tc>
           <w:tcPr>
-            <w:tcW w:w="3198" w:type="dxa"/>
-            <w:hideMark/>
-          </w:tcPr>
-          <w:p>
-            <w:pPr>
-              <w:jc w:val="left"/>
-              <w:rPr>
-                <w:rFonts w:eastAsia="Times New Roman" w:cs="Times New Roman"/>
-                <w:sz w:val="24"/>
-                <w:szCs w:val="24"/>
-                <w:lang w:val="ru-RU" w:eastAsia="ru-RU"/>
-              </w:rPr>
-            </w:pPr>
-            <w:proofErr w:type="spellStart"/>
-            <w:r>
-              <w:rPr>
-                <w:rFonts w:eastAsia="Times New Roman" w:cs="Times New Roman"/>
-                <w:sz w:val="24"/>
-                <w:szCs w:val="24"/>
-                <w:lang w:val="ru-RU" w:eastAsia="ru-RU"/>
-              </w:rPr>
-              <w:t>vw_VendorSpending</w:t>
-            </w:r>
-            <w:proofErr w:type="spellEnd"/>
-          </w:p>
-        </w:tc>
-        <w:tc>
-          <w:tcPr>
-            <w:tcW w:w="2801" w:type="dxa"/>
-            <w:hideMark/>
-          </w:tcPr>
-          <w:p>
-            <w:pPr>
-              <w:jc w:val="left"/>
-              <w:rPr>
-                <w:rFonts w:eastAsia="Times New Roman" w:cs="Times New Roman"/>
-                <w:sz w:val="24"/>
-                <w:szCs w:val="24"/>
-                <w:lang w:val="ru-RU" w:eastAsia="ru-RU"/>
-              </w:rPr>
-            </w:pPr>
-            <w:r>
-              <w:rPr>
-                <w:rFonts w:eastAsia="Times New Roman" w:cs="Times New Roman"/>
-                <w:sz w:val="24"/>
-                <w:szCs w:val="24"/>
-                <w:lang w:val="ru-RU" w:eastAsia="ru-RU"/>
-              </w:rPr>
-              <w:t>Сводные расходы по поставщикам за последние 6 месяцев</w:t>
-            </w:r>
-          </w:p>
-        </w:tc>
-        <w:tc>
-          <w:tcPr>
-            <w:tcW w:w="1587" w:type="dxa"/>
+            <w:tcW w:w="2835" w:type="dxa"/>
+            <w:hideMark/>
+          </w:tcPr>
+          <w:p>
+            <w:pPr>
+              <w:jc w:val="left"/>
+              <w:rPr>
+                <w:rFonts w:eastAsia="Times New Roman" w:cs="Times New Roman"/>
+                <w:sz w:val="24"/>
+                <w:szCs w:val="24"/>
+                <w:lang w:val="ru-RU" w:eastAsia="ru-RU"/>
+              </w:rPr>
+            </w:pPr>
+            <w:proofErr w:type="spellStart"/>
+            <w:r>
+              <w:rPr>
+                <w:rFonts w:eastAsia="Times New Roman" w:cs="Times New Roman"/>
+                <w:sz w:val="24"/>
+                <w:szCs w:val="24"/>
+                <w:lang w:val="ru-RU" w:eastAsia="ru-RU"/>
+              </w:rPr>
+              <w:t>vw_ProductCostSummary</w:t>
+            </w:r>
+            <w:proofErr w:type="spellEnd"/>
+          </w:p>
+        </w:tc>
+        <w:tc>
+          <w:tcPr>
+            <w:tcW w:w="3226" w:type="dxa"/>
+            <w:hideMark/>
+          </w:tcPr>
+          <w:p>
+            <w:pPr>
+              <w:jc w:val="left"/>
+              <w:rPr>
+                <w:rFonts w:eastAsia="Times New Roman" w:cs="Times New Roman"/>
+                <w:sz w:val="24"/>
+                <w:szCs w:val="24"/>
+                <w:lang w:val="ru-RU" w:eastAsia="ru-RU"/>
+              </w:rPr>
+            </w:pPr>
+            <w:r>
+              <w:rPr>
+                <w:rFonts w:eastAsia="Times New Roman" w:cs="Times New Roman"/>
+                <w:sz w:val="24"/>
+                <w:szCs w:val="24"/>
+                <w:lang w:val="ru-RU" w:eastAsia="ru-RU"/>
+              </w:rPr>
+              <w:t>Итоги стоимости и количества лицензий по продуктам помесячно</w:t>
+            </w:r>
+          </w:p>
+        </w:tc>
+        <w:tc>
+          <w:tcPr>
+            <w:tcW w:w="1456" w:type="dxa"/>
             <w:hideMark/>
           </w:tcPr>
           <w:p>
@@ -14935,26 +15704,6 @@
                 <w:lang w:val="ru-RU" w:eastAsia="ru-RU"/>
               </w:rPr>
               <w:t>Products</w:t>
-            </w:r>
-            <w:proofErr w:type="spellEnd"/>
-            <w:r>
-              <w:rPr>
-                <w:rFonts w:eastAsia="Times New Roman" w:cs="Times New Roman"/>
-                <w:sz w:val="24"/>
-                <w:szCs w:val="24"/>
-                <w:lang w:val="ru-RU" w:eastAsia="ru-RU"/>
-              </w:rPr>
-              <w:t xml:space="preserve">, </w:t>
-            </w:r>
-            <w:proofErr w:type="spellStart"/>
-            <w:r>
-              <w:rPr>
-                <w:rFonts w:eastAsia="Times New Roman" w:cs="Times New Roman"/>
-                <w:sz w:val="24"/>
-                <w:szCs w:val="24"/>
-                <w:lang w:val="ru-RU" w:eastAsia="ru-RU"/>
-              </w:rPr>
-              <w:t>Vendors</w:t>
             </w:r>
             <w:proofErr w:type="spellEnd"/>
           </w:p>
@@ -14963,87 +15712,107 @@
       <w:tr>
         <w:tc>
           <w:tcPr>
-            <w:tcW w:w="1759" w:type="dxa"/>
-            <w:hideMark/>
-          </w:tcPr>
-          <w:p>
-            <w:pPr>
-              <w:jc w:val="left"/>
-              <w:rPr>
-                <w:rFonts w:eastAsia="Times New Roman" w:cs="Times New Roman"/>
-                <w:sz w:val="24"/>
-                <w:szCs w:val="24"/>
-                <w:lang w:val="ru-RU" w:eastAsia="ru-RU"/>
-              </w:rPr>
-            </w:pPr>
-            <w:r>
-              <w:rPr>
-                <w:rFonts w:eastAsia="Times New Roman" w:cs="Times New Roman"/>
-                <w:sz w:val="24"/>
-                <w:szCs w:val="24"/>
-                <w:lang w:val="ru-RU" w:eastAsia="ru-RU"/>
-              </w:rPr>
-              <w:t>Индекс</w:t>
-            </w:r>
-          </w:p>
-        </w:tc>
-        <w:tc>
-          <w:tcPr>
-            <w:tcW w:w="3198" w:type="dxa"/>
-            <w:hideMark/>
-          </w:tcPr>
-          <w:p>
-            <w:pPr>
-              <w:jc w:val="left"/>
-              <w:rPr>
-                <w:rFonts w:eastAsia="Times New Roman" w:cs="Times New Roman"/>
-                <w:sz w:val="24"/>
-                <w:szCs w:val="24"/>
-                <w:lang w:val="ru-RU" w:eastAsia="ru-RU"/>
-              </w:rPr>
-            </w:pPr>
-            <w:proofErr w:type="spellStart"/>
-            <w:r>
-              <w:rPr>
-                <w:rFonts w:eastAsia="Times New Roman" w:cs="Times New Roman"/>
-                <w:sz w:val="24"/>
-                <w:szCs w:val="24"/>
-                <w:lang w:val="ru-RU" w:eastAsia="ru-RU"/>
-              </w:rPr>
-              <w:t>idx_Licenses_ProductPurchase</w:t>
-            </w:r>
-            <w:proofErr w:type="spellEnd"/>
-          </w:p>
-        </w:tc>
-        <w:tc>
-          <w:tcPr>
-            <w:tcW w:w="2801" w:type="dxa"/>
-            <w:hideMark/>
-          </w:tcPr>
-          <w:p>
-            <w:pPr>
-              <w:jc w:val="left"/>
-              <w:rPr>
-                <w:rFonts w:eastAsia="Times New Roman" w:cs="Times New Roman"/>
-                <w:sz w:val="24"/>
-                <w:szCs w:val="24"/>
-                <w:lang w:val="ru-RU" w:eastAsia="ru-RU"/>
-              </w:rPr>
-            </w:pPr>
-            <w:r>
-              <w:rPr>
-                <w:rFonts w:eastAsia="Times New Roman" w:cs="Times New Roman"/>
-                <w:sz w:val="24"/>
-                <w:szCs w:val="24"/>
-                <w:lang w:val="ru-RU" w:eastAsia="ru-RU"/>
-              </w:rPr>
-              <w:t>Оптимизация выборки лицензий по продукту и дате покупки</w:t>
-            </w:r>
-          </w:p>
-        </w:tc>
-        <w:tc>
-          <w:tcPr>
-            <w:tcW w:w="1587" w:type="dxa"/>
+            <w:tcW w:w="1838" w:type="dxa"/>
+            <w:hideMark/>
+          </w:tcPr>
+          <w:p>
+            <w:pPr>
+              <w:jc w:val="left"/>
+              <w:rPr>
+                <w:rFonts w:eastAsia="Times New Roman" w:cs="Times New Roman"/>
+                <w:sz w:val="24"/>
+                <w:szCs w:val="24"/>
+                <w:lang w:val="ru-RU" w:eastAsia="ru-RU"/>
+              </w:rPr>
+            </w:pPr>
+            <w:r>
+              <w:rPr>
+                <w:rFonts w:eastAsia="Times New Roman" w:cs="Times New Roman"/>
+                <w:sz w:val="24"/>
+                <w:szCs w:val="24"/>
+                <w:lang w:val="ru-RU" w:eastAsia="ru-RU"/>
+              </w:rPr>
+              <w:t>Представление</w:t>
+            </w:r>
+          </w:p>
+        </w:tc>
+        <w:tc>
+          <w:tcPr>
+            <w:tcW w:w="2835" w:type="dxa"/>
+            <w:hideMark/>
+          </w:tcPr>
+          <w:p>
+            <w:pPr>
+              <w:jc w:val="left"/>
+              <w:rPr>
+                <w:rFonts w:eastAsia="Times New Roman" w:cs="Times New Roman"/>
+                <w:sz w:val="24"/>
+                <w:szCs w:val="24"/>
+                <w:lang w:val="ru-RU" w:eastAsia="ru-RU"/>
+              </w:rPr>
+            </w:pPr>
+            <w:proofErr w:type="spellStart"/>
+            <w:r>
+              <w:rPr>
+                <w:rFonts w:eastAsia="Times New Roman" w:cs="Times New Roman"/>
+                <w:sz w:val="24"/>
+                <w:szCs w:val="24"/>
+                <w:lang w:val="ru-RU" w:eastAsia="ru-RU"/>
+              </w:rPr>
+              <w:t>vw_VendorSpending</w:t>
+            </w:r>
+            <w:proofErr w:type="spellEnd"/>
+          </w:p>
+        </w:tc>
+        <w:tc>
+          <w:tcPr>
+            <w:tcW w:w="3226" w:type="dxa"/>
+            <w:hideMark/>
+          </w:tcPr>
+          <w:p>
+            <w:pPr>
+              <w:jc w:val="left"/>
+              <w:rPr>
+                <w:rFonts w:eastAsia="Times New Roman" w:cs="Times New Roman"/>
+                <w:sz w:val="24"/>
+                <w:szCs w:val="24"/>
+                <w:lang w:val="ru-RU" w:eastAsia="ru-RU"/>
+              </w:rPr>
+            </w:pPr>
+            <w:r>
+              <w:rPr>
+                <w:rFonts w:eastAsia="Times New Roman" w:cs="Times New Roman"/>
+                <w:sz w:val="24"/>
+                <w:szCs w:val="24"/>
+                <w:lang w:val="ru-RU" w:eastAsia="ru-RU"/>
+              </w:rPr>
+              <w:t xml:space="preserve">Суммы затрат по каждому </w:t>
+            </w:r>
+            <w:proofErr w:type="spellStart"/>
+            <w:r>
+              <w:rPr>
+                <w:rFonts w:eastAsia="Times New Roman" w:cs="Times New Roman"/>
+                <w:sz w:val="24"/>
+                <w:szCs w:val="24"/>
+                <w:lang w:val="ru-RU" w:eastAsia="ru-RU"/>
+              </w:rPr>
+              <w:t>вендору</w:t>
+            </w:r>
+            <w:proofErr w:type="spellEnd"/>
+            <w:r>
+              <w:rPr>
+                <w:rFonts w:eastAsia="Times New Roman" w:cs="Times New Roman"/>
+                <w:sz w:val="24"/>
+                <w:szCs w:val="24"/>
+                <w:lang w:val="ru-RU" w:eastAsia="ru-RU"/>
+              </w:rPr>
+              <w:t xml:space="preserve"> за последние 6 месяцев</w:t>
+            </w:r>
+          </w:p>
+        </w:tc>
+        <w:tc>
+          <w:tcPr>
+            <w:tcW w:w="1456" w:type="dxa"/>
             <w:hideMark/>
           </w:tcPr>
           <w:p>
@@ -15065,6 +15834,46 @@
                 <w:lang w:val="ru-RU" w:eastAsia="ru-RU"/>
               </w:rPr>
               <w:t>Licenses</w:t>
+            </w:r>
+            <w:proofErr w:type="spellEnd"/>
+            <w:r>
+              <w:rPr>
+                <w:rFonts w:eastAsia="Times New Roman" w:cs="Times New Roman"/>
+                <w:sz w:val="24"/>
+                <w:szCs w:val="24"/>
+                <w:lang w:val="ru-RU" w:eastAsia="ru-RU"/>
+              </w:rPr>
+              <w:t xml:space="preserve">, </w:t>
+            </w:r>
+            <w:proofErr w:type="spellStart"/>
+            <w:r>
+              <w:rPr>
+                <w:rFonts w:eastAsia="Times New Roman" w:cs="Times New Roman"/>
+                <w:sz w:val="24"/>
+                <w:szCs w:val="24"/>
+                <w:lang w:val="ru-RU" w:eastAsia="ru-RU"/>
+              </w:rPr>
+              <w:t>Products</w:t>
+            </w:r>
+            <w:proofErr w:type="spellEnd"/>
+            <w:r>
+              <w:rPr>
+                <w:rFonts w:eastAsia="Times New Roman" w:cs="Times New Roman"/>
+                <w:sz w:val="24"/>
+                <w:szCs w:val="24"/>
+                <w:lang w:val="ru-RU" w:eastAsia="ru-RU"/>
+              </w:rPr>
+              <w:t xml:space="preserve">, </w:t>
+            </w:r>
+            <w:proofErr w:type="spellStart"/>
+            <w:r>
+              <w:rPr>
+                <w:rFonts w:eastAsia="Times New Roman" w:cs="Times New Roman"/>
+                <w:sz w:val="24"/>
+                <w:szCs w:val="24"/>
+                <w:lang w:val="ru-RU" w:eastAsia="ru-RU"/>
+              </w:rPr>
+              <w:t>Vendors</w:t>
             </w:r>
             <w:proofErr w:type="spellEnd"/>
           </w:p>
@@ -15073,7 +15882,7 @@
       <w:tr>
         <w:tc>
           <w:tcPr>
-            <w:tcW w:w="1759" w:type="dxa"/>
+            <w:tcW w:w="1838" w:type="dxa"/>
             <w:hideMark/>
           </w:tcPr>
           <w:p>
@@ -15099,82 +15908,82 @@
         </w:tc>
         <w:tc>
           <w:tcPr>
-            <w:tcW w:w="3198" w:type="dxa"/>
-            <w:hideMark/>
-          </w:tcPr>
-          <w:p>
-            <w:pPr>
-              <w:jc w:val="left"/>
-              <w:rPr>
-                <w:rFonts w:eastAsia="Times New Roman" w:cs="Times New Roman"/>
-                <w:sz w:val="24"/>
-                <w:szCs w:val="24"/>
-                <w:lang w:val="ru-RU" w:eastAsia="ru-RU"/>
-              </w:rPr>
-            </w:pPr>
-            <w:proofErr w:type="spellStart"/>
-            <w:r>
-              <w:rPr>
-                <w:rFonts w:eastAsia="Times New Roman" w:cs="Times New Roman"/>
-                <w:sz w:val="24"/>
-                <w:szCs w:val="24"/>
-                <w:lang w:val="ru-RU" w:eastAsia="ru-RU"/>
-              </w:rPr>
-              <w:t>idx_Installations_DeviceLicenseDate</w:t>
-            </w:r>
-            <w:proofErr w:type="spellEnd"/>
-          </w:p>
-        </w:tc>
-        <w:tc>
-          <w:tcPr>
-            <w:tcW w:w="2801" w:type="dxa"/>
-            <w:hideMark/>
-          </w:tcPr>
-          <w:p>
-            <w:pPr>
-              <w:jc w:val="left"/>
-              <w:rPr>
-                <w:rFonts w:eastAsia="Times New Roman" w:cs="Times New Roman"/>
-                <w:sz w:val="24"/>
-                <w:szCs w:val="24"/>
-                <w:lang w:val="ru-RU" w:eastAsia="ru-RU"/>
-              </w:rPr>
-            </w:pPr>
-            <w:r>
-              <w:rPr>
-                <w:rFonts w:eastAsia="Times New Roman" w:cs="Times New Roman"/>
-                <w:sz w:val="24"/>
-                <w:szCs w:val="24"/>
-                <w:lang w:val="ru-RU" w:eastAsia="ru-RU"/>
-              </w:rPr>
-              <w:t>Оптимизация выборки установок по устройству, лицензии и дате последней активности</w:t>
-            </w:r>
-          </w:p>
-        </w:tc>
-        <w:tc>
-          <w:tcPr>
-            <w:tcW w:w="1587" w:type="dxa"/>
-            <w:hideMark/>
-          </w:tcPr>
-          <w:p>
-            <w:pPr>
-              <w:jc w:val="left"/>
-              <w:rPr>
-                <w:rFonts w:eastAsia="Times New Roman" w:cs="Times New Roman"/>
-                <w:sz w:val="24"/>
-                <w:szCs w:val="24"/>
-                <w:lang w:val="ru-RU" w:eastAsia="ru-RU"/>
-              </w:rPr>
-            </w:pPr>
-            <w:proofErr w:type="spellStart"/>
-            <w:r>
-              <w:rPr>
-                <w:rFonts w:eastAsia="Times New Roman" w:cs="Times New Roman"/>
-                <w:sz w:val="24"/>
-                <w:szCs w:val="24"/>
-                <w:lang w:val="ru-RU" w:eastAsia="ru-RU"/>
-              </w:rPr>
-              <w:t>Installations</w:t>
+            <w:tcW w:w="2835" w:type="dxa"/>
+            <w:hideMark/>
+          </w:tcPr>
+          <w:p>
+            <w:pPr>
+              <w:jc w:val="left"/>
+              <w:rPr>
+                <w:rFonts w:eastAsia="Times New Roman" w:cs="Times New Roman"/>
+                <w:sz w:val="24"/>
+                <w:szCs w:val="24"/>
+                <w:lang w:val="ru-RU" w:eastAsia="ru-RU"/>
+              </w:rPr>
+            </w:pPr>
+            <w:proofErr w:type="spellStart"/>
+            <w:r>
+              <w:rPr>
+                <w:rFonts w:eastAsia="Times New Roman" w:cs="Times New Roman"/>
+                <w:sz w:val="24"/>
+                <w:szCs w:val="24"/>
+                <w:lang w:val="ru-RU" w:eastAsia="ru-RU"/>
+              </w:rPr>
+              <w:t>idx_Licenses_ProductPurchase</w:t>
+            </w:r>
+            <w:proofErr w:type="spellEnd"/>
+          </w:p>
+        </w:tc>
+        <w:tc>
+          <w:tcPr>
+            <w:tcW w:w="3226" w:type="dxa"/>
+            <w:hideMark/>
+          </w:tcPr>
+          <w:p>
+            <w:pPr>
+              <w:jc w:val="left"/>
+              <w:rPr>
+                <w:rFonts w:eastAsia="Times New Roman" w:cs="Times New Roman"/>
+                <w:sz w:val="24"/>
+                <w:szCs w:val="24"/>
+                <w:lang w:val="ru-RU" w:eastAsia="ru-RU"/>
+              </w:rPr>
+            </w:pPr>
+            <w:r>
+              <w:rPr>
+                <w:rFonts w:eastAsia="Times New Roman" w:cs="Times New Roman"/>
+                <w:sz w:val="24"/>
+                <w:szCs w:val="24"/>
+                <w:lang w:val="ru-RU" w:eastAsia="ru-RU"/>
+              </w:rPr>
+              <w:t>Ускорение агрегации лицензий по продукту и дате закупки</w:t>
+            </w:r>
+          </w:p>
+        </w:tc>
+        <w:tc>
+          <w:tcPr>
+            <w:tcW w:w="1456" w:type="dxa"/>
+            <w:hideMark/>
+          </w:tcPr>
+          <w:p>
+            <w:pPr>
+              <w:jc w:val="left"/>
+              <w:rPr>
+                <w:rFonts w:eastAsia="Times New Roman" w:cs="Times New Roman"/>
+                <w:sz w:val="24"/>
+                <w:szCs w:val="24"/>
+                <w:lang w:val="ru-RU" w:eastAsia="ru-RU"/>
+              </w:rPr>
+            </w:pPr>
+            <w:proofErr w:type="spellStart"/>
+            <w:r>
+              <w:rPr>
+                <w:rFonts w:eastAsia="Times New Roman" w:cs="Times New Roman"/>
+                <w:sz w:val="24"/>
+                <w:szCs w:val="24"/>
+                <w:lang w:val="ru-RU" w:eastAsia="ru-RU"/>
+              </w:rPr>
+              <w:t>Licenses</w:t>
             </w:r>
             <w:proofErr w:type="spellEnd"/>
           </w:p>
@@ -15183,108 +15992,148 @@
       <w:tr>
         <w:tc>
           <w:tcPr>
-            <w:tcW w:w="1759" w:type="dxa"/>
-            <w:hideMark/>
-          </w:tcPr>
-          <w:p>
-            <w:pPr>
-              <w:jc w:val="left"/>
-              <w:rPr>
-                <w:rFonts w:eastAsia="Times New Roman" w:cs="Times New Roman"/>
-                <w:sz w:val="24"/>
-                <w:szCs w:val="24"/>
-                <w:lang w:val="ru-RU" w:eastAsia="ru-RU"/>
-              </w:rPr>
-            </w:pPr>
-            <w:r>
-              <w:rPr>
-                <w:rFonts w:eastAsia="Times New Roman" w:cs="Times New Roman"/>
-                <w:sz w:val="24"/>
-                <w:szCs w:val="24"/>
-                <w:lang w:val="ru-RU" w:eastAsia="ru-RU"/>
-              </w:rPr>
-              <w:t>Процедура</w:t>
-            </w:r>
-          </w:p>
-        </w:tc>
-        <w:tc>
-          <w:tcPr>
-            <w:tcW w:w="3198" w:type="dxa"/>
-            <w:hideMark/>
-          </w:tcPr>
-          <w:p>
-            <w:pPr>
-              <w:jc w:val="left"/>
-              <w:rPr>
-                <w:rFonts w:eastAsia="Times New Roman" w:cs="Times New Roman"/>
-                <w:sz w:val="24"/>
-                <w:szCs w:val="24"/>
-                <w:lang w:val="ru-RU" w:eastAsia="ru-RU"/>
-              </w:rPr>
-            </w:pPr>
-            <w:proofErr w:type="spellStart"/>
-            <w:r>
-              <w:rPr>
-                <w:rFonts w:eastAsia="Times New Roman" w:cs="Times New Roman"/>
-                <w:sz w:val="24"/>
-                <w:szCs w:val="24"/>
-                <w:lang w:val="ru-RU" w:eastAsia="ru-RU"/>
-              </w:rPr>
-              <w:t>sp_AddVendor</w:t>
-            </w:r>
-            <w:proofErr w:type="spellEnd"/>
-          </w:p>
-        </w:tc>
-        <w:tc>
-          <w:tcPr>
-            <w:tcW w:w="2801" w:type="dxa"/>
-            <w:hideMark/>
-          </w:tcPr>
-          <w:p>
-            <w:pPr>
-              <w:jc w:val="left"/>
-              <w:rPr>
-                <w:rFonts w:eastAsia="Times New Roman" w:cs="Times New Roman"/>
-                <w:sz w:val="24"/>
-                <w:szCs w:val="24"/>
-                <w:lang w:val="ru-RU" w:eastAsia="ru-RU"/>
-              </w:rPr>
-            </w:pPr>
-            <w:r>
-              <w:rPr>
-                <w:rFonts w:eastAsia="Times New Roman" w:cs="Times New Roman"/>
-                <w:sz w:val="24"/>
-                <w:szCs w:val="24"/>
-                <w:lang w:val="ru-RU" w:eastAsia="ru-RU"/>
-              </w:rPr>
-              <w:t>Добавление нового поставщика</w:t>
-            </w:r>
-          </w:p>
-        </w:tc>
-        <w:tc>
-          <w:tcPr>
-            <w:tcW w:w="1587" w:type="dxa"/>
-            <w:hideMark/>
-          </w:tcPr>
-          <w:p>
-            <w:pPr>
-              <w:jc w:val="left"/>
-              <w:rPr>
-                <w:rFonts w:eastAsia="Times New Roman" w:cs="Times New Roman"/>
-                <w:sz w:val="24"/>
-                <w:szCs w:val="24"/>
-                <w:lang w:val="ru-RU" w:eastAsia="ru-RU"/>
-              </w:rPr>
-            </w:pPr>
-            <w:proofErr w:type="spellStart"/>
-            <w:r>
-              <w:rPr>
-                <w:rFonts w:eastAsia="Times New Roman" w:cs="Times New Roman"/>
-                <w:sz w:val="24"/>
-                <w:szCs w:val="24"/>
-                <w:lang w:val="ru-RU" w:eastAsia="ru-RU"/>
-              </w:rPr>
-              <w:t>Vendors</w:t>
+            <w:tcW w:w="1838" w:type="dxa"/>
+            <w:hideMark/>
+          </w:tcPr>
+          <w:p>
+            <w:pPr>
+              <w:jc w:val="left"/>
+              <w:rPr>
+                <w:rFonts w:eastAsia="Times New Roman" w:cs="Times New Roman"/>
+                <w:sz w:val="24"/>
+                <w:szCs w:val="24"/>
+                <w:lang w:val="ru-RU" w:eastAsia="ru-RU"/>
+              </w:rPr>
+            </w:pPr>
+            <w:r>
+              <w:rPr>
+                <w:rFonts w:eastAsia="Times New Roman" w:cs="Times New Roman"/>
+                <w:sz w:val="24"/>
+                <w:szCs w:val="24"/>
+                <w:lang w:val="ru-RU" w:eastAsia="ru-RU"/>
+              </w:rPr>
+              <w:t>Индекс</w:t>
+            </w:r>
+          </w:p>
+        </w:tc>
+        <w:tc>
+          <w:tcPr>
+            <w:tcW w:w="2835" w:type="dxa"/>
+            <w:hideMark/>
+          </w:tcPr>
+          <w:p>
+            <w:pPr>
+              <w:jc w:val="left"/>
+              <w:rPr>
+                <w:rFonts w:eastAsia="Times New Roman" w:cs="Times New Roman"/>
+                <w:sz w:val="24"/>
+                <w:szCs w:val="24"/>
+                <w:lang w:val="ru-RU" w:eastAsia="ru-RU"/>
+              </w:rPr>
+            </w:pPr>
+            <w:proofErr w:type="spellStart"/>
+            <w:r>
+              <w:rPr>
+                <w:rFonts w:eastAsia="Times New Roman" w:cs="Times New Roman"/>
+                <w:sz w:val="24"/>
+                <w:szCs w:val="24"/>
+                <w:lang w:val="ru-RU" w:eastAsia="ru-RU"/>
+              </w:rPr>
+              <w:t>idx_Installations_DeviceLicenseDate</w:t>
+            </w:r>
+            <w:proofErr w:type="spellEnd"/>
+          </w:p>
+        </w:tc>
+        <w:tc>
+          <w:tcPr>
+            <w:tcW w:w="3226" w:type="dxa"/>
+            <w:hideMark/>
+          </w:tcPr>
+          <w:p>
+            <w:pPr>
+              <w:jc w:val="left"/>
+              <w:rPr>
+                <w:rFonts w:eastAsia="Times New Roman" w:cs="Times New Roman"/>
+                <w:sz w:val="24"/>
+                <w:szCs w:val="24"/>
+                <w:lang w:val="ru-RU" w:eastAsia="ru-RU"/>
+              </w:rPr>
+            </w:pPr>
+            <w:r>
+              <w:rPr>
+                <w:rFonts w:eastAsia="Times New Roman" w:cs="Times New Roman"/>
+                <w:sz w:val="24"/>
+                <w:szCs w:val="24"/>
+                <w:lang w:val="ru-RU" w:eastAsia="ru-RU"/>
+              </w:rPr>
+              <w:t>Ускорение поиска по устройствам, лицензиям и дате активности</w:t>
+            </w:r>
+          </w:p>
+        </w:tc>
+        <w:tc>
+          <w:tcPr>
+            <w:tcW w:w="1456" w:type="dxa"/>
+            <w:hideMark/>
+          </w:tcPr>
+          <w:p>
+            <w:pPr>
+              <w:jc w:val="left"/>
+              <w:rPr>
+                <w:rFonts w:eastAsia="Times New Roman" w:cs="Times New Roman"/>
+                <w:sz w:val="24"/>
+                <w:szCs w:val="24"/>
+                <w:lang w:val="ru-RU" w:eastAsia="ru-RU"/>
+              </w:rPr>
+            </w:pPr>
+            <w:proofErr w:type="spellStart"/>
+            <w:r>
+              <w:rPr>
+                <w:rFonts w:eastAsia="Times New Roman" w:cs="Times New Roman"/>
+                <w:sz w:val="24"/>
+                <w:szCs w:val="24"/>
+                <w:lang w:val="ru-RU" w:eastAsia="ru-RU"/>
+              </w:rPr>
+              <w:t>Installations</w:t>
+            </w:r>
+            <w:proofErr w:type="spellEnd"/>
+            <w:r>
+              <w:rPr>
+                <w:rFonts w:eastAsia="Times New Roman" w:cs="Times New Roman"/>
+                <w:sz w:val="24"/>
+                <w:szCs w:val="24"/>
+                <w:lang w:val="ru-RU" w:eastAsia="ru-RU"/>
+              </w:rPr>
+              <w:t xml:space="preserve">, </w:t>
+            </w:r>
+            <w:proofErr w:type="spellStart"/>
+            <w:r>
+              <w:rPr>
+                <w:rFonts w:eastAsia="Times New Roman" w:cs="Times New Roman"/>
+                <w:sz w:val="24"/>
+                <w:szCs w:val="24"/>
+                <w:lang w:val="ru-RU" w:eastAsia="ru-RU"/>
+              </w:rPr>
+              <w:t>Devices</w:t>
+            </w:r>
+            <w:proofErr w:type="spellEnd"/>
+            <w:r>
+              <w:rPr>
+                <w:rFonts w:eastAsia="Times New Roman" w:cs="Times New Roman"/>
+                <w:sz w:val="24"/>
+                <w:szCs w:val="24"/>
+                <w:lang w:val="ru-RU" w:eastAsia="ru-RU"/>
+              </w:rPr>
+              <w:t xml:space="preserve">, </w:t>
+            </w:r>
+            <w:proofErr w:type="spellStart"/>
+            <w:r>
+              <w:rPr>
+                <w:rFonts w:eastAsia="Times New Roman" w:cs="Times New Roman"/>
+                <w:sz w:val="24"/>
+                <w:szCs w:val="24"/>
+                <w:lang w:val="ru-RU" w:eastAsia="ru-RU"/>
+              </w:rPr>
+              <w:t>Licenses</w:t>
             </w:r>
             <w:proofErr w:type="spellEnd"/>
           </w:p>
@@ -15293,7 +16142,7 @@
       <w:tr>
         <w:tc>
           <w:tcPr>
-            <w:tcW w:w="1759" w:type="dxa"/>
+            <w:tcW w:w="1838" w:type="dxa"/>
             <w:hideMark/>
           </w:tcPr>
           <w:p>
@@ -15319,82 +16168,102 @@
         </w:tc>
         <w:tc>
           <w:tcPr>
-            <w:tcW w:w="3198" w:type="dxa"/>
-            <w:hideMark/>
-          </w:tcPr>
-          <w:p>
-            <w:pPr>
-              <w:jc w:val="left"/>
-              <w:rPr>
-                <w:rFonts w:eastAsia="Times New Roman" w:cs="Times New Roman"/>
-                <w:sz w:val="24"/>
-                <w:szCs w:val="24"/>
-                <w:lang w:val="ru-RU" w:eastAsia="ru-RU"/>
-              </w:rPr>
-            </w:pPr>
-            <w:proofErr w:type="spellStart"/>
-            <w:r>
-              <w:rPr>
-                <w:rFonts w:eastAsia="Times New Roman" w:cs="Times New Roman"/>
-                <w:sz w:val="24"/>
-                <w:szCs w:val="24"/>
-                <w:lang w:val="ru-RU" w:eastAsia="ru-RU"/>
-              </w:rPr>
-              <w:t>sp_AddLocation</w:t>
-            </w:r>
-            <w:proofErr w:type="spellEnd"/>
-          </w:p>
-        </w:tc>
-        <w:tc>
-          <w:tcPr>
-            <w:tcW w:w="2801" w:type="dxa"/>
-            <w:hideMark/>
-          </w:tcPr>
-          <w:p>
-            <w:pPr>
-              <w:jc w:val="left"/>
-              <w:rPr>
-                <w:rFonts w:eastAsia="Times New Roman" w:cs="Times New Roman"/>
-                <w:sz w:val="24"/>
-                <w:szCs w:val="24"/>
-                <w:lang w:val="ru-RU" w:eastAsia="ru-RU"/>
-              </w:rPr>
-            </w:pPr>
-            <w:r>
-              <w:rPr>
-                <w:rFonts w:eastAsia="Times New Roman" w:cs="Times New Roman"/>
-                <w:sz w:val="24"/>
-                <w:szCs w:val="24"/>
-                <w:lang w:val="ru-RU" w:eastAsia="ru-RU"/>
-              </w:rPr>
-              <w:t>Добавление нового помещения / класса</w:t>
-            </w:r>
-          </w:p>
-        </w:tc>
-        <w:tc>
-          <w:tcPr>
-            <w:tcW w:w="1587" w:type="dxa"/>
-            <w:hideMark/>
-          </w:tcPr>
-          <w:p>
-            <w:pPr>
-              <w:jc w:val="left"/>
-              <w:rPr>
-                <w:rFonts w:eastAsia="Times New Roman" w:cs="Times New Roman"/>
-                <w:sz w:val="24"/>
-                <w:szCs w:val="24"/>
-                <w:lang w:val="ru-RU" w:eastAsia="ru-RU"/>
-              </w:rPr>
-            </w:pPr>
-            <w:proofErr w:type="spellStart"/>
-            <w:r>
-              <w:rPr>
-                <w:rFonts w:eastAsia="Times New Roman" w:cs="Times New Roman"/>
-                <w:sz w:val="24"/>
-                <w:szCs w:val="24"/>
-                <w:lang w:val="ru-RU" w:eastAsia="ru-RU"/>
-              </w:rPr>
-              <w:t>Locations</w:t>
+            <w:tcW w:w="2835" w:type="dxa"/>
+            <w:hideMark/>
+          </w:tcPr>
+          <w:p>
+            <w:pPr>
+              <w:jc w:val="left"/>
+              <w:rPr>
+                <w:rFonts w:eastAsia="Times New Roman" w:cs="Times New Roman"/>
+                <w:sz w:val="24"/>
+                <w:szCs w:val="24"/>
+                <w:lang w:val="ru-RU" w:eastAsia="ru-RU"/>
+              </w:rPr>
+            </w:pPr>
+            <w:proofErr w:type="spellStart"/>
+            <w:r>
+              <w:rPr>
+                <w:rFonts w:eastAsia="Times New Roman" w:cs="Times New Roman"/>
+                <w:sz w:val="24"/>
+                <w:szCs w:val="24"/>
+                <w:lang w:val="ru-RU" w:eastAsia="ru-RU"/>
+              </w:rPr>
+              <w:t>sp_ProductCostByPeriod</w:t>
+            </w:r>
+            <w:proofErr w:type="spellEnd"/>
+          </w:p>
+        </w:tc>
+        <w:tc>
+          <w:tcPr>
+            <w:tcW w:w="3226" w:type="dxa"/>
+            <w:hideMark/>
+          </w:tcPr>
+          <w:p>
+            <w:pPr>
+              <w:jc w:val="left"/>
+              <w:rPr>
+                <w:rFonts w:eastAsia="Times New Roman" w:cs="Times New Roman"/>
+                <w:sz w:val="24"/>
+                <w:szCs w:val="24"/>
+                <w:lang w:val="ru-RU" w:eastAsia="ru-RU"/>
+              </w:rPr>
+            </w:pPr>
+            <w:r>
+              <w:rPr>
+                <w:rFonts w:eastAsia="Times New Roman" w:cs="Times New Roman"/>
+                <w:sz w:val="24"/>
+                <w:szCs w:val="24"/>
+                <w:lang w:val="ru-RU" w:eastAsia="ru-RU"/>
+              </w:rPr>
+              <w:t>Итоги стоимости и количества лицензий по продукту за выбранный период (месяц, квартал, год)</w:t>
+            </w:r>
+          </w:p>
+        </w:tc>
+        <w:tc>
+          <w:tcPr>
+            <w:tcW w:w="1456" w:type="dxa"/>
+            <w:hideMark/>
+          </w:tcPr>
+          <w:p>
+            <w:pPr>
+              <w:jc w:val="left"/>
+              <w:rPr>
+                <w:rFonts w:eastAsia="Times New Roman" w:cs="Times New Roman"/>
+                <w:sz w:val="24"/>
+                <w:szCs w:val="24"/>
+                <w:lang w:val="ru-RU" w:eastAsia="ru-RU"/>
+              </w:rPr>
+            </w:pPr>
+            <w:proofErr w:type="spellStart"/>
+            <w:r>
+              <w:rPr>
+                <w:rFonts w:eastAsia="Times New Roman" w:cs="Times New Roman"/>
+                <w:sz w:val="24"/>
+                <w:szCs w:val="24"/>
+                <w:lang w:val="ru-RU" w:eastAsia="ru-RU"/>
+              </w:rPr>
+              <w:t>Licenses</w:t>
+            </w:r>
+            <w:proofErr w:type="spellEnd"/>
+            <w:r>
+              <w:rPr>
+                <w:rFonts w:eastAsia="Times New Roman" w:cs="Times New Roman"/>
+                <w:sz w:val="24"/>
+                <w:szCs w:val="24"/>
+                <w:lang w:val="ru-RU" w:eastAsia="ru-RU"/>
+              </w:rPr>
+              <w:t xml:space="preserve">, </w:t>
+            </w:r>
+            <w:proofErr w:type="spellStart"/>
+            <w:r>
+              <w:rPr>
+                <w:rFonts w:eastAsia="Times New Roman" w:cs="Times New Roman"/>
+                <w:sz w:val="24"/>
+                <w:szCs w:val="24"/>
+                <w:lang w:val="ru-RU" w:eastAsia="ru-RU"/>
+              </w:rPr>
+              <w:t>Products</w:t>
             </w:r>
             <w:proofErr w:type="spellEnd"/>
           </w:p>
@@ -15403,7 +16272,7 @@
       <w:tr>
         <w:tc>
           <w:tcPr>
-            <w:tcW w:w="1759" w:type="dxa"/>
+            <w:tcW w:w="1838" w:type="dxa"/>
             <w:hideMark/>
           </w:tcPr>
           <w:p>
@@ -15429,82 +16298,82 @@
         </w:tc>
         <w:tc>
           <w:tcPr>
-            <w:tcW w:w="3198" w:type="dxa"/>
-            <w:hideMark/>
-          </w:tcPr>
-          <w:p>
-            <w:pPr>
-              <w:jc w:val="left"/>
-              <w:rPr>
-                <w:rFonts w:eastAsia="Times New Roman" w:cs="Times New Roman"/>
-                <w:sz w:val="24"/>
-                <w:szCs w:val="24"/>
-                <w:lang w:val="ru-RU" w:eastAsia="ru-RU"/>
-              </w:rPr>
-            </w:pPr>
-            <w:proofErr w:type="spellStart"/>
-            <w:r>
-              <w:rPr>
-                <w:rFonts w:eastAsia="Times New Roman" w:cs="Times New Roman"/>
-                <w:sz w:val="24"/>
-                <w:szCs w:val="24"/>
-                <w:lang w:val="ru-RU" w:eastAsia="ru-RU"/>
-              </w:rPr>
-              <w:t>sp_AddProduct</w:t>
-            </w:r>
-            <w:proofErr w:type="spellEnd"/>
-          </w:p>
-        </w:tc>
-        <w:tc>
-          <w:tcPr>
-            <w:tcW w:w="2801" w:type="dxa"/>
-            <w:hideMark/>
-          </w:tcPr>
-          <w:p>
-            <w:pPr>
-              <w:jc w:val="left"/>
-              <w:rPr>
-                <w:rFonts w:eastAsia="Times New Roman" w:cs="Times New Roman"/>
-                <w:sz w:val="24"/>
-                <w:szCs w:val="24"/>
-                <w:lang w:val="ru-RU" w:eastAsia="ru-RU"/>
-              </w:rPr>
-            </w:pPr>
-            <w:r>
-              <w:rPr>
-                <w:rFonts w:eastAsia="Times New Roman" w:cs="Times New Roman"/>
-                <w:sz w:val="24"/>
-                <w:szCs w:val="24"/>
-                <w:lang w:val="ru-RU" w:eastAsia="ru-RU"/>
-              </w:rPr>
-              <w:t>Добавление нового продукта</w:t>
-            </w:r>
-          </w:p>
-        </w:tc>
-        <w:tc>
-          <w:tcPr>
-            <w:tcW w:w="1587" w:type="dxa"/>
-            <w:hideMark/>
-          </w:tcPr>
-          <w:p>
-            <w:pPr>
-              <w:jc w:val="left"/>
-              <w:rPr>
-                <w:rFonts w:eastAsia="Times New Roman" w:cs="Times New Roman"/>
-                <w:sz w:val="24"/>
-                <w:szCs w:val="24"/>
-                <w:lang w:val="ru-RU" w:eastAsia="ru-RU"/>
-              </w:rPr>
-            </w:pPr>
-            <w:proofErr w:type="spellStart"/>
-            <w:r>
-              <w:rPr>
-                <w:rFonts w:eastAsia="Times New Roman" w:cs="Times New Roman"/>
-                <w:sz w:val="24"/>
-                <w:szCs w:val="24"/>
-                <w:lang w:val="ru-RU" w:eastAsia="ru-RU"/>
-              </w:rPr>
-              <w:t>Products</w:t>
+            <w:tcW w:w="2835" w:type="dxa"/>
+            <w:hideMark/>
+          </w:tcPr>
+          <w:p>
+            <w:pPr>
+              <w:jc w:val="left"/>
+              <w:rPr>
+                <w:rFonts w:eastAsia="Times New Roman" w:cs="Times New Roman"/>
+                <w:sz w:val="24"/>
+                <w:szCs w:val="24"/>
+                <w:lang w:val="ru-RU" w:eastAsia="ru-RU"/>
+              </w:rPr>
+            </w:pPr>
+            <w:proofErr w:type="spellStart"/>
+            <w:r>
+              <w:rPr>
+                <w:rFonts w:eastAsia="Times New Roman" w:cs="Times New Roman"/>
+                <w:sz w:val="24"/>
+                <w:szCs w:val="24"/>
+                <w:lang w:val="ru-RU" w:eastAsia="ru-RU"/>
+              </w:rPr>
+              <w:t>sp_LicenseForecastNextYear</w:t>
+            </w:r>
+            <w:proofErr w:type="spellEnd"/>
+          </w:p>
+        </w:tc>
+        <w:tc>
+          <w:tcPr>
+            <w:tcW w:w="3226" w:type="dxa"/>
+            <w:hideMark/>
+          </w:tcPr>
+          <w:p>
+            <w:pPr>
+              <w:jc w:val="left"/>
+              <w:rPr>
+                <w:rFonts w:eastAsia="Times New Roman" w:cs="Times New Roman"/>
+                <w:sz w:val="24"/>
+                <w:szCs w:val="24"/>
+                <w:lang w:val="ru-RU" w:eastAsia="ru-RU"/>
+              </w:rPr>
+            </w:pPr>
+            <w:r>
+              <w:rPr>
+                <w:rFonts w:eastAsia="Times New Roman" w:cs="Times New Roman"/>
+                <w:sz w:val="24"/>
+                <w:szCs w:val="24"/>
+                <w:lang w:val="ru-RU" w:eastAsia="ru-RU"/>
+              </w:rPr>
+              <w:t>Прогноз количества лицензий на следующий год с учётом роста классов и устаревания оборудования</w:t>
+            </w:r>
+          </w:p>
+        </w:tc>
+        <w:tc>
+          <w:tcPr>
+            <w:tcW w:w="1456" w:type="dxa"/>
+            <w:hideMark/>
+          </w:tcPr>
+          <w:p>
+            <w:pPr>
+              <w:jc w:val="left"/>
+              <w:rPr>
+                <w:rFonts w:eastAsia="Times New Roman" w:cs="Times New Roman"/>
+                <w:sz w:val="24"/>
+                <w:szCs w:val="24"/>
+                <w:lang w:val="ru-RU" w:eastAsia="ru-RU"/>
+              </w:rPr>
+            </w:pPr>
+            <w:proofErr w:type="spellStart"/>
+            <w:r>
+              <w:rPr>
+                <w:rFonts w:eastAsia="Times New Roman" w:cs="Times New Roman"/>
+                <w:sz w:val="24"/>
+                <w:szCs w:val="24"/>
+                <w:lang w:val="ru-RU" w:eastAsia="ru-RU"/>
+              </w:rPr>
+              <w:t>Locations</w:t>
             </w:r>
             <w:proofErr w:type="spellEnd"/>
             <w:r>
@@ -15524,7 +16393,7 @@
                 <w:szCs w:val="24"/>
                 <w:lang w:val="ru-RU" w:eastAsia="ru-RU"/>
               </w:rPr>
-              <w:t>Vendors</w:t>
+              <w:t>Devices</w:t>
             </w:r>
             <w:proofErr w:type="spellEnd"/>
           </w:p>
@@ -15533,7 +16402,7 @@
       <w:tr>
         <w:tc>
           <w:tcPr>
-            <w:tcW w:w="1759" w:type="dxa"/>
+            <w:tcW w:w="1838" w:type="dxa"/>
             <w:hideMark/>
           </w:tcPr>
           <w:p>
@@ -15559,61 +16428,79 @@
         </w:tc>
         <w:tc>
           <w:tcPr>
-            <w:tcW w:w="3198" w:type="dxa"/>
-            <w:hideMark/>
-          </w:tcPr>
-          <w:p>
-            <w:pPr>
-              <w:jc w:val="left"/>
-              <w:rPr>
-                <w:rFonts w:eastAsia="Times New Roman" w:cs="Times New Roman"/>
-                <w:sz w:val="24"/>
-                <w:szCs w:val="24"/>
-                <w:lang w:val="ru-RU" w:eastAsia="ru-RU"/>
-              </w:rPr>
-            </w:pPr>
-            <w:proofErr w:type="spellStart"/>
-            <w:r>
-              <w:rPr>
-                <w:rFonts w:eastAsia="Times New Roman" w:cs="Times New Roman"/>
-                <w:sz w:val="24"/>
-                <w:szCs w:val="24"/>
-                <w:lang w:val="ru-RU" w:eastAsia="ru-RU"/>
-              </w:rPr>
-              <w:t>sp_AddLicense</w:t>
-            </w:r>
-            <w:proofErr w:type="spellEnd"/>
-          </w:p>
-        </w:tc>
-        <w:tc>
-          <w:tcPr>
-            <w:tcW w:w="2801" w:type="dxa"/>
-            <w:hideMark/>
-          </w:tcPr>
-          <w:p>
-            <w:pPr>
-              <w:jc w:val="left"/>
-              <w:rPr>
-                <w:rFonts w:eastAsia="Times New Roman" w:cs="Times New Roman"/>
-                <w:sz w:val="24"/>
-                <w:szCs w:val="24"/>
-                <w:lang w:val="ru-RU" w:eastAsia="ru-RU"/>
-              </w:rPr>
-            </w:pPr>
-            <w:r>
-              <w:rPr>
-                <w:rFonts w:eastAsia="Times New Roman" w:cs="Times New Roman"/>
-                <w:sz w:val="24"/>
-                <w:szCs w:val="24"/>
-                <w:lang w:val="ru-RU" w:eastAsia="ru-RU"/>
-              </w:rPr>
-              <w:t>Добавление лицензии</w:t>
-            </w:r>
-          </w:p>
-        </w:tc>
-        <w:tc>
-          <w:tcPr>
-            <w:tcW w:w="1587" w:type="dxa"/>
+            <w:tcW w:w="2835" w:type="dxa"/>
+            <w:hideMark/>
+          </w:tcPr>
+          <w:p>
+            <w:pPr>
+              <w:jc w:val="left"/>
+              <w:rPr>
+                <w:rFonts w:eastAsia="Times New Roman" w:cs="Times New Roman"/>
+                <w:sz w:val="24"/>
+                <w:szCs w:val="24"/>
+                <w:lang w:val="ru-RU" w:eastAsia="ru-RU"/>
+              </w:rPr>
+            </w:pPr>
+            <w:r>
+              <w:rPr>
+                <w:rFonts w:eastAsia="Times New Roman" w:cs="Times New Roman"/>
+                <w:sz w:val="24"/>
+                <w:szCs w:val="24"/>
+                <w:lang w:val="ru-RU" w:eastAsia="ru-RU"/>
+              </w:rPr>
+              <w:t>sp_VendorExpensesLast6Months</w:t>
+            </w:r>
+          </w:p>
+        </w:tc>
+        <w:tc>
+          <w:tcPr>
+            <w:tcW w:w="3226" w:type="dxa"/>
+            <w:hideMark/>
+          </w:tcPr>
+          <w:p>
+            <w:pPr>
+              <w:jc w:val="left"/>
+              <w:rPr>
+                <w:rFonts w:eastAsia="Times New Roman" w:cs="Times New Roman"/>
+                <w:sz w:val="24"/>
+                <w:szCs w:val="24"/>
+                <w:lang w:val="ru-RU" w:eastAsia="ru-RU"/>
+              </w:rPr>
+            </w:pPr>
+            <w:r>
+              <w:rPr>
+                <w:rFonts w:eastAsia="Times New Roman" w:cs="Times New Roman"/>
+                <w:sz w:val="24"/>
+                <w:szCs w:val="24"/>
+                <w:lang w:val="ru-RU" w:eastAsia="ru-RU"/>
+              </w:rPr>
+              <w:t xml:space="preserve">Суммы расходов на лицензии по каждому </w:t>
+            </w:r>
+            <w:proofErr w:type="spellStart"/>
+            <w:r>
+              <w:rPr>
+                <w:rFonts w:eastAsia="Times New Roman" w:cs="Times New Roman"/>
+                <w:sz w:val="24"/>
+                <w:szCs w:val="24"/>
+                <w:lang w:val="ru-RU" w:eastAsia="ru-RU"/>
+              </w:rPr>
+              <w:t>вендору</w:t>
+            </w:r>
+            <w:proofErr w:type="spellEnd"/>
+            <w:r>
+              <w:rPr>
+                <w:rFonts w:eastAsia="Times New Roman" w:cs="Times New Roman"/>
+                <w:sz w:val="24"/>
+                <w:szCs w:val="24"/>
+                <w:lang w:val="ru-RU" w:eastAsia="ru-RU"/>
+              </w:rPr>
+              <w:t xml:space="preserve"> за последние 6 месяцев помесячно</w:t>
+            </w:r>
+          </w:p>
+        </w:tc>
+        <w:tc>
+          <w:tcPr>
+            <w:tcW w:w="1456" w:type="dxa"/>
             <w:hideMark/>
           </w:tcPr>
           <w:p>
@@ -15655,6 +16542,26 @@
                 <w:lang w:val="ru-RU" w:eastAsia="ru-RU"/>
               </w:rPr>
               <w:t>Products</w:t>
+            </w:r>
+            <w:proofErr w:type="spellEnd"/>
+            <w:r>
+              <w:rPr>
+                <w:rFonts w:eastAsia="Times New Roman" w:cs="Times New Roman"/>
+                <w:sz w:val="24"/>
+                <w:szCs w:val="24"/>
+                <w:lang w:val="ru-RU" w:eastAsia="ru-RU"/>
+              </w:rPr>
+              <w:t xml:space="preserve">, </w:t>
+            </w:r>
+            <w:proofErr w:type="spellStart"/>
+            <w:r>
+              <w:rPr>
+                <w:rFonts w:eastAsia="Times New Roman" w:cs="Times New Roman"/>
+                <w:sz w:val="24"/>
+                <w:szCs w:val="24"/>
+                <w:lang w:val="ru-RU" w:eastAsia="ru-RU"/>
+              </w:rPr>
+              <w:t>Vendors</w:t>
             </w:r>
             <w:proofErr w:type="spellEnd"/>
           </w:p>
@@ -15663,7 +16570,7 @@
       <w:tr>
         <w:tc>
           <w:tcPr>
-            <w:tcW w:w="1759" w:type="dxa"/>
+            <w:tcW w:w="1838" w:type="dxa"/>
             <w:hideMark/>
           </w:tcPr>
           <w:p>
@@ -15689,73 +16596,93 @@
         </w:tc>
         <w:tc>
           <w:tcPr>
-            <w:tcW w:w="3198" w:type="dxa"/>
-            <w:hideMark/>
-          </w:tcPr>
-          <w:p>
-            <w:pPr>
-              <w:jc w:val="left"/>
-              <w:rPr>
-                <w:rFonts w:eastAsia="Times New Roman" w:cs="Times New Roman"/>
-                <w:sz w:val="24"/>
-                <w:szCs w:val="24"/>
-                <w:lang w:val="ru-RU" w:eastAsia="ru-RU"/>
-              </w:rPr>
-            </w:pPr>
-            <w:proofErr w:type="spellStart"/>
-            <w:r>
-              <w:rPr>
-                <w:rFonts w:eastAsia="Times New Roman" w:cs="Times New Roman"/>
-                <w:sz w:val="24"/>
-                <w:szCs w:val="24"/>
-                <w:lang w:val="ru-RU" w:eastAsia="ru-RU"/>
-              </w:rPr>
-              <w:t>sp_AddDevice</w:t>
-            </w:r>
-            <w:proofErr w:type="spellEnd"/>
-          </w:p>
-        </w:tc>
-        <w:tc>
-          <w:tcPr>
-            <w:tcW w:w="2801" w:type="dxa"/>
-            <w:hideMark/>
-          </w:tcPr>
-          <w:p>
-            <w:pPr>
-              <w:jc w:val="left"/>
-              <w:rPr>
-                <w:rFonts w:eastAsia="Times New Roman" w:cs="Times New Roman"/>
-                <w:sz w:val="24"/>
-                <w:szCs w:val="24"/>
-                <w:lang w:val="ru-RU" w:eastAsia="ru-RU"/>
-              </w:rPr>
-            </w:pPr>
-            <w:r>
-              <w:rPr>
-                <w:rFonts w:eastAsia="Times New Roman" w:cs="Times New Roman"/>
-                <w:sz w:val="24"/>
-                <w:szCs w:val="24"/>
-                <w:lang w:val="ru-RU" w:eastAsia="ru-RU"/>
-              </w:rPr>
-              <w:t>Добавление устройства</w:t>
-            </w:r>
-          </w:p>
-        </w:tc>
-        <w:tc>
-          <w:tcPr>
-            <w:tcW w:w="1587" w:type="dxa"/>
-            <w:hideMark/>
-          </w:tcPr>
-          <w:p>
-            <w:pPr>
-              <w:jc w:val="left"/>
-              <w:rPr>
-                <w:rFonts w:eastAsia="Times New Roman" w:cs="Times New Roman"/>
-                <w:sz w:val="24"/>
-                <w:szCs w:val="24"/>
-                <w:lang w:val="ru-RU" w:eastAsia="ru-RU"/>
-              </w:rPr>
-            </w:pPr>
+            <w:tcW w:w="2835" w:type="dxa"/>
+            <w:hideMark/>
+          </w:tcPr>
+          <w:p>
+            <w:pPr>
+              <w:jc w:val="left"/>
+              <w:rPr>
+                <w:rFonts w:eastAsia="Times New Roman" w:cs="Times New Roman"/>
+                <w:sz w:val="24"/>
+                <w:szCs w:val="24"/>
+                <w:lang w:val="ru-RU" w:eastAsia="ru-RU"/>
+              </w:rPr>
+            </w:pPr>
+            <w:proofErr w:type="spellStart"/>
+            <w:r>
+              <w:rPr>
+                <w:rFonts w:eastAsia="Times New Roman" w:cs="Times New Roman"/>
+                <w:sz w:val="24"/>
+                <w:szCs w:val="24"/>
+                <w:lang w:val="ru-RU" w:eastAsia="ru-RU"/>
+              </w:rPr>
+              <w:t>sp_DeviceTypeLicenseLoad</w:t>
+            </w:r>
+            <w:proofErr w:type="spellEnd"/>
+          </w:p>
+        </w:tc>
+        <w:tc>
+          <w:tcPr>
+            <w:tcW w:w="3226" w:type="dxa"/>
+            <w:hideMark/>
+          </w:tcPr>
+          <w:p>
+            <w:pPr>
+              <w:jc w:val="left"/>
+              <w:rPr>
+                <w:rFonts w:eastAsia="Times New Roman" w:cs="Times New Roman"/>
+                <w:sz w:val="24"/>
+                <w:szCs w:val="24"/>
+                <w:lang w:val="ru-RU" w:eastAsia="ru-RU"/>
+              </w:rPr>
+            </w:pPr>
+            <w:r>
+              <w:rPr>
+                <w:rFonts w:eastAsia="Times New Roman" w:cs="Times New Roman"/>
+                <w:sz w:val="24"/>
+                <w:szCs w:val="24"/>
+                <w:lang w:val="ru-RU" w:eastAsia="ru-RU"/>
+              </w:rPr>
+              <w:t>Анализ использования лицензий по типам устройств</w:t>
+            </w:r>
+          </w:p>
+        </w:tc>
+        <w:tc>
+          <w:tcPr>
+            <w:tcW w:w="1456" w:type="dxa"/>
+            <w:hideMark/>
+          </w:tcPr>
+          <w:p>
+            <w:pPr>
+              <w:jc w:val="left"/>
+              <w:rPr>
+                <w:rFonts w:eastAsia="Times New Roman" w:cs="Times New Roman"/>
+                <w:sz w:val="24"/>
+                <w:szCs w:val="24"/>
+                <w:lang w:val="ru-RU" w:eastAsia="ru-RU"/>
+              </w:rPr>
+            </w:pPr>
+            <w:proofErr w:type="spellStart"/>
+            <w:r>
+              <w:rPr>
+                <w:rFonts w:eastAsia="Times New Roman" w:cs="Times New Roman"/>
+                <w:sz w:val="24"/>
+                <w:szCs w:val="24"/>
+                <w:lang w:val="ru-RU" w:eastAsia="ru-RU"/>
+              </w:rPr>
+              <w:t>Installations</w:t>
+            </w:r>
+            <w:proofErr w:type="spellEnd"/>
+            <w:r>
+              <w:rPr>
+                <w:rFonts w:eastAsia="Times New Roman" w:cs="Times New Roman"/>
+                <w:sz w:val="24"/>
+                <w:szCs w:val="24"/>
+                <w:lang w:val="ru-RU" w:eastAsia="ru-RU"/>
+              </w:rPr>
+              <w:t xml:space="preserve">, </w:t>
+            </w:r>
             <w:proofErr w:type="spellStart"/>
             <w:r>
               <w:rPr>
@@ -15765,26 +16692,6 @@
                 <w:lang w:val="ru-RU" w:eastAsia="ru-RU"/>
               </w:rPr>
               <w:t>Devices</w:t>
-            </w:r>
-            <w:proofErr w:type="spellEnd"/>
-            <w:r>
-              <w:rPr>
-                <w:rFonts w:eastAsia="Times New Roman" w:cs="Times New Roman"/>
-                <w:sz w:val="24"/>
-                <w:szCs w:val="24"/>
-                <w:lang w:val="ru-RU" w:eastAsia="ru-RU"/>
-              </w:rPr>
-              <w:t xml:space="preserve">, </w:t>
-            </w:r>
-            <w:proofErr w:type="spellStart"/>
-            <w:r>
-              <w:rPr>
-                <w:rFonts w:eastAsia="Times New Roman" w:cs="Times New Roman"/>
-                <w:sz w:val="24"/>
-                <w:szCs w:val="24"/>
-                <w:lang w:val="ru-RU" w:eastAsia="ru-RU"/>
-              </w:rPr>
-              <w:t>Locations</w:t>
             </w:r>
             <w:proofErr w:type="spellEnd"/>
           </w:p>
@@ -15793,7 +16700,7 @@
       <w:tr>
         <w:tc>
           <w:tcPr>
-            <w:tcW w:w="1759" w:type="dxa"/>
+            <w:tcW w:w="1838" w:type="dxa"/>
             <w:hideMark/>
           </w:tcPr>
           <w:p>
@@ -15819,61 +16726,61 @@
         </w:tc>
         <w:tc>
           <w:tcPr>
-            <w:tcW w:w="3198" w:type="dxa"/>
-            <w:hideMark/>
-          </w:tcPr>
-          <w:p>
-            <w:pPr>
-              <w:jc w:val="left"/>
-              <w:rPr>
-                <w:rFonts w:eastAsia="Times New Roman" w:cs="Times New Roman"/>
-                <w:sz w:val="24"/>
-                <w:szCs w:val="24"/>
-                <w:lang w:val="ru-RU" w:eastAsia="ru-RU"/>
-              </w:rPr>
-            </w:pPr>
-            <w:proofErr w:type="spellStart"/>
-            <w:r>
-              <w:rPr>
-                <w:rFonts w:eastAsia="Times New Roman" w:cs="Times New Roman"/>
-                <w:sz w:val="24"/>
-                <w:szCs w:val="24"/>
-                <w:lang w:val="ru-RU" w:eastAsia="ru-RU"/>
-              </w:rPr>
-              <w:t>sp_AddInstallation</w:t>
-            </w:r>
-            <w:proofErr w:type="spellEnd"/>
-          </w:p>
-        </w:tc>
-        <w:tc>
-          <w:tcPr>
-            <w:tcW w:w="2801" w:type="dxa"/>
-            <w:hideMark/>
-          </w:tcPr>
-          <w:p>
-            <w:pPr>
-              <w:jc w:val="left"/>
-              <w:rPr>
-                <w:rFonts w:eastAsia="Times New Roman" w:cs="Times New Roman"/>
-                <w:sz w:val="24"/>
-                <w:szCs w:val="24"/>
-                <w:lang w:val="ru-RU" w:eastAsia="ru-RU"/>
-              </w:rPr>
-            </w:pPr>
-            <w:r>
-              <w:rPr>
-                <w:rFonts w:eastAsia="Times New Roman" w:cs="Times New Roman"/>
-                <w:sz w:val="24"/>
-                <w:szCs w:val="24"/>
-                <w:lang w:val="ru-RU" w:eastAsia="ru-RU"/>
-              </w:rPr>
-              <w:t>Добавление записи об установке</w:t>
-            </w:r>
-          </w:p>
-        </w:tc>
-        <w:tc>
-          <w:tcPr>
-            <w:tcW w:w="1587" w:type="dxa"/>
+            <w:tcW w:w="2835" w:type="dxa"/>
+            <w:hideMark/>
+          </w:tcPr>
+          <w:p>
+            <w:pPr>
+              <w:jc w:val="left"/>
+              <w:rPr>
+                <w:rFonts w:eastAsia="Times New Roman" w:cs="Times New Roman"/>
+                <w:sz w:val="24"/>
+                <w:szCs w:val="24"/>
+                <w:lang w:val="ru-RU" w:eastAsia="ru-RU"/>
+              </w:rPr>
+            </w:pPr>
+            <w:proofErr w:type="spellStart"/>
+            <w:r>
+              <w:rPr>
+                <w:rFonts w:eastAsia="Times New Roman" w:cs="Times New Roman"/>
+                <w:sz w:val="24"/>
+                <w:szCs w:val="24"/>
+                <w:lang w:val="ru-RU" w:eastAsia="ru-RU"/>
+              </w:rPr>
+              <w:t>sp_LocationLicenseDistribution</w:t>
+            </w:r>
+            <w:proofErr w:type="spellEnd"/>
+          </w:p>
+        </w:tc>
+        <w:tc>
+          <w:tcPr>
+            <w:tcW w:w="3226" w:type="dxa"/>
+            <w:hideMark/>
+          </w:tcPr>
+          <w:p>
+            <w:pPr>
+              <w:jc w:val="left"/>
+              <w:rPr>
+                <w:rFonts w:eastAsia="Times New Roman" w:cs="Times New Roman"/>
+                <w:sz w:val="24"/>
+                <w:szCs w:val="24"/>
+                <w:lang w:val="ru-RU" w:eastAsia="ru-RU"/>
+              </w:rPr>
+            </w:pPr>
+            <w:r>
+              <w:rPr>
+                <w:rFonts w:eastAsia="Times New Roman" w:cs="Times New Roman"/>
+                <w:sz w:val="24"/>
+                <w:szCs w:val="24"/>
+                <w:lang w:val="ru-RU" w:eastAsia="ru-RU"/>
+              </w:rPr>
+              <w:t>Распределение лицензий по помещениям (классам)</w:t>
+            </w:r>
+          </w:p>
+        </w:tc>
+        <w:tc>
+          <w:tcPr>
+            <w:tcW w:w="1456" w:type="dxa"/>
             <w:hideMark/>
           </w:tcPr>
           <w:p>
@@ -15934,7 +16841,7 @@
                 <w:szCs w:val="24"/>
                 <w:lang w:val="ru-RU" w:eastAsia="ru-RU"/>
               </w:rPr>
-              <w:t>Licenses</w:t>
+              <w:t>Locations</w:t>
             </w:r>
             <w:proofErr w:type="spellEnd"/>
           </w:p>
@@ -15943,128 +16850,108 @@
       <w:tr>
         <w:tc>
           <w:tcPr>
-            <w:tcW w:w="1759" w:type="dxa"/>
-            <w:hideMark/>
-          </w:tcPr>
-          <w:p>
-            <w:pPr>
-              <w:jc w:val="left"/>
-              <w:rPr>
-                <w:rFonts w:eastAsia="Times New Roman" w:cs="Times New Roman"/>
-                <w:sz w:val="24"/>
-                <w:szCs w:val="24"/>
-                <w:lang w:val="ru-RU" w:eastAsia="ru-RU"/>
-              </w:rPr>
-            </w:pPr>
-            <w:r>
-              <w:rPr>
-                <w:rFonts w:eastAsia="Times New Roman" w:cs="Times New Roman"/>
-                <w:sz w:val="24"/>
-                <w:szCs w:val="24"/>
-                <w:lang w:val="ru-RU" w:eastAsia="ru-RU"/>
-              </w:rPr>
-              <w:t>Процедура</w:t>
-            </w:r>
-          </w:p>
-        </w:tc>
-        <w:tc>
-          <w:tcPr>
-            <w:tcW w:w="3198" w:type="dxa"/>
-            <w:hideMark/>
-          </w:tcPr>
-          <w:p>
-            <w:pPr>
-              <w:jc w:val="left"/>
-              <w:rPr>
-                <w:rFonts w:eastAsia="Times New Roman" w:cs="Times New Roman"/>
-                <w:sz w:val="24"/>
-                <w:szCs w:val="24"/>
-                <w:lang w:val="ru-RU" w:eastAsia="ru-RU"/>
-              </w:rPr>
-            </w:pPr>
-            <w:proofErr w:type="spellStart"/>
-            <w:r>
-              <w:rPr>
-                <w:rFonts w:eastAsia="Times New Roman" w:cs="Times New Roman"/>
-                <w:sz w:val="24"/>
-                <w:szCs w:val="24"/>
-                <w:lang w:val="ru-RU" w:eastAsia="ru-RU"/>
-              </w:rPr>
-              <w:t>sp_AddRequest</w:t>
-            </w:r>
-            <w:proofErr w:type="spellEnd"/>
-          </w:p>
-        </w:tc>
-        <w:tc>
-          <w:tcPr>
-            <w:tcW w:w="2801" w:type="dxa"/>
-            <w:hideMark/>
-          </w:tcPr>
-          <w:p>
-            <w:pPr>
-              <w:jc w:val="left"/>
-              <w:rPr>
-                <w:rFonts w:eastAsia="Times New Roman" w:cs="Times New Roman"/>
-                <w:sz w:val="24"/>
-                <w:szCs w:val="24"/>
-                <w:lang w:val="ru-RU" w:eastAsia="ru-RU"/>
-              </w:rPr>
-            </w:pPr>
-            <w:r>
-              <w:rPr>
-                <w:rFonts w:eastAsia="Times New Roman" w:cs="Times New Roman"/>
-                <w:sz w:val="24"/>
-                <w:szCs w:val="24"/>
-                <w:lang w:val="ru-RU" w:eastAsia="ru-RU"/>
-              </w:rPr>
-              <w:t>Добавление запроса на продукт</w:t>
-            </w:r>
-          </w:p>
-        </w:tc>
-        <w:tc>
-          <w:tcPr>
-            <w:tcW w:w="1587" w:type="dxa"/>
-            <w:hideMark/>
-          </w:tcPr>
-          <w:p>
-            <w:pPr>
-              <w:jc w:val="left"/>
-              <w:rPr>
-                <w:rFonts w:eastAsia="Times New Roman" w:cs="Times New Roman"/>
-                <w:sz w:val="24"/>
-                <w:szCs w:val="24"/>
-                <w:lang w:val="ru-RU" w:eastAsia="ru-RU"/>
-              </w:rPr>
-            </w:pPr>
-            <w:proofErr w:type="spellStart"/>
-            <w:r>
-              <w:rPr>
-                <w:rFonts w:eastAsia="Times New Roman" w:cs="Times New Roman"/>
-                <w:sz w:val="24"/>
-                <w:szCs w:val="24"/>
-                <w:lang w:val="ru-RU" w:eastAsia="ru-RU"/>
-              </w:rPr>
-              <w:t>Requests</w:t>
-            </w:r>
-            <w:proofErr w:type="spellEnd"/>
-            <w:r>
-              <w:rPr>
-                <w:rFonts w:eastAsia="Times New Roman" w:cs="Times New Roman"/>
-                <w:sz w:val="24"/>
-                <w:szCs w:val="24"/>
-                <w:lang w:val="ru-RU" w:eastAsia="ru-RU"/>
-              </w:rPr>
-              <w:t xml:space="preserve">, </w:t>
-            </w:r>
-            <w:proofErr w:type="spellStart"/>
-            <w:r>
-              <w:rPr>
-                <w:rFonts w:eastAsia="Times New Roman" w:cs="Times New Roman"/>
-                <w:sz w:val="24"/>
-                <w:szCs w:val="24"/>
-                <w:lang w:val="ru-RU" w:eastAsia="ru-RU"/>
-              </w:rPr>
-              <w:t>Products</w:t>
+            <w:tcW w:w="1838" w:type="dxa"/>
+            <w:hideMark/>
+          </w:tcPr>
+          <w:p>
+            <w:pPr>
+              <w:jc w:val="left"/>
+              <w:rPr>
+                <w:rFonts w:eastAsia="Times New Roman" w:cs="Times New Roman"/>
+                <w:sz w:val="24"/>
+                <w:szCs w:val="24"/>
+                <w:lang w:val="ru-RU" w:eastAsia="ru-RU"/>
+              </w:rPr>
+            </w:pPr>
+            <w:r>
+              <w:rPr>
+                <w:rFonts w:eastAsia="Times New Roman" w:cs="Times New Roman"/>
+                <w:sz w:val="24"/>
+                <w:szCs w:val="24"/>
+                <w:lang w:val="ru-RU" w:eastAsia="ru-RU"/>
+              </w:rPr>
+              <w:t>Функция</w:t>
+            </w:r>
+          </w:p>
+        </w:tc>
+        <w:tc>
+          <w:tcPr>
+            <w:tcW w:w="2835" w:type="dxa"/>
+            <w:hideMark/>
+          </w:tcPr>
+          <w:p>
+            <w:pPr>
+              <w:jc w:val="left"/>
+              <w:rPr>
+                <w:rFonts w:eastAsia="Times New Roman" w:cs="Times New Roman"/>
+                <w:sz w:val="24"/>
+                <w:szCs w:val="24"/>
+                <w:lang w:val="ru-RU" w:eastAsia="ru-RU"/>
+              </w:rPr>
+            </w:pPr>
+            <w:proofErr w:type="spellStart"/>
+            <w:r>
+              <w:rPr>
+                <w:rFonts w:eastAsia="Times New Roman" w:cs="Times New Roman"/>
+                <w:sz w:val="24"/>
+                <w:szCs w:val="24"/>
+                <w:lang w:val="ru-RU" w:eastAsia="ru-RU"/>
+              </w:rPr>
+              <w:t>fn_ProductShareAnalysis</w:t>
+            </w:r>
+            <w:proofErr w:type="spellEnd"/>
+          </w:p>
+        </w:tc>
+        <w:tc>
+          <w:tcPr>
+            <w:tcW w:w="3226" w:type="dxa"/>
+            <w:hideMark/>
+          </w:tcPr>
+          <w:p>
+            <w:pPr>
+              <w:jc w:val="left"/>
+              <w:rPr>
+                <w:rFonts w:eastAsia="Times New Roman" w:cs="Times New Roman"/>
+                <w:sz w:val="24"/>
+                <w:szCs w:val="24"/>
+                <w:lang w:val="ru-RU" w:eastAsia="ru-RU"/>
+              </w:rPr>
+            </w:pPr>
+            <w:r>
+              <w:rPr>
+                <w:rFonts w:eastAsia="Times New Roman" w:cs="Times New Roman"/>
+                <w:sz w:val="24"/>
+                <w:szCs w:val="24"/>
+                <w:lang w:val="ru-RU" w:eastAsia="ru-RU"/>
+              </w:rPr>
+              <w:t>Доля выбранного продукта по количеству и стоимости лицензий относительно общего количества за период</w:t>
+            </w:r>
+          </w:p>
+        </w:tc>
+        <w:tc>
+          <w:tcPr>
+            <w:tcW w:w="1456" w:type="dxa"/>
+            <w:hideMark/>
+          </w:tcPr>
+          <w:p>
+            <w:pPr>
+              <w:jc w:val="left"/>
+              <w:rPr>
+                <w:rFonts w:eastAsia="Times New Roman" w:cs="Times New Roman"/>
+                <w:sz w:val="24"/>
+                <w:szCs w:val="24"/>
+                <w:lang w:val="ru-RU" w:eastAsia="ru-RU"/>
+              </w:rPr>
+            </w:pPr>
+            <w:proofErr w:type="spellStart"/>
+            <w:r>
+              <w:rPr>
+                <w:rFonts w:eastAsia="Times New Roman" w:cs="Times New Roman"/>
+                <w:sz w:val="24"/>
+                <w:szCs w:val="24"/>
+                <w:lang w:val="ru-RU" w:eastAsia="ru-RU"/>
+              </w:rPr>
+              <w:t>Licenses</w:t>
             </w:r>
             <w:proofErr w:type="spellEnd"/>
           </w:p>
@@ -16073,7 +16960,10 @@
       <w:tr>
         <w:tc>
           <w:tcPr>
-            <w:tcW w:w="1759" w:type="dxa"/>
+            <w:tcW w:w="1838" w:type="dxa"/>
+            <w:tcBorders>
+              <w:bottom w:val="single" w:sz="4" w:space="0" w:color="auto"/>
+            </w:tcBorders>
             <w:hideMark/>
           </w:tcPr>
           <w:p>
@@ -16099,73 +16989,142 @@
         </w:tc>
         <w:tc>
           <w:tcPr>
-            <w:tcW w:w="3198" w:type="dxa"/>
-            <w:hideMark/>
-          </w:tcPr>
-          <w:p>
-            <w:pPr>
-              <w:jc w:val="left"/>
-              <w:rPr>
-                <w:rFonts w:eastAsia="Times New Roman" w:cs="Times New Roman"/>
-                <w:sz w:val="24"/>
-                <w:szCs w:val="24"/>
-                <w:lang w:val="ru-RU" w:eastAsia="ru-RU"/>
-              </w:rPr>
-            </w:pPr>
-            <w:proofErr w:type="spellStart"/>
-            <w:r>
-              <w:rPr>
-                <w:rFonts w:eastAsia="Times New Roman" w:cs="Times New Roman"/>
-                <w:sz w:val="24"/>
-                <w:szCs w:val="24"/>
-                <w:lang w:val="ru-RU" w:eastAsia="ru-RU"/>
-              </w:rPr>
-              <w:t>fn_GetProductsByVendor</w:t>
-            </w:r>
-            <w:proofErr w:type="spellEnd"/>
-          </w:p>
-        </w:tc>
-        <w:tc>
-          <w:tcPr>
-            <w:tcW w:w="2801" w:type="dxa"/>
-            <w:hideMark/>
-          </w:tcPr>
-          <w:p>
-            <w:pPr>
-              <w:jc w:val="left"/>
-              <w:rPr>
-                <w:rFonts w:eastAsia="Times New Roman" w:cs="Times New Roman"/>
-                <w:sz w:val="24"/>
-                <w:szCs w:val="24"/>
-                <w:lang w:val="ru-RU" w:eastAsia="ru-RU"/>
-              </w:rPr>
-            </w:pPr>
-            <w:r>
-              <w:rPr>
-                <w:rFonts w:eastAsia="Times New Roman" w:cs="Times New Roman"/>
-                <w:sz w:val="24"/>
-                <w:szCs w:val="24"/>
-                <w:lang w:val="ru-RU" w:eastAsia="ru-RU"/>
-              </w:rPr>
-              <w:t>Получение списка продуктов указанного поставщика</w:t>
-            </w:r>
-          </w:p>
-        </w:tc>
-        <w:tc>
-          <w:tcPr>
-            <w:tcW w:w="1587" w:type="dxa"/>
-            <w:hideMark/>
-          </w:tcPr>
-          <w:p>
-            <w:pPr>
-              <w:jc w:val="left"/>
-              <w:rPr>
-                <w:rFonts w:eastAsia="Times New Roman" w:cs="Times New Roman"/>
-                <w:sz w:val="24"/>
-                <w:szCs w:val="24"/>
-                <w:lang w:val="ru-RU" w:eastAsia="ru-RU"/>
-              </w:rPr>
-            </w:pPr>
+            <w:tcW w:w="2835" w:type="dxa"/>
+            <w:tcBorders>
+              <w:bottom w:val="single" w:sz="4" w:space="0" w:color="auto"/>
+            </w:tcBorders>
+            <w:hideMark/>
+          </w:tcPr>
+          <w:p>
+            <w:pPr>
+              <w:jc w:val="left"/>
+              <w:rPr>
+                <w:rFonts w:eastAsia="Times New Roman" w:cs="Times New Roman"/>
+                <w:sz w:val="24"/>
+                <w:szCs w:val="24"/>
+                <w:lang w:val="ru-RU" w:eastAsia="ru-RU"/>
+              </w:rPr>
+            </w:pPr>
+            <w:proofErr w:type="spellStart"/>
+            <w:r>
+              <w:rPr>
+                <w:rFonts w:eastAsia="Times New Roman" w:cs="Times New Roman"/>
+                <w:sz w:val="24"/>
+                <w:szCs w:val="24"/>
+                <w:lang w:val="ru-RU" w:eastAsia="ru-RU"/>
+              </w:rPr>
+              <w:t>fn_TopSoftwareByDeviceType</w:t>
+            </w:r>
+            <w:proofErr w:type="spellEnd"/>
+          </w:p>
+        </w:tc>
+        <w:tc>
+          <w:tcPr>
+            <w:tcW w:w="3226" w:type="dxa"/>
+            <w:tcBorders>
+              <w:bottom w:val="single" w:sz="4" w:space="0" w:color="auto"/>
+            </w:tcBorders>
+            <w:hideMark/>
+          </w:tcPr>
+          <w:p>
+            <w:pPr>
+              <w:jc w:val="left"/>
+              <w:rPr>
+                <w:rFonts w:eastAsia="Times New Roman" w:cs="Times New Roman"/>
+                <w:sz w:val="24"/>
+                <w:szCs w:val="24"/>
+                <w:lang w:val="ru-RU" w:eastAsia="ru-RU"/>
+              </w:rPr>
+            </w:pPr>
+            <w:r>
+              <w:rPr>
+                <w:rFonts w:eastAsia="Times New Roman" w:cs="Times New Roman"/>
+                <w:sz w:val="24"/>
+                <w:szCs w:val="24"/>
+                <w:lang w:val="ru-RU" w:eastAsia="ru-RU"/>
+              </w:rPr>
+              <w:t>Определение наиболее используемого ПО для каждого типа устройств</w:t>
+            </w:r>
+          </w:p>
+        </w:tc>
+        <w:tc>
+          <w:tcPr>
+            <w:tcW w:w="1456" w:type="dxa"/>
+            <w:tcBorders>
+              <w:bottom w:val="single" w:sz="4" w:space="0" w:color="auto"/>
+            </w:tcBorders>
+            <w:hideMark/>
+          </w:tcPr>
+          <w:p>
+            <w:pPr>
+              <w:jc w:val="left"/>
+              <w:rPr>
+                <w:rFonts w:eastAsia="Times New Roman" w:cs="Times New Roman"/>
+                <w:sz w:val="24"/>
+                <w:szCs w:val="24"/>
+                <w:lang w:val="ru-RU" w:eastAsia="ru-RU"/>
+              </w:rPr>
+            </w:pPr>
+            <w:proofErr w:type="spellStart"/>
+            <w:r>
+              <w:rPr>
+                <w:rFonts w:eastAsia="Times New Roman" w:cs="Times New Roman"/>
+                <w:sz w:val="24"/>
+                <w:szCs w:val="24"/>
+                <w:lang w:val="ru-RU" w:eastAsia="ru-RU"/>
+              </w:rPr>
+              <w:t>Installations</w:t>
+            </w:r>
+            <w:proofErr w:type="spellEnd"/>
+            <w:r>
+              <w:rPr>
+                <w:rFonts w:eastAsia="Times New Roman" w:cs="Times New Roman"/>
+                <w:sz w:val="24"/>
+                <w:szCs w:val="24"/>
+                <w:lang w:val="ru-RU" w:eastAsia="ru-RU"/>
+              </w:rPr>
+              <w:t xml:space="preserve">, </w:t>
+            </w:r>
+            <w:proofErr w:type="spellStart"/>
+            <w:r>
+              <w:rPr>
+                <w:rFonts w:eastAsia="Times New Roman" w:cs="Times New Roman"/>
+                <w:sz w:val="24"/>
+                <w:szCs w:val="24"/>
+                <w:lang w:val="ru-RU" w:eastAsia="ru-RU"/>
+              </w:rPr>
+              <w:t>Devices</w:t>
+            </w:r>
+            <w:proofErr w:type="spellEnd"/>
+            <w:r>
+              <w:rPr>
+                <w:rFonts w:eastAsia="Times New Roman" w:cs="Times New Roman"/>
+                <w:sz w:val="24"/>
+                <w:szCs w:val="24"/>
+                <w:lang w:val="ru-RU" w:eastAsia="ru-RU"/>
+              </w:rPr>
+              <w:t xml:space="preserve">, </w:t>
+            </w:r>
+            <w:proofErr w:type="spellStart"/>
+            <w:r>
+              <w:rPr>
+                <w:rFonts w:eastAsia="Times New Roman" w:cs="Times New Roman"/>
+                <w:sz w:val="24"/>
+                <w:szCs w:val="24"/>
+                <w:lang w:val="ru-RU" w:eastAsia="ru-RU"/>
+              </w:rPr>
+              <w:t>Licenses</w:t>
+            </w:r>
+            <w:proofErr w:type="spellEnd"/>
+            <w:r>
+              <w:rPr>
+                <w:rFonts w:eastAsia="Times New Roman" w:cs="Times New Roman"/>
+                <w:sz w:val="24"/>
+                <w:szCs w:val="24"/>
+                <w:lang w:val="ru-RU" w:eastAsia="ru-RU"/>
+              </w:rPr>
+              <w:t xml:space="preserve">, </w:t>
+            </w:r>
             <w:proofErr w:type="spellStart"/>
             <w:r>
               <w:rPr>
@@ -16183,7 +17142,7 @@
       <w:tr>
         <w:tc>
           <w:tcPr>
-            <w:tcW w:w="1759" w:type="dxa"/>
+            <w:tcW w:w="1838" w:type="dxa"/>
             <w:hideMark/>
           </w:tcPr>
           <w:p>
@@ -16209,61 +17168,81 @@
         </w:tc>
         <w:tc>
           <w:tcPr>
-            <w:tcW w:w="3198" w:type="dxa"/>
-            <w:hideMark/>
-          </w:tcPr>
-          <w:p>
-            <w:pPr>
-              <w:jc w:val="left"/>
-              <w:rPr>
-                <w:rFonts w:eastAsia="Times New Roman" w:cs="Times New Roman"/>
-                <w:sz w:val="24"/>
-                <w:szCs w:val="24"/>
-                <w:lang w:val="ru-RU" w:eastAsia="ru-RU"/>
-              </w:rPr>
-            </w:pPr>
-            <w:proofErr w:type="spellStart"/>
-            <w:r>
-              <w:rPr>
-                <w:rFonts w:eastAsia="Times New Roman" w:cs="Times New Roman"/>
-                <w:sz w:val="24"/>
-                <w:szCs w:val="24"/>
-                <w:lang w:val="ru-RU" w:eastAsia="ru-RU"/>
-              </w:rPr>
-              <w:t>fn_GetLicensesByProduct</w:t>
-            </w:r>
-            <w:proofErr w:type="spellEnd"/>
-          </w:p>
-        </w:tc>
-        <w:tc>
-          <w:tcPr>
-            <w:tcW w:w="2801" w:type="dxa"/>
-            <w:hideMark/>
-          </w:tcPr>
-          <w:p>
-            <w:pPr>
-              <w:jc w:val="left"/>
-              <w:rPr>
-                <w:rFonts w:eastAsia="Times New Roman" w:cs="Times New Roman"/>
-                <w:sz w:val="24"/>
-                <w:szCs w:val="24"/>
-                <w:lang w:val="ru-RU" w:eastAsia="ru-RU"/>
-              </w:rPr>
-            </w:pPr>
-            <w:r>
-              <w:rPr>
-                <w:rFonts w:eastAsia="Times New Roman" w:cs="Times New Roman"/>
-                <w:sz w:val="24"/>
-                <w:szCs w:val="24"/>
-                <w:lang w:val="ru-RU" w:eastAsia="ru-RU"/>
-              </w:rPr>
-              <w:t>Получение лицензий указанного продукта</w:t>
-            </w:r>
-          </w:p>
-        </w:tc>
-        <w:tc>
-          <w:tcPr>
-            <w:tcW w:w="1587" w:type="dxa"/>
+            <w:tcW w:w="2835" w:type="dxa"/>
+            <w:hideMark/>
+          </w:tcPr>
+          <w:p>
+            <w:pPr>
+              <w:jc w:val="left"/>
+              <w:rPr>
+                <w:rFonts w:eastAsia="Times New Roman" w:cs="Times New Roman"/>
+                <w:sz w:val="24"/>
+                <w:szCs w:val="24"/>
+                <w:lang w:val="ru-RU" w:eastAsia="ru-RU"/>
+              </w:rPr>
+            </w:pPr>
+            <w:proofErr w:type="spellStart"/>
+            <w:r>
+              <w:rPr>
+                <w:rFonts w:eastAsia="Times New Roman" w:cs="Times New Roman"/>
+                <w:sz w:val="24"/>
+                <w:szCs w:val="24"/>
+                <w:lang w:val="ru-RU" w:eastAsia="ru-RU"/>
+              </w:rPr>
+              <w:t>fn_VendorTotalShare</w:t>
+            </w:r>
+            <w:proofErr w:type="spellEnd"/>
+          </w:p>
+        </w:tc>
+        <w:tc>
+          <w:tcPr>
+            <w:tcW w:w="3226" w:type="dxa"/>
+            <w:hideMark/>
+          </w:tcPr>
+          <w:p>
+            <w:pPr>
+              <w:jc w:val="left"/>
+              <w:rPr>
+                <w:rFonts w:eastAsia="Times New Roman" w:cs="Times New Roman"/>
+                <w:sz w:val="24"/>
+                <w:szCs w:val="24"/>
+                <w:lang w:val="ru-RU" w:eastAsia="ru-RU"/>
+              </w:rPr>
+            </w:pPr>
+            <w:r>
+              <w:rPr>
+                <w:rFonts w:eastAsia="Times New Roman" w:cs="Times New Roman"/>
+                <w:sz w:val="24"/>
+                <w:szCs w:val="24"/>
+                <w:lang w:val="ru-RU" w:eastAsia="ru-RU"/>
+              </w:rPr>
+              <w:t xml:space="preserve">Доля каждого </w:t>
+            </w:r>
+            <w:proofErr w:type="spellStart"/>
+            <w:r>
+              <w:rPr>
+                <w:rFonts w:eastAsia="Times New Roman" w:cs="Times New Roman"/>
+                <w:sz w:val="24"/>
+                <w:szCs w:val="24"/>
+                <w:lang w:val="ru-RU" w:eastAsia="ru-RU"/>
+              </w:rPr>
+              <w:t>вендора</w:t>
+            </w:r>
+            <w:proofErr w:type="spellEnd"/>
+            <w:r>
+              <w:rPr>
+                <w:rFonts w:eastAsia="Times New Roman" w:cs="Times New Roman"/>
+                <w:sz w:val="24"/>
+                <w:szCs w:val="24"/>
+                <w:lang w:val="ru-RU" w:eastAsia="ru-RU"/>
+              </w:rPr>
+              <w:t xml:space="preserve"> по стоимости лицензий относительно общей суммы</w:t>
+            </w:r>
+          </w:p>
+        </w:tc>
+        <w:tc>
+          <w:tcPr>
+            <w:tcW w:w="1456" w:type="dxa"/>
             <w:hideMark/>
           </w:tcPr>
           <w:p>
@@ -16285,6 +17264,46 @@
                 <w:lang w:val="ru-RU" w:eastAsia="ru-RU"/>
               </w:rPr>
               <w:t>Licenses</w:t>
+            </w:r>
+            <w:proofErr w:type="spellEnd"/>
+            <w:r>
+              <w:rPr>
+                <w:rFonts w:eastAsia="Times New Roman" w:cs="Times New Roman"/>
+                <w:sz w:val="24"/>
+                <w:szCs w:val="24"/>
+                <w:lang w:val="ru-RU" w:eastAsia="ru-RU"/>
+              </w:rPr>
+              <w:t xml:space="preserve">, </w:t>
+            </w:r>
+            <w:proofErr w:type="spellStart"/>
+            <w:r>
+              <w:rPr>
+                <w:rFonts w:eastAsia="Times New Roman" w:cs="Times New Roman"/>
+                <w:sz w:val="24"/>
+                <w:szCs w:val="24"/>
+                <w:lang w:val="ru-RU" w:eastAsia="ru-RU"/>
+              </w:rPr>
+              <w:t>Products</w:t>
+            </w:r>
+            <w:proofErr w:type="spellEnd"/>
+            <w:r>
+              <w:rPr>
+                <w:rFonts w:eastAsia="Times New Roman" w:cs="Times New Roman"/>
+                <w:sz w:val="24"/>
+                <w:szCs w:val="24"/>
+                <w:lang w:val="ru-RU" w:eastAsia="ru-RU"/>
+              </w:rPr>
+              <w:t xml:space="preserve">, </w:t>
+            </w:r>
+            <w:proofErr w:type="spellStart"/>
+            <w:r>
+              <w:rPr>
+                <w:rFonts w:eastAsia="Times New Roman" w:cs="Times New Roman"/>
+                <w:sz w:val="24"/>
+                <w:szCs w:val="24"/>
+                <w:lang w:val="ru-RU" w:eastAsia="ru-RU"/>
+              </w:rPr>
+              <w:t>Vendors</w:t>
             </w:r>
             <w:proofErr w:type="spellEnd"/>
           </w:p>
@@ -16293,7 +17312,10 @@
       <w:tr>
         <w:tc>
           <w:tcPr>
-            <w:tcW w:w="1759" w:type="dxa"/>
+            <w:tcW w:w="1838" w:type="dxa"/>
+            <w:tcBorders>
+              <w:bottom w:val="nil"/>
+            </w:tcBorders>
             <w:hideMark/>
           </w:tcPr>
           <w:p>
@@ -16319,61 +17341,70 @@
         </w:tc>
         <w:tc>
           <w:tcPr>
-            <w:tcW w:w="3198" w:type="dxa"/>
-            <w:hideMark/>
-          </w:tcPr>
-          <w:p>
-            <w:pPr>
-              <w:jc w:val="left"/>
-              <w:rPr>
-                <w:rFonts w:eastAsia="Times New Roman" w:cs="Times New Roman"/>
-                <w:sz w:val="24"/>
-                <w:szCs w:val="24"/>
-                <w:lang w:val="ru-RU" w:eastAsia="ru-RU"/>
-              </w:rPr>
-            </w:pPr>
-            <w:proofErr w:type="spellStart"/>
-            <w:r>
-              <w:rPr>
-                <w:rFonts w:eastAsia="Times New Roman" w:cs="Times New Roman"/>
-                <w:sz w:val="24"/>
-                <w:szCs w:val="24"/>
-                <w:lang w:val="ru-RU" w:eastAsia="ru-RU"/>
-              </w:rPr>
-              <w:t>fn_GetDevicesByLocation</w:t>
-            </w:r>
-            <w:proofErr w:type="spellEnd"/>
-          </w:p>
-        </w:tc>
-        <w:tc>
-          <w:tcPr>
-            <w:tcW w:w="2801" w:type="dxa"/>
-            <w:hideMark/>
-          </w:tcPr>
-          <w:p>
-            <w:pPr>
-              <w:jc w:val="left"/>
-              <w:rPr>
-                <w:rFonts w:eastAsia="Times New Roman" w:cs="Times New Roman"/>
-                <w:sz w:val="24"/>
-                <w:szCs w:val="24"/>
-                <w:lang w:val="ru-RU" w:eastAsia="ru-RU"/>
-              </w:rPr>
-            </w:pPr>
-            <w:r>
-              <w:rPr>
-                <w:rFonts w:eastAsia="Times New Roman" w:cs="Times New Roman"/>
-                <w:sz w:val="24"/>
-                <w:szCs w:val="24"/>
-                <w:lang w:val="ru-RU" w:eastAsia="ru-RU"/>
-              </w:rPr>
-              <w:t>Получение устройств в указанной локации</w:t>
-            </w:r>
-          </w:p>
-        </w:tc>
-        <w:tc>
-          <w:tcPr>
-            <w:tcW w:w="1587" w:type="dxa"/>
+            <w:tcW w:w="2835" w:type="dxa"/>
+            <w:tcBorders>
+              <w:bottom w:val="nil"/>
+            </w:tcBorders>
+            <w:hideMark/>
+          </w:tcPr>
+          <w:p>
+            <w:pPr>
+              <w:jc w:val="left"/>
+              <w:rPr>
+                <w:rFonts w:eastAsia="Times New Roman" w:cs="Times New Roman"/>
+                <w:sz w:val="24"/>
+                <w:szCs w:val="24"/>
+                <w:lang w:val="ru-RU" w:eastAsia="ru-RU"/>
+              </w:rPr>
+            </w:pPr>
+            <w:proofErr w:type="spellStart"/>
+            <w:r>
+              <w:rPr>
+                <w:rFonts w:eastAsia="Times New Roman" w:cs="Times New Roman"/>
+                <w:sz w:val="24"/>
+                <w:szCs w:val="24"/>
+                <w:lang w:val="ru-RU" w:eastAsia="ru-RU"/>
+              </w:rPr>
+              <w:t>fn_DeviceAgingImpact</w:t>
+            </w:r>
+            <w:proofErr w:type="spellEnd"/>
+          </w:p>
+        </w:tc>
+        <w:tc>
+          <w:tcPr>
+            <w:tcW w:w="3226" w:type="dxa"/>
+            <w:tcBorders>
+              <w:bottom w:val="nil"/>
+            </w:tcBorders>
+            <w:hideMark/>
+          </w:tcPr>
+          <w:p>
+            <w:pPr>
+              <w:jc w:val="left"/>
+              <w:rPr>
+                <w:rFonts w:eastAsia="Times New Roman" w:cs="Times New Roman"/>
+                <w:sz w:val="24"/>
+                <w:szCs w:val="24"/>
+                <w:lang w:val="ru-RU" w:eastAsia="ru-RU"/>
+              </w:rPr>
+            </w:pPr>
+            <w:r>
+              <w:rPr>
+                <w:rFonts w:eastAsia="Times New Roman" w:cs="Times New Roman"/>
+                <w:sz w:val="24"/>
+                <w:szCs w:val="24"/>
+                <w:lang w:val="ru-RU" w:eastAsia="ru-RU"/>
+              </w:rPr>
+              <w:t>Количество устройств, срок службы которых истекает по месяцам</w:t>
+            </w:r>
+          </w:p>
+        </w:tc>
+        <w:tc>
+          <w:tcPr>
+            <w:tcW w:w="1456" w:type="dxa"/>
+            <w:tcBorders>
+              <w:bottom w:val="nil"/>
+            </w:tcBorders>
             <w:hideMark/>
           </w:tcPr>
           <w:p>
@@ -16397,14 +17428,193 @@
               <w:t>Devices</w:t>
             </w:r>
             <w:proofErr w:type="spellEnd"/>
+          </w:p>
+        </w:tc>
+      </w:tr>
+    </w:tbl>
+    <w:p>
+      <w:pPr>
+        <w:pStyle w:val="a9"/>
+        <w:spacing w:before="280"/>
+        <w:rPr>
+          <w:bCs/>
+        </w:rPr>
+      </w:pPr>
+      <w:r>
+        <w:rPr>
+          <w:bCs/>
+        </w:rPr>
+        <w:lastRenderedPageBreak/>
+        <w:t>Продолжение таблицы 2</w:t>
+      </w:r>
+      <w:r>
+        <w:rPr>
+          <w:bCs/>
+        </w:rPr>
+        <w:t>.8</w:t>
+      </w:r>
+    </w:p>
+    <w:tbl>
+      <w:tblPr>
+        <w:tblStyle w:val="a3"/>
+        <w:tblW w:w="9541" w:type="dxa"/>
+        <w:tblLayout w:type="fixed"/>
+        <w:tblCellMar>
+          <w:top w:w="15" w:type="dxa"/>
+          <w:left w:w="15" w:type="dxa"/>
+          <w:bottom w:w="15" w:type="dxa"/>
+          <w:right w:w="15" w:type="dxa"/>
+        </w:tblCellMar>
+        <w:tblLook w:val="04A0" w:firstRow="1" w:lastRow="0" w:firstColumn="1" w:lastColumn="0" w:noHBand="0" w:noVBand="1"/>
+      </w:tblPr>
+      <w:tblGrid>
+        <w:gridCol w:w="1835"/>
+        <w:gridCol w:w="2835"/>
+        <w:gridCol w:w="3260"/>
+        <w:gridCol w:w="1611"/>
+      </w:tblGrid>
+      <w:tr>
+        <w:trPr>
+          <w:trHeight w:val="600"/>
+        </w:trPr>
+        <w:tc>
+          <w:tcPr>
+            <w:tcW w:w="1835" w:type="dxa"/>
+            <w:tcBorders>
+              <w:top w:val="outset" w:sz="6" w:space="0" w:color="auto"/>
+              <w:left w:val="outset" w:sz="6" w:space="0" w:color="auto"/>
+              <w:bottom w:val="outset" w:sz="6" w:space="0" w:color="auto"/>
+              <w:right w:val="outset" w:sz="6" w:space="0" w:color="auto"/>
+            </w:tcBorders>
+          </w:tcPr>
+          <w:p>
+            <w:pPr>
+              <w:jc w:val="center"/>
+              <w:rPr>
+                <w:rFonts w:eastAsia="Times New Roman" w:cs="Times New Roman"/>
+                <w:sz w:val="24"/>
+                <w:szCs w:val="24"/>
+                <w:lang w:val="ru-RU" w:eastAsia="ru-RU"/>
+              </w:rPr>
+            </w:pPr>
+            <w:r>
+              <w:rPr>
+                <w:rFonts w:eastAsia="Times New Roman" w:cs="Times New Roman"/>
+                <w:sz w:val="24"/>
+                <w:szCs w:val="24"/>
+                <w:lang w:val="ru-RU" w:eastAsia="ru-RU"/>
+              </w:rPr>
+              <w:t>Тип объекта</w:t>
+            </w:r>
+          </w:p>
+        </w:tc>
+        <w:tc>
+          <w:tcPr>
+            <w:tcW w:w="2835" w:type="dxa"/>
+            <w:tcBorders>
+              <w:top w:val="outset" w:sz="6" w:space="0" w:color="auto"/>
+              <w:left w:val="outset" w:sz="6" w:space="0" w:color="auto"/>
+              <w:bottom w:val="outset" w:sz="6" w:space="0" w:color="auto"/>
+              <w:right w:val="outset" w:sz="6" w:space="0" w:color="auto"/>
+            </w:tcBorders>
+          </w:tcPr>
+          <w:p>
+            <w:pPr>
+              <w:jc w:val="center"/>
+              <w:rPr>
+                <w:rFonts w:eastAsia="Times New Roman" w:cs="Times New Roman"/>
+                <w:sz w:val="24"/>
+                <w:szCs w:val="24"/>
+                <w:lang w:val="ru-RU" w:eastAsia="ru-RU"/>
+              </w:rPr>
+            </w:pPr>
+            <w:r>
+              <w:rPr>
+                <w:rFonts w:eastAsia="Times New Roman" w:cs="Times New Roman"/>
+                <w:sz w:val="24"/>
+                <w:szCs w:val="24"/>
+                <w:lang w:val="ru-RU" w:eastAsia="ru-RU"/>
+              </w:rPr>
+              <w:t>Наименование</w:t>
+            </w:r>
+          </w:p>
+        </w:tc>
+        <w:tc>
+          <w:tcPr>
+            <w:tcW w:w="3260" w:type="dxa"/>
+            <w:tcBorders>
+              <w:top w:val="outset" w:sz="6" w:space="0" w:color="auto"/>
+              <w:left w:val="outset" w:sz="6" w:space="0" w:color="auto"/>
+              <w:bottom w:val="outset" w:sz="6" w:space="0" w:color="auto"/>
+              <w:right w:val="outset" w:sz="6" w:space="0" w:color="auto"/>
+            </w:tcBorders>
+          </w:tcPr>
+          <w:p>
+            <w:pPr>
+              <w:jc w:val="center"/>
+              <w:rPr>
+                <w:rFonts w:eastAsia="Times New Roman" w:cs="Times New Roman"/>
+                <w:sz w:val="24"/>
+                <w:szCs w:val="24"/>
+                <w:lang w:val="ru-RU" w:eastAsia="ru-RU"/>
+              </w:rPr>
+            </w:pPr>
+            <w:r>
+              <w:rPr>
+                <w:rFonts w:eastAsia="Times New Roman" w:cs="Times New Roman"/>
+                <w:sz w:val="24"/>
+                <w:szCs w:val="24"/>
+                <w:lang w:val="ru-RU" w:eastAsia="ru-RU"/>
+              </w:rPr>
+              <w:t>Назначение</w:t>
+            </w:r>
+          </w:p>
+        </w:tc>
+        <w:tc>
+          <w:tcPr>
+            <w:tcW w:w="1611" w:type="dxa"/>
+            <w:tcBorders>
+              <w:top w:val="outset" w:sz="6" w:space="0" w:color="auto"/>
+              <w:left w:val="outset" w:sz="6" w:space="0" w:color="auto"/>
+              <w:bottom w:val="outset" w:sz="6" w:space="0" w:color="auto"/>
+              <w:right w:val="outset" w:sz="6" w:space="0" w:color="auto"/>
+            </w:tcBorders>
+          </w:tcPr>
+          <w:p>
+            <w:pPr>
+              <w:jc w:val="center"/>
+              <w:rPr>
+                <w:rFonts w:eastAsia="Times New Roman" w:cs="Times New Roman"/>
+                <w:sz w:val="24"/>
+                <w:szCs w:val="24"/>
+                <w:lang w:val="ru-RU" w:eastAsia="ru-RU"/>
+              </w:rPr>
+            </w:pPr>
+            <w:r>
+              <w:rPr>
+                <w:rFonts w:eastAsia="Times New Roman" w:cs="Times New Roman"/>
+                <w:sz w:val="24"/>
+                <w:szCs w:val="24"/>
+                <w:lang w:val="ru-RU" w:eastAsia="ru-RU"/>
+              </w:rPr>
+              <w:t>Зависимые объекты</w:t>
+            </w:r>
           </w:p>
         </w:tc>
       </w:tr>
       <w:tr>
-        <w:tc>
-          <w:tcPr>
-            <w:tcW w:w="1759" w:type="dxa"/>
-            <w:hideMark/>
+        <w:trPr>
+          <w:trHeight w:val="1334"/>
+        </w:trPr>
+        <w:tc>
+          <w:tcPr>
+            <w:tcW w:w="1835" w:type="dxa"/>
+            <w:tcBorders>
+              <w:top w:val="outset" w:sz="6" w:space="0" w:color="auto"/>
+              <w:left w:val="outset" w:sz="6" w:space="0" w:color="auto"/>
+              <w:bottom w:val="outset" w:sz="6" w:space="0" w:color="auto"/>
+              <w:right w:val="outset" w:sz="6" w:space="0" w:color="auto"/>
+            </w:tcBorders>
           </w:tcPr>
           <w:p>
             <w:pPr>
@@ -16429,62 +17639,97 @@
         </w:tc>
         <w:tc>
           <w:tcPr>
-            <w:tcW w:w="3198" w:type="dxa"/>
-            <w:hideMark/>
-          </w:tcPr>
-          <w:p>
-            <w:pPr>
-              <w:jc w:val="left"/>
-              <w:rPr>
-                <w:rFonts w:eastAsia="Times New Roman" w:cs="Times New Roman"/>
-                <w:sz w:val="24"/>
-                <w:szCs w:val="24"/>
-                <w:lang w:val="ru-RU" w:eastAsia="ru-RU"/>
-              </w:rPr>
-            </w:pPr>
-            <w:proofErr w:type="spellStart"/>
-            <w:r>
-              <w:rPr>
-                <w:rFonts w:eastAsia="Times New Roman" w:cs="Times New Roman"/>
-                <w:sz w:val="24"/>
-                <w:szCs w:val="24"/>
-                <w:lang w:val="ru-RU" w:eastAsia="ru-RU"/>
-              </w:rPr>
-              <w:t>fn_GetInstallationsByDevice</w:t>
-            </w:r>
-            <w:proofErr w:type="spellEnd"/>
-          </w:p>
-        </w:tc>
-        <w:tc>
-          <w:tcPr>
-            <w:tcW w:w="2801" w:type="dxa"/>
-            <w:hideMark/>
-          </w:tcPr>
-          <w:p>
-            <w:pPr>
-              <w:jc w:val="left"/>
-              <w:rPr>
-                <w:rFonts w:eastAsia="Times New Roman" w:cs="Times New Roman"/>
-                <w:sz w:val="24"/>
-                <w:szCs w:val="24"/>
-                <w:lang w:val="ru-RU" w:eastAsia="ru-RU"/>
-              </w:rPr>
-            </w:pPr>
-            <w:r>
-              <w:rPr>
-                <w:rFonts w:eastAsia="Times New Roman" w:cs="Times New Roman"/>
-                <w:sz w:val="24"/>
-                <w:szCs w:val="24"/>
-                <w:lang w:val="ru-RU" w:eastAsia="ru-RU"/>
-              </w:rPr>
-              <w:t>Получение установок для указанного устройства</w:t>
-            </w:r>
-          </w:p>
-        </w:tc>
-        <w:tc>
-          <w:tcPr>
-            <w:tcW w:w="1587" w:type="dxa"/>
-            <w:hideMark/>
+            <w:tcW w:w="2835" w:type="dxa"/>
+            <w:tcBorders>
+              <w:top w:val="outset" w:sz="6" w:space="0" w:color="auto"/>
+              <w:left w:val="outset" w:sz="6" w:space="0" w:color="auto"/>
+              <w:bottom w:val="outset" w:sz="6" w:space="0" w:color="auto"/>
+              <w:right w:val="outset" w:sz="6" w:space="0" w:color="auto"/>
+            </w:tcBorders>
+          </w:tcPr>
+          <w:p>
+            <w:pPr>
+              <w:jc w:val="left"/>
+              <w:rPr>
+                <w:rFonts w:eastAsia="Times New Roman" w:cs="Times New Roman"/>
+                <w:sz w:val="24"/>
+                <w:szCs w:val="24"/>
+                <w:lang w:val="ru-RU" w:eastAsia="ru-RU"/>
+              </w:rPr>
+            </w:pPr>
+            <w:proofErr w:type="spellStart"/>
+            <w:r>
+              <w:rPr>
+                <w:rFonts w:eastAsia="Times New Roman" w:cs="Times New Roman"/>
+                <w:sz w:val="24"/>
+                <w:szCs w:val="24"/>
+                <w:lang w:val="ru-RU" w:eastAsia="ru-RU"/>
+              </w:rPr>
+              <w:t>fn_ProductCategoryUsage</w:t>
+            </w:r>
+            <w:proofErr w:type="spellEnd"/>
+          </w:p>
+        </w:tc>
+        <w:tc>
+          <w:tcPr>
+            <w:tcW w:w="3260" w:type="dxa"/>
+            <w:tcBorders>
+              <w:top w:val="outset" w:sz="6" w:space="0" w:color="auto"/>
+              <w:left w:val="outset" w:sz="6" w:space="0" w:color="auto"/>
+              <w:bottom w:val="outset" w:sz="6" w:space="0" w:color="auto"/>
+              <w:right w:val="outset" w:sz="6" w:space="0" w:color="auto"/>
+            </w:tcBorders>
+          </w:tcPr>
+          <w:p>
+            <w:pPr>
+              <w:jc w:val="left"/>
+              <w:rPr>
+                <w:rFonts w:eastAsia="Times New Roman" w:cs="Times New Roman"/>
+                <w:sz w:val="24"/>
+                <w:szCs w:val="24"/>
+                <w:lang w:val="ru-RU" w:eastAsia="ru-RU"/>
+              </w:rPr>
+            </w:pPr>
+            <w:r>
+              <w:rPr>
+                <w:rFonts w:eastAsia="Times New Roman" w:cs="Times New Roman"/>
+                <w:sz w:val="24"/>
+                <w:szCs w:val="24"/>
+                <w:lang w:val="ru-RU" w:eastAsia="ru-RU"/>
+              </w:rPr>
+              <w:t xml:space="preserve">Суммарное использование ПО </w:t>
+            </w:r>
+            <w:proofErr w:type="spellStart"/>
+            <w:r>
+              <w:rPr>
+                <w:rFonts w:eastAsia="Times New Roman" w:cs="Times New Roman"/>
+                <w:sz w:val="24"/>
+                <w:szCs w:val="24"/>
+                <w:lang w:val="ru-RU" w:eastAsia="ru-RU"/>
+              </w:rPr>
+              <w:t>по</w:t>
+            </w:r>
+            <w:proofErr w:type="spellEnd"/>
+            <w:r>
+              <w:rPr>
+                <w:rFonts w:eastAsia="Times New Roman" w:cs="Times New Roman"/>
+                <w:sz w:val="24"/>
+                <w:szCs w:val="24"/>
+                <w:lang w:val="ru-RU" w:eastAsia="ru-RU"/>
+              </w:rPr>
+              <w:t xml:space="preserve"> категориям</w:t>
+            </w:r>
+          </w:p>
+        </w:tc>
+        <w:tc>
+          <w:tcPr>
+            <w:tcW w:w="1611" w:type="dxa"/>
+            <w:tcBorders>
+              <w:top w:val="outset" w:sz="6" w:space="0" w:color="auto"/>
+              <w:left w:val="outset" w:sz="6" w:space="0" w:color="auto"/>
+              <w:bottom w:val="outset" w:sz="6" w:space="0" w:color="auto"/>
+              <w:right w:val="outset" w:sz="6" w:space="0" w:color="auto"/>
+            </w:tcBorders>
           </w:tcPr>
           <w:p>
             <w:pPr>
@@ -16505,280 +17750,1037 @@
                 <w:lang w:val="ru-RU" w:eastAsia="ru-RU"/>
               </w:rPr>
               <w:t>Installations</w:t>
+            </w:r>
+            <w:proofErr w:type="spellEnd"/>
+            <w:r>
+              <w:rPr>
+                <w:rFonts w:eastAsia="Times New Roman" w:cs="Times New Roman"/>
+                <w:sz w:val="24"/>
+                <w:szCs w:val="24"/>
+                <w:lang w:val="ru-RU" w:eastAsia="ru-RU"/>
+              </w:rPr>
+              <w:t xml:space="preserve">, </w:t>
+            </w:r>
+            <w:proofErr w:type="spellStart"/>
+            <w:r>
+              <w:rPr>
+                <w:rFonts w:eastAsia="Times New Roman" w:cs="Times New Roman"/>
+                <w:sz w:val="24"/>
+                <w:szCs w:val="24"/>
+                <w:lang w:val="ru-RU" w:eastAsia="ru-RU"/>
+              </w:rPr>
+              <w:t>Licenses</w:t>
+            </w:r>
+            <w:proofErr w:type="spellEnd"/>
+            <w:r>
+              <w:rPr>
+                <w:rFonts w:eastAsia="Times New Roman" w:cs="Times New Roman"/>
+                <w:sz w:val="24"/>
+                <w:szCs w:val="24"/>
+                <w:lang w:val="ru-RU" w:eastAsia="ru-RU"/>
+              </w:rPr>
+              <w:t xml:space="preserve">, </w:t>
+            </w:r>
+            <w:proofErr w:type="spellStart"/>
+            <w:r>
+              <w:rPr>
+                <w:rFonts w:eastAsia="Times New Roman" w:cs="Times New Roman"/>
+                <w:sz w:val="24"/>
+                <w:szCs w:val="24"/>
+                <w:lang w:val="ru-RU" w:eastAsia="ru-RU"/>
+              </w:rPr>
+              <w:t>Products</w:t>
             </w:r>
             <w:proofErr w:type="spellEnd"/>
           </w:p>
         </w:tc>
       </w:tr>
       <w:tr>
-        <w:tc>
-          <w:tcPr>
-            <w:tcW w:w="1759" w:type="dxa"/>
-            <w:hideMark/>
-          </w:tcPr>
-          <w:p>
-            <w:pPr>
-              <w:jc w:val="left"/>
-              <w:rPr>
-                <w:rFonts w:eastAsia="Times New Roman" w:cs="Times New Roman"/>
-                <w:sz w:val="24"/>
-                <w:szCs w:val="24"/>
-                <w:lang w:val="ru-RU" w:eastAsia="ru-RU"/>
-              </w:rPr>
-            </w:pPr>
-            <w:r>
-              <w:rPr>
-                <w:rFonts w:eastAsia="Times New Roman" w:cs="Times New Roman"/>
-                <w:sz w:val="24"/>
-                <w:szCs w:val="24"/>
-                <w:lang w:val="ru-RU" w:eastAsia="ru-RU"/>
-              </w:rPr>
-              <w:t>Функция</w:t>
-            </w:r>
-          </w:p>
-        </w:tc>
-        <w:tc>
-          <w:tcPr>
-            <w:tcW w:w="3198" w:type="dxa"/>
-            <w:hideMark/>
-          </w:tcPr>
-          <w:p>
-            <w:pPr>
-              <w:jc w:val="left"/>
-              <w:rPr>
-                <w:rFonts w:eastAsia="Times New Roman" w:cs="Times New Roman"/>
-                <w:sz w:val="24"/>
-                <w:szCs w:val="24"/>
-                <w:lang w:val="ru-RU" w:eastAsia="ru-RU"/>
-              </w:rPr>
-            </w:pPr>
-            <w:proofErr w:type="spellStart"/>
-            <w:r>
-              <w:rPr>
-                <w:rFonts w:eastAsia="Times New Roman" w:cs="Times New Roman"/>
-                <w:sz w:val="24"/>
-                <w:szCs w:val="24"/>
-                <w:lang w:val="ru-RU" w:eastAsia="ru-RU"/>
-              </w:rPr>
-              <w:t>fn_GetRequestsByProduct</w:t>
-            </w:r>
-            <w:proofErr w:type="spellEnd"/>
-          </w:p>
-        </w:tc>
-        <w:tc>
-          <w:tcPr>
-            <w:tcW w:w="2801" w:type="dxa"/>
-            <w:hideMark/>
-          </w:tcPr>
-          <w:p>
-            <w:pPr>
-              <w:jc w:val="left"/>
-              <w:rPr>
-                <w:rFonts w:eastAsia="Times New Roman" w:cs="Times New Roman"/>
-                <w:sz w:val="24"/>
-                <w:szCs w:val="24"/>
-                <w:lang w:val="ru-RU" w:eastAsia="ru-RU"/>
-              </w:rPr>
-            </w:pPr>
-            <w:r>
-              <w:rPr>
-                <w:rFonts w:eastAsia="Times New Roman" w:cs="Times New Roman"/>
-                <w:sz w:val="24"/>
-                <w:szCs w:val="24"/>
-                <w:lang w:val="ru-RU" w:eastAsia="ru-RU"/>
-              </w:rPr>
-              <w:t>Получение запросов для указанного продукта</w:t>
-            </w:r>
-          </w:p>
-        </w:tc>
-        <w:tc>
-          <w:tcPr>
-            <w:tcW w:w="1587" w:type="dxa"/>
-            <w:hideMark/>
-          </w:tcPr>
-          <w:p>
-            <w:pPr>
-              <w:jc w:val="left"/>
-              <w:rPr>
-                <w:rFonts w:eastAsia="Times New Roman" w:cs="Times New Roman"/>
-                <w:sz w:val="24"/>
-                <w:szCs w:val="24"/>
-                <w:lang w:val="ru-RU" w:eastAsia="ru-RU"/>
-              </w:rPr>
-            </w:pPr>
-            <w:proofErr w:type="spellStart"/>
-            <w:r>
-              <w:rPr>
-                <w:rFonts w:eastAsia="Times New Roman" w:cs="Times New Roman"/>
-                <w:sz w:val="24"/>
-                <w:szCs w:val="24"/>
-                <w:lang w:val="ru-RU" w:eastAsia="ru-RU"/>
-              </w:rPr>
-              <w:t>Requests</w:t>
+        <w:trPr>
+          <w:trHeight w:val="1334"/>
+        </w:trPr>
+        <w:tc>
+          <w:tcPr>
+            <w:tcW w:w="1835" w:type="dxa"/>
+            <w:tcBorders>
+              <w:top w:val="outset" w:sz="6" w:space="0" w:color="auto"/>
+              <w:left w:val="outset" w:sz="6" w:space="0" w:color="auto"/>
+              <w:bottom w:val="outset" w:sz="6" w:space="0" w:color="auto"/>
+              <w:right w:val="outset" w:sz="6" w:space="0" w:color="auto"/>
+            </w:tcBorders>
+            <w:hideMark/>
+          </w:tcPr>
+          <w:p>
+            <w:pPr>
+              <w:jc w:val="left"/>
+              <w:rPr>
+                <w:rFonts w:eastAsia="Times New Roman" w:cs="Times New Roman"/>
+                <w:sz w:val="24"/>
+                <w:szCs w:val="24"/>
+                <w:lang w:val="ru-RU" w:eastAsia="ru-RU"/>
+              </w:rPr>
+            </w:pPr>
+            <w:r>
+              <w:rPr>
+                <w:rFonts w:eastAsia="Times New Roman" w:cs="Times New Roman"/>
+                <w:sz w:val="24"/>
+                <w:szCs w:val="24"/>
+                <w:lang w:val="ru-RU" w:eastAsia="ru-RU"/>
+              </w:rPr>
+              <w:t>Триггер</w:t>
+            </w:r>
+          </w:p>
+        </w:tc>
+        <w:tc>
+          <w:tcPr>
+            <w:tcW w:w="2835" w:type="dxa"/>
+            <w:tcBorders>
+              <w:top w:val="outset" w:sz="6" w:space="0" w:color="auto"/>
+              <w:left w:val="outset" w:sz="6" w:space="0" w:color="auto"/>
+              <w:bottom w:val="outset" w:sz="6" w:space="0" w:color="auto"/>
+              <w:right w:val="outset" w:sz="6" w:space="0" w:color="auto"/>
+            </w:tcBorders>
+            <w:hideMark/>
+          </w:tcPr>
+          <w:p>
+            <w:pPr>
+              <w:jc w:val="left"/>
+              <w:rPr>
+                <w:rFonts w:eastAsia="Times New Roman" w:cs="Times New Roman"/>
+                <w:sz w:val="24"/>
+                <w:szCs w:val="24"/>
+                <w:lang w:val="ru-RU" w:eastAsia="ru-RU"/>
+              </w:rPr>
+            </w:pPr>
+            <w:proofErr w:type="spellStart"/>
+            <w:r>
+              <w:rPr>
+                <w:rFonts w:eastAsia="Times New Roman" w:cs="Times New Roman"/>
+                <w:sz w:val="24"/>
+                <w:szCs w:val="24"/>
+                <w:lang w:val="ru-RU" w:eastAsia="ru-RU"/>
+              </w:rPr>
+              <w:t>tr_UpdateLastActivity</w:t>
+            </w:r>
+            <w:proofErr w:type="spellEnd"/>
+          </w:p>
+        </w:tc>
+        <w:tc>
+          <w:tcPr>
+            <w:tcW w:w="3260" w:type="dxa"/>
+            <w:tcBorders>
+              <w:top w:val="outset" w:sz="6" w:space="0" w:color="auto"/>
+              <w:left w:val="outset" w:sz="6" w:space="0" w:color="auto"/>
+              <w:bottom w:val="outset" w:sz="6" w:space="0" w:color="auto"/>
+              <w:right w:val="outset" w:sz="6" w:space="0" w:color="auto"/>
+            </w:tcBorders>
+            <w:hideMark/>
+          </w:tcPr>
+          <w:p>
+            <w:pPr>
+              <w:jc w:val="left"/>
+              <w:rPr>
+                <w:rFonts w:eastAsia="Times New Roman" w:cs="Times New Roman"/>
+                <w:sz w:val="24"/>
+                <w:szCs w:val="24"/>
+                <w:lang w:val="ru-RU" w:eastAsia="ru-RU"/>
+              </w:rPr>
+            </w:pPr>
+            <w:r>
+              <w:rPr>
+                <w:rFonts w:eastAsia="Times New Roman" w:cs="Times New Roman"/>
+                <w:sz w:val="24"/>
+                <w:szCs w:val="24"/>
+                <w:lang w:val="ru-RU" w:eastAsia="ru-RU"/>
+              </w:rPr>
+              <w:t>Автоматическое обновление даты последней активности лицензии при вставке или обновлении</w:t>
+            </w:r>
+          </w:p>
+        </w:tc>
+        <w:tc>
+          <w:tcPr>
+            <w:tcW w:w="1611" w:type="dxa"/>
+            <w:tcBorders>
+              <w:top w:val="outset" w:sz="6" w:space="0" w:color="auto"/>
+              <w:left w:val="outset" w:sz="6" w:space="0" w:color="auto"/>
+              <w:bottom w:val="outset" w:sz="6" w:space="0" w:color="auto"/>
+              <w:right w:val="outset" w:sz="6" w:space="0" w:color="auto"/>
+            </w:tcBorders>
+            <w:hideMark/>
+          </w:tcPr>
+          <w:p>
+            <w:pPr>
+              <w:jc w:val="left"/>
+              <w:rPr>
+                <w:rFonts w:eastAsia="Times New Roman" w:cs="Times New Roman"/>
+                <w:sz w:val="24"/>
+                <w:szCs w:val="24"/>
+                <w:lang w:val="ru-RU" w:eastAsia="ru-RU"/>
+              </w:rPr>
+            </w:pPr>
+            <w:proofErr w:type="spellStart"/>
+            <w:r>
+              <w:rPr>
+                <w:rFonts w:eastAsia="Times New Roman" w:cs="Times New Roman"/>
+                <w:sz w:val="24"/>
+                <w:szCs w:val="24"/>
+                <w:lang w:val="ru-RU" w:eastAsia="ru-RU"/>
+              </w:rPr>
+              <w:t>Installations</w:t>
             </w:r>
             <w:proofErr w:type="spellEnd"/>
           </w:p>
         </w:tc>
       </w:tr>
       <w:tr>
-        <w:tc>
-          <w:tcPr>
-            <w:tcW w:w="1759" w:type="dxa"/>
-            <w:hideMark/>
-          </w:tcPr>
-          <w:p>
-            <w:pPr>
-              <w:jc w:val="left"/>
-              <w:rPr>
-                <w:rFonts w:eastAsia="Times New Roman" w:cs="Times New Roman"/>
-                <w:sz w:val="24"/>
-                <w:szCs w:val="24"/>
-                <w:lang w:val="ru-RU" w:eastAsia="ru-RU"/>
-              </w:rPr>
-            </w:pPr>
-            <w:r>
-              <w:rPr>
-                <w:rFonts w:eastAsia="Times New Roman" w:cs="Times New Roman"/>
-                <w:sz w:val="24"/>
-                <w:szCs w:val="24"/>
-                <w:lang w:val="ru-RU" w:eastAsia="ru-RU"/>
+        <w:trPr>
+          <w:trHeight w:val="795"/>
+        </w:trPr>
+        <w:tc>
+          <w:tcPr>
+            <w:tcW w:w="1835" w:type="dxa"/>
+            <w:tcBorders>
+              <w:top w:val="nil"/>
+              <w:left w:val="outset" w:sz="6" w:space="0" w:color="auto"/>
+              <w:bottom w:val="outset" w:sz="6" w:space="0" w:color="auto"/>
+              <w:right w:val="outset" w:sz="6" w:space="0" w:color="auto"/>
+            </w:tcBorders>
+            <w:hideMark/>
+          </w:tcPr>
+          <w:p>
+            <w:pPr>
+              <w:jc w:val="left"/>
+              <w:rPr>
+                <w:sz w:val="24"/>
+                <w:szCs w:val="24"/>
+              </w:rPr>
+            </w:pPr>
+            <w:proofErr w:type="spellStart"/>
+            <w:r>
+              <w:rPr>
+                <w:sz w:val="24"/>
+                <w:szCs w:val="24"/>
               </w:rPr>
               <w:t>Функция</w:t>
             </w:r>
-          </w:p>
-        </w:tc>
-        <w:tc>
-          <w:tcPr>
-            <w:tcW w:w="3198" w:type="dxa"/>
-            <w:hideMark/>
-          </w:tcPr>
-          <w:p>
-            <w:pPr>
-              <w:jc w:val="left"/>
-              <w:rPr>
-                <w:rFonts w:eastAsia="Times New Roman" w:cs="Times New Roman"/>
-                <w:sz w:val="24"/>
-                <w:szCs w:val="24"/>
-                <w:lang w:val="ru-RU" w:eastAsia="ru-RU"/>
-              </w:rPr>
-            </w:pPr>
-            <w:proofErr w:type="spellStart"/>
-            <w:r>
-              <w:rPr>
-                <w:rFonts w:eastAsia="Times New Roman" w:cs="Times New Roman"/>
-                <w:sz w:val="24"/>
-                <w:szCs w:val="24"/>
-                <w:lang w:val="ru-RU" w:eastAsia="ru-RU"/>
-              </w:rPr>
-              <w:t>fn_GetVendor</w:t>
-            </w:r>
-            <w:proofErr w:type="spellEnd"/>
-          </w:p>
-        </w:tc>
-        <w:tc>
-          <w:tcPr>
-            <w:tcW w:w="2801" w:type="dxa"/>
-            <w:hideMark/>
-          </w:tcPr>
-          <w:p>
-            <w:pPr>
-              <w:jc w:val="left"/>
-              <w:rPr>
-                <w:rFonts w:eastAsia="Times New Roman" w:cs="Times New Roman"/>
-                <w:sz w:val="24"/>
-                <w:szCs w:val="24"/>
-                <w:lang w:val="ru-RU" w:eastAsia="ru-RU"/>
-              </w:rPr>
-            </w:pPr>
-            <w:r>
-              <w:rPr>
-                <w:rFonts w:eastAsia="Times New Roman" w:cs="Times New Roman"/>
-                <w:sz w:val="24"/>
-                <w:szCs w:val="24"/>
-                <w:lang w:val="ru-RU" w:eastAsia="ru-RU"/>
-              </w:rPr>
-              <w:t>Получение информации о поставщике</w:t>
-            </w:r>
-          </w:p>
-        </w:tc>
-        <w:tc>
-          <w:tcPr>
-            <w:tcW w:w="1587" w:type="dxa"/>
-            <w:hideMark/>
-          </w:tcPr>
-          <w:p>
-            <w:pPr>
-              <w:jc w:val="left"/>
-              <w:rPr>
-                <w:rFonts w:eastAsia="Times New Roman" w:cs="Times New Roman"/>
-                <w:sz w:val="24"/>
-                <w:szCs w:val="24"/>
-                <w:lang w:val="ru-RU" w:eastAsia="ru-RU"/>
-              </w:rPr>
-            </w:pPr>
-            <w:proofErr w:type="spellStart"/>
-            <w:r>
-              <w:rPr>
-                <w:rFonts w:eastAsia="Times New Roman" w:cs="Times New Roman"/>
-                <w:sz w:val="24"/>
-                <w:szCs w:val="24"/>
-                <w:lang w:val="ru-RU" w:eastAsia="ru-RU"/>
-              </w:rPr>
-              <w:t>Vendors</w:t>
-            </w:r>
-            <w:proofErr w:type="spellEnd"/>
+            <w:proofErr w:type="spellEnd"/>
+          </w:p>
+        </w:tc>
+        <w:tc>
+          <w:tcPr>
+            <w:tcW w:w="2835" w:type="dxa"/>
+            <w:tcBorders>
+              <w:top w:val="nil"/>
+              <w:left w:val="outset" w:sz="6" w:space="0" w:color="auto"/>
+              <w:bottom w:val="outset" w:sz="6" w:space="0" w:color="auto"/>
+              <w:right w:val="outset" w:sz="6" w:space="0" w:color="auto"/>
+            </w:tcBorders>
+            <w:hideMark/>
+          </w:tcPr>
+          <w:p>
+            <w:pPr>
+              <w:jc w:val="left"/>
+              <w:rPr>
+                <w:sz w:val="24"/>
+                <w:szCs w:val="24"/>
+              </w:rPr>
+            </w:pPr>
+            <w:proofErr w:type="spellStart"/>
+            <w:r>
+              <w:rPr>
+                <w:sz w:val="24"/>
+                <w:szCs w:val="24"/>
+              </w:rPr>
+              <w:t>fn_GetLicensesByProduct</w:t>
+            </w:r>
+            <w:proofErr w:type="spellEnd"/>
+          </w:p>
+        </w:tc>
+        <w:tc>
+          <w:tcPr>
+            <w:tcW w:w="3260" w:type="dxa"/>
+            <w:tcBorders>
+              <w:top w:val="nil"/>
+              <w:left w:val="outset" w:sz="6" w:space="0" w:color="auto"/>
+              <w:bottom w:val="outset" w:sz="6" w:space="0" w:color="auto"/>
+              <w:right w:val="outset" w:sz="6" w:space="0" w:color="auto"/>
+            </w:tcBorders>
+            <w:hideMark/>
+          </w:tcPr>
+          <w:p>
+            <w:pPr>
+              <w:jc w:val="left"/>
+              <w:rPr>
+                <w:sz w:val="24"/>
+                <w:szCs w:val="24"/>
+                <w:lang w:val="ru-RU"/>
+              </w:rPr>
+            </w:pPr>
+            <w:r>
+              <w:rPr>
+                <w:sz w:val="24"/>
+                <w:szCs w:val="24"/>
+                <w:lang w:val="ru-RU"/>
+              </w:rPr>
+              <w:t>Получение всех лицензий для продукта</w:t>
+            </w:r>
+          </w:p>
+        </w:tc>
+        <w:tc>
+          <w:tcPr>
+            <w:tcW w:w="1611" w:type="dxa"/>
+            <w:tcBorders>
+              <w:top w:val="nil"/>
+              <w:left w:val="outset" w:sz="6" w:space="0" w:color="auto"/>
+              <w:bottom w:val="outset" w:sz="6" w:space="0" w:color="auto"/>
+              <w:right w:val="outset" w:sz="6" w:space="0" w:color="auto"/>
+            </w:tcBorders>
+            <w:hideMark/>
+          </w:tcPr>
+          <w:p>
+            <w:pPr>
+              <w:jc w:val="left"/>
+              <w:rPr>
+                <w:sz w:val="24"/>
+                <w:szCs w:val="24"/>
+              </w:rPr>
+            </w:pPr>
+            <w:r>
+              <w:rPr>
+                <w:sz w:val="24"/>
+                <w:szCs w:val="24"/>
+              </w:rPr>
+              <w:t>Licenses, Products</w:t>
+            </w:r>
           </w:p>
         </w:tc>
       </w:tr>
       <w:tr>
-        <w:tc>
-          <w:tcPr>
-            <w:tcW w:w="1759" w:type="dxa"/>
-            <w:hideMark/>
-          </w:tcPr>
-          <w:p>
-            <w:pPr>
-              <w:jc w:val="left"/>
-              <w:rPr>
-                <w:rFonts w:eastAsia="Times New Roman" w:cs="Times New Roman"/>
-                <w:sz w:val="24"/>
-                <w:szCs w:val="24"/>
-                <w:lang w:val="ru-RU" w:eastAsia="ru-RU"/>
-              </w:rPr>
-            </w:pPr>
-            <w:r>
-              <w:rPr>
-                <w:rFonts w:eastAsia="Times New Roman" w:cs="Times New Roman"/>
-                <w:sz w:val="24"/>
-                <w:szCs w:val="24"/>
-                <w:lang w:val="ru-RU" w:eastAsia="ru-RU"/>
+        <w:trPr>
+          <w:trHeight w:val="807"/>
+        </w:trPr>
+        <w:tc>
+          <w:tcPr>
+            <w:tcW w:w="1835" w:type="dxa"/>
+            <w:tcBorders>
+              <w:top w:val="nil"/>
+              <w:left w:val="outset" w:sz="6" w:space="0" w:color="auto"/>
+              <w:bottom w:val="outset" w:sz="6" w:space="0" w:color="auto"/>
+              <w:right w:val="outset" w:sz="6" w:space="0" w:color="auto"/>
+            </w:tcBorders>
+            <w:hideMark/>
+          </w:tcPr>
+          <w:p>
+            <w:pPr>
+              <w:jc w:val="left"/>
+              <w:rPr>
+                <w:sz w:val="24"/>
+                <w:szCs w:val="24"/>
+              </w:rPr>
+            </w:pPr>
+            <w:proofErr w:type="spellStart"/>
+            <w:r>
+              <w:rPr>
+                <w:sz w:val="24"/>
+                <w:szCs w:val="24"/>
               </w:rPr>
               <w:t>Функция</w:t>
             </w:r>
-          </w:p>
-        </w:tc>
-        <w:tc>
-          <w:tcPr>
-            <w:tcW w:w="3198" w:type="dxa"/>
-            <w:hideMark/>
-          </w:tcPr>
-          <w:p>
-            <w:pPr>
-              <w:jc w:val="left"/>
-              <w:rPr>
-                <w:rFonts w:eastAsia="Times New Roman" w:cs="Times New Roman"/>
-                <w:sz w:val="24"/>
-                <w:szCs w:val="24"/>
-                <w:lang w:val="ru-RU" w:eastAsia="ru-RU"/>
-              </w:rPr>
-            </w:pPr>
-            <w:proofErr w:type="spellStart"/>
-            <w:r>
-              <w:rPr>
-                <w:rFonts w:eastAsia="Times New Roman" w:cs="Times New Roman"/>
-                <w:sz w:val="24"/>
-                <w:szCs w:val="24"/>
-                <w:lang w:val="ru-RU" w:eastAsia="ru-RU"/>
+            <w:proofErr w:type="spellEnd"/>
+          </w:p>
+        </w:tc>
+        <w:tc>
+          <w:tcPr>
+            <w:tcW w:w="2835" w:type="dxa"/>
+            <w:tcBorders>
+              <w:top w:val="nil"/>
+              <w:left w:val="outset" w:sz="6" w:space="0" w:color="auto"/>
+              <w:bottom w:val="outset" w:sz="6" w:space="0" w:color="auto"/>
+              <w:right w:val="outset" w:sz="6" w:space="0" w:color="auto"/>
+            </w:tcBorders>
+            <w:hideMark/>
+          </w:tcPr>
+          <w:p>
+            <w:pPr>
+              <w:jc w:val="left"/>
+              <w:rPr>
+                <w:sz w:val="24"/>
+                <w:szCs w:val="24"/>
+              </w:rPr>
+            </w:pPr>
+            <w:proofErr w:type="spellStart"/>
+            <w:r>
+              <w:rPr>
+                <w:sz w:val="24"/>
+                <w:szCs w:val="24"/>
+              </w:rPr>
+              <w:t>fn_GetDevicesByLocation</w:t>
+            </w:r>
+            <w:proofErr w:type="spellEnd"/>
+          </w:p>
+        </w:tc>
+        <w:tc>
+          <w:tcPr>
+            <w:tcW w:w="3260" w:type="dxa"/>
+            <w:tcBorders>
+              <w:top w:val="nil"/>
+              <w:left w:val="outset" w:sz="6" w:space="0" w:color="auto"/>
+              <w:bottom w:val="outset" w:sz="6" w:space="0" w:color="auto"/>
+              <w:right w:val="outset" w:sz="6" w:space="0" w:color="auto"/>
+            </w:tcBorders>
+            <w:hideMark/>
+          </w:tcPr>
+          <w:p>
+            <w:pPr>
+              <w:jc w:val="left"/>
+              <w:rPr>
+                <w:sz w:val="24"/>
+                <w:szCs w:val="24"/>
+              </w:rPr>
+            </w:pPr>
+            <w:proofErr w:type="spellStart"/>
+            <w:r>
+              <w:rPr>
+                <w:sz w:val="24"/>
+                <w:szCs w:val="24"/>
+              </w:rPr>
+              <w:t>Получение</w:t>
+            </w:r>
+            <w:proofErr w:type="spellEnd"/>
+            <w:r>
+              <w:rPr>
+                <w:sz w:val="24"/>
+                <w:szCs w:val="24"/>
+              </w:rPr>
+              <w:t xml:space="preserve"> </w:t>
+            </w:r>
+            <w:proofErr w:type="spellStart"/>
+            <w:r>
+              <w:rPr>
+                <w:sz w:val="24"/>
+                <w:szCs w:val="24"/>
+              </w:rPr>
+              <w:t>устройств</w:t>
+            </w:r>
+            <w:proofErr w:type="spellEnd"/>
+            <w:r>
+              <w:rPr>
+                <w:sz w:val="24"/>
+                <w:szCs w:val="24"/>
+              </w:rPr>
+              <w:t xml:space="preserve"> </w:t>
+            </w:r>
+            <w:proofErr w:type="spellStart"/>
+            <w:r>
+              <w:rPr>
+                <w:sz w:val="24"/>
+                <w:szCs w:val="24"/>
+              </w:rPr>
+              <w:t>по</w:t>
+            </w:r>
+            <w:proofErr w:type="spellEnd"/>
+            <w:r>
+              <w:rPr>
+                <w:sz w:val="24"/>
+                <w:szCs w:val="24"/>
+              </w:rPr>
+              <w:t xml:space="preserve"> </w:t>
+            </w:r>
+            <w:proofErr w:type="spellStart"/>
+            <w:r>
+              <w:rPr>
+                <w:sz w:val="24"/>
+                <w:szCs w:val="24"/>
+              </w:rPr>
+              <w:t>локации</w:t>
+            </w:r>
+            <w:proofErr w:type="spellEnd"/>
+          </w:p>
+        </w:tc>
+        <w:tc>
+          <w:tcPr>
+            <w:tcW w:w="1611" w:type="dxa"/>
+            <w:tcBorders>
+              <w:top w:val="nil"/>
+              <w:left w:val="outset" w:sz="6" w:space="0" w:color="auto"/>
+              <w:bottom w:val="outset" w:sz="6" w:space="0" w:color="auto"/>
+              <w:right w:val="outset" w:sz="6" w:space="0" w:color="auto"/>
+            </w:tcBorders>
+            <w:hideMark/>
+          </w:tcPr>
+          <w:p>
+            <w:pPr>
+              <w:jc w:val="left"/>
+              <w:rPr>
+                <w:sz w:val="24"/>
+                <w:szCs w:val="24"/>
+              </w:rPr>
+            </w:pPr>
+            <w:r>
+              <w:rPr>
+                <w:sz w:val="24"/>
+                <w:szCs w:val="24"/>
+              </w:rPr>
+              <w:t>Devices, Locations</w:t>
+            </w:r>
+          </w:p>
+        </w:tc>
+      </w:tr>
+      <w:tr>
+        <w:trPr>
+          <w:trHeight w:val="795"/>
+        </w:trPr>
+        <w:tc>
+          <w:tcPr>
+            <w:tcW w:w="1835" w:type="dxa"/>
+            <w:tcBorders>
+              <w:top w:val="nil"/>
+              <w:left w:val="outset" w:sz="6" w:space="0" w:color="auto"/>
+              <w:bottom w:val="outset" w:sz="6" w:space="0" w:color="auto"/>
+              <w:right w:val="outset" w:sz="6" w:space="0" w:color="auto"/>
+            </w:tcBorders>
+            <w:hideMark/>
+          </w:tcPr>
+          <w:p>
+            <w:pPr>
+              <w:jc w:val="left"/>
+              <w:rPr>
+                <w:sz w:val="24"/>
+                <w:szCs w:val="24"/>
+              </w:rPr>
+            </w:pPr>
+            <w:proofErr w:type="spellStart"/>
+            <w:r>
+              <w:rPr>
+                <w:sz w:val="24"/>
+                <w:szCs w:val="24"/>
+              </w:rPr>
+              <w:t>Функция</w:t>
+            </w:r>
+            <w:proofErr w:type="spellEnd"/>
+          </w:p>
+        </w:tc>
+        <w:tc>
+          <w:tcPr>
+            <w:tcW w:w="2835" w:type="dxa"/>
+            <w:tcBorders>
+              <w:top w:val="nil"/>
+              <w:left w:val="outset" w:sz="6" w:space="0" w:color="auto"/>
+              <w:bottom w:val="outset" w:sz="6" w:space="0" w:color="auto"/>
+              <w:right w:val="outset" w:sz="6" w:space="0" w:color="auto"/>
+            </w:tcBorders>
+            <w:hideMark/>
+          </w:tcPr>
+          <w:p>
+            <w:pPr>
+              <w:jc w:val="left"/>
+              <w:rPr>
+                <w:sz w:val="24"/>
+                <w:szCs w:val="24"/>
+              </w:rPr>
+            </w:pPr>
+            <w:proofErr w:type="spellStart"/>
+            <w:r>
+              <w:rPr>
+                <w:sz w:val="24"/>
+                <w:szCs w:val="24"/>
+              </w:rPr>
+              <w:t>fn_GetInstallationsByDevice</w:t>
+            </w:r>
+            <w:proofErr w:type="spellEnd"/>
+          </w:p>
+        </w:tc>
+        <w:tc>
+          <w:tcPr>
+            <w:tcW w:w="3260" w:type="dxa"/>
+            <w:tcBorders>
+              <w:top w:val="nil"/>
+              <w:left w:val="outset" w:sz="6" w:space="0" w:color="auto"/>
+              <w:bottom w:val="outset" w:sz="6" w:space="0" w:color="auto"/>
+              <w:right w:val="outset" w:sz="6" w:space="0" w:color="auto"/>
+            </w:tcBorders>
+            <w:hideMark/>
+          </w:tcPr>
+          <w:p>
+            <w:pPr>
+              <w:jc w:val="left"/>
+              <w:rPr>
+                <w:sz w:val="24"/>
+                <w:szCs w:val="24"/>
+              </w:rPr>
+            </w:pPr>
+            <w:proofErr w:type="spellStart"/>
+            <w:r>
+              <w:rPr>
+                <w:sz w:val="24"/>
+                <w:szCs w:val="24"/>
+              </w:rPr>
+              <w:t>Получение</w:t>
+            </w:r>
+            <w:proofErr w:type="spellEnd"/>
+            <w:r>
+              <w:rPr>
+                <w:sz w:val="24"/>
+                <w:szCs w:val="24"/>
+              </w:rPr>
+              <w:t xml:space="preserve"> </w:t>
+            </w:r>
+            <w:proofErr w:type="spellStart"/>
+            <w:r>
+              <w:rPr>
+                <w:sz w:val="24"/>
+                <w:szCs w:val="24"/>
+              </w:rPr>
+              <w:t>установок</w:t>
+            </w:r>
+            <w:proofErr w:type="spellEnd"/>
+            <w:r>
+              <w:rPr>
+                <w:sz w:val="24"/>
+                <w:szCs w:val="24"/>
+              </w:rPr>
+              <w:t xml:space="preserve"> </w:t>
+            </w:r>
+            <w:proofErr w:type="spellStart"/>
+            <w:r>
+              <w:rPr>
+                <w:sz w:val="24"/>
+                <w:szCs w:val="24"/>
+              </w:rPr>
+              <w:t>по</w:t>
+            </w:r>
+            <w:proofErr w:type="spellEnd"/>
+            <w:r>
+              <w:rPr>
+                <w:sz w:val="24"/>
+                <w:szCs w:val="24"/>
+              </w:rPr>
+              <w:t xml:space="preserve"> </w:t>
+            </w:r>
+            <w:proofErr w:type="spellStart"/>
+            <w:r>
+              <w:rPr>
+                <w:sz w:val="24"/>
+                <w:szCs w:val="24"/>
+              </w:rPr>
+              <w:t>устройству</w:t>
+            </w:r>
+            <w:proofErr w:type="spellEnd"/>
+          </w:p>
+        </w:tc>
+        <w:tc>
+          <w:tcPr>
+            <w:tcW w:w="1611" w:type="dxa"/>
+            <w:tcBorders>
+              <w:top w:val="nil"/>
+              <w:left w:val="outset" w:sz="6" w:space="0" w:color="auto"/>
+              <w:bottom w:val="outset" w:sz="6" w:space="0" w:color="auto"/>
+              <w:right w:val="outset" w:sz="6" w:space="0" w:color="auto"/>
+            </w:tcBorders>
+            <w:hideMark/>
+          </w:tcPr>
+          <w:p>
+            <w:pPr>
+              <w:jc w:val="left"/>
+              <w:rPr>
+                <w:sz w:val="24"/>
+                <w:szCs w:val="24"/>
+              </w:rPr>
+            </w:pPr>
+            <w:r>
+              <w:rPr>
+                <w:sz w:val="24"/>
+                <w:szCs w:val="24"/>
+              </w:rPr>
+              <w:t>Installations, Devices, Licenses</w:t>
+            </w:r>
+          </w:p>
+        </w:tc>
+      </w:tr>
+      <w:tr>
+        <w:trPr>
+          <w:trHeight w:val="807"/>
+        </w:trPr>
+        <w:tc>
+          <w:tcPr>
+            <w:tcW w:w="1835" w:type="dxa"/>
+            <w:tcBorders>
+              <w:top w:val="nil"/>
+              <w:left w:val="outset" w:sz="6" w:space="0" w:color="auto"/>
+              <w:bottom w:val="outset" w:sz="6" w:space="0" w:color="auto"/>
+              <w:right w:val="outset" w:sz="6" w:space="0" w:color="auto"/>
+            </w:tcBorders>
+            <w:hideMark/>
+          </w:tcPr>
+          <w:p>
+            <w:pPr>
+              <w:jc w:val="left"/>
+              <w:rPr>
+                <w:sz w:val="24"/>
+                <w:szCs w:val="24"/>
+              </w:rPr>
+            </w:pPr>
+            <w:proofErr w:type="spellStart"/>
+            <w:r>
+              <w:rPr>
+                <w:sz w:val="24"/>
+                <w:szCs w:val="24"/>
+              </w:rPr>
+              <w:t>Функция</w:t>
+            </w:r>
+            <w:proofErr w:type="spellEnd"/>
+          </w:p>
+        </w:tc>
+        <w:tc>
+          <w:tcPr>
+            <w:tcW w:w="2835" w:type="dxa"/>
+            <w:tcBorders>
+              <w:top w:val="nil"/>
+              <w:left w:val="outset" w:sz="6" w:space="0" w:color="auto"/>
+              <w:bottom w:val="outset" w:sz="6" w:space="0" w:color="auto"/>
+              <w:right w:val="outset" w:sz="6" w:space="0" w:color="auto"/>
+            </w:tcBorders>
+            <w:hideMark/>
+          </w:tcPr>
+          <w:p>
+            <w:pPr>
+              <w:jc w:val="left"/>
+              <w:rPr>
+                <w:sz w:val="24"/>
+                <w:szCs w:val="24"/>
+              </w:rPr>
+            </w:pPr>
+            <w:proofErr w:type="spellStart"/>
+            <w:r>
+              <w:rPr>
+                <w:sz w:val="24"/>
+                <w:szCs w:val="24"/>
+              </w:rPr>
+              <w:t>fn_GetRequestsByProduct</w:t>
+            </w:r>
+            <w:proofErr w:type="spellEnd"/>
+          </w:p>
+        </w:tc>
+        <w:tc>
+          <w:tcPr>
+            <w:tcW w:w="3260" w:type="dxa"/>
+            <w:tcBorders>
+              <w:top w:val="nil"/>
+              <w:left w:val="outset" w:sz="6" w:space="0" w:color="auto"/>
+              <w:bottom w:val="outset" w:sz="6" w:space="0" w:color="auto"/>
+              <w:right w:val="outset" w:sz="6" w:space="0" w:color="auto"/>
+            </w:tcBorders>
+            <w:hideMark/>
+          </w:tcPr>
+          <w:p>
+            <w:pPr>
+              <w:jc w:val="left"/>
+              <w:rPr>
+                <w:sz w:val="24"/>
+                <w:szCs w:val="24"/>
+              </w:rPr>
+            </w:pPr>
+            <w:proofErr w:type="spellStart"/>
+            <w:r>
+              <w:rPr>
+                <w:sz w:val="24"/>
+                <w:szCs w:val="24"/>
+              </w:rPr>
+              <w:t>Получение</w:t>
+            </w:r>
+            <w:proofErr w:type="spellEnd"/>
+            <w:r>
+              <w:rPr>
+                <w:sz w:val="24"/>
+                <w:szCs w:val="24"/>
+              </w:rPr>
+              <w:t xml:space="preserve"> </w:t>
+            </w:r>
+            <w:proofErr w:type="spellStart"/>
+            <w:r>
+              <w:rPr>
+                <w:sz w:val="24"/>
+                <w:szCs w:val="24"/>
+              </w:rPr>
+              <w:t>заявок</w:t>
+            </w:r>
+            <w:proofErr w:type="spellEnd"/>
+            <w:r>
+              <w:rPr>
+                <w:sz w:val="24"/>
+                <w:szCs w:val="24"/>
+              </w:rPr>
+              <w:t xml:space="preserve"> </w:t>
+            </w:r>
+            <w:proofErr w:type="spellStart"/>
+            <w:r>
+              <w:rPr>
+                <w:sz w:val="24"/>
+                <w:szCs w:val="24"/>
+              </w:rPr>
+              <w:t>по</w:t>
+            </w:r>
+            <w:proofErr w:type="spellEnd"/>
+            <w:r>
+              <w:rPr>
+                <w:sz w:val="24"/>
+                <w:szCs w:val="24"/>
+              </w:rPr>
+              <w:t xml:space="preserve"> </w:t>
+            </w:r>
+            <w:proofErr w:type="spellStart"/>
+            <w:r>
+              <w:rPr>
+                <w:sz w:val="24"/>
+                <w:szCs w:val="24"/>
+              </w:rPr>
+              <w:t>продукту</w:t>
+            </w:r>
+            <w:proofErr w:type="spellEnd"/>
+          </w:p>
+        </w:tc>
+        <w:tc>
+          <w:tcPr>
+            <w:tcW w:w="1611" w:type="dxa"/>
+            <w:tcBorders>
+              <w:top w:val="nil"/>
+              <w:left w:val="outset" w:sz="6" w:space="0" w:color="auto"/>
+              <w:bottom w:val="outset" w:sz="6" w:space="0" w:color="auto"/>
+              <w:right w:val="outset" w:sz="6" w:space="0" w:color="auto"/>
+            </w:tcBorders>
+            <w:hideMark/>
+          </w:tcPr>
+          <w:p>
+            <w:pPr>
+              <w:jc w:val="left"/>
+              <w:rPr>
+                <w:sz w:val="24"/>
+                <w:szCs w:val="24"/>
+              </w:rPr>
+            </w:pPr>
+            <w:r>
+              <w:rPr>
+                <w:sz w:val="24"/>
+                <w:szCs w:val="24"/>
+              </w:rPr>
+              <w:t>Requests, Products</w:t>
+            </w:r>
+          </w:p>
+        </w:tc>
+      </w:tr>
+      <w:tr>
+        <w:trPr>
+          <w:trHeight w:val="795"/>
+        </w:trPr>
+        <w:tc>
+          <w:tcPr>
+            <w:tcW w:w="1835" w:type="dxa"/>
+            <w:tcBorders>
+              <w:top w:val="nil"/>
+              <w:left w:val="outset" w:sz="6" w:space="0" w:color="auto"/>
+              <w:bottom w:val="outset" w:sz="6" w:space="0" w:color="auto"/>
+              <w:right w:val="outset" w:sz="6" w:space="0" w:color="auto"/>
+            </w:tcBorders>
+            <w:hideMark/>
+          </w:tcPr>
+          <w:p>
+            <w:pPr>
+              <w:jc w:val="left"/>
+              <w:rPr>
+                <w:sz w:val="24"/>
+                <w:szCs w:val="24"/>
+              </w:rPr>
+            </w:pPr>
+            <w:proofErr w:type="spellStart"/>
+            <w:r>
+              <w:rPr>
+                <w:sz w:val="24"/>
+                <w:szCs w:val="24"/>
+              </w:rPr>
+              <w:t>Функция</w:t>
+            </w:r>
+            <w:proofErr w:type="spellEnd"/>
+          </w:p>
+        </w:tc>
+        <w:tc>
+          <w:tcPr>
+            <w:tcW w:w="2835" w:type="dxa"/>
+            <w:tcBorders>
+              <w:top w:val="nil"/>
+              <w:left w:val="outset" w:sz="6" w:space="0" w:color="auto"/>
+              <w:bottom w:val="outset" w:sz="6" w:space="0" w:color="auto"/>
+              <w:right w:val="outset" w:sz="6" w:space="0" w:color="auto"/>
+            </w:tcBorders>
+            <w:hideMark/>
+          </w:tcPr>
+          <w:p>
+            <w:pPr>
+              <w:jc w:val="left"/>
+              <w:rPr>
+                <w:sz w:val="24"/>
+                <w:szCs w:val="24"/>
+              </w:rPr>
+            </w:pPr>
+            <w:proofErr w:type="spellStart"/>
+            <w:r>
+              <w:rPr>
+                <w:sz w:val="24"/>
+                <w:szCs w:val="24"/>
+              </w:rPr>
+              <w:t>fn_GetVendor</w:t>
+            </w:r>
+            <w:proofErr w:type="spellEnd"/>
+          </w:p>
+        </w:tc>
+        <w:tc>
+          <w:tcPr>
+            <w:tcW w:w="3260" w:type="dxa"/>
+            <w:tcBorders>
+              <w:top w:val="nil"/>
+              <w:left w:val="outset" w:sz="6" w:space="0" w:color="auto"/>
+              <w:bottom w:val="outset" w:sz="6" w:space="0" w:color="auto"/>
+              <w:right w:val="outset" w:sz="6" w:space="0" w:color="auto"/>
+            </w:tcBorders>
+            <w:hideMark/>
+          </w:tcPr>
+          <w:p>
+            <w:pPr>
+              <w:jc w:val="left"/>
+              <w:rPr>
+                <w:sz w:val="24"/>
+                <w:szCs w:val="24"/>
+              </w:rPr>
+            </w:pPr>
+            <w:proofErr w:type="spellStart"/>
+            <w:r>
+              <w:rPr>
+                <w:sz w:val="24"/>
+                <w:szCs w:val="24"/>
+              </w:rPr>
+              <w:t>Получение</w:t>
+            </w:r>
+            <w:proofErr w:type="spellEnd"/>
+            <w:r>
+              <w:rPr>
+                <w:sz w:val="24"/>
+                <w:szCs w:val="24"/>
+              </w:rPr>
+              <w:t xml:space="preserve"> </w:t>
+            </w:r>
+            <w:proofErr w:type="spellStart"/>
+            <w:r>
+              <w:rPr>
+                <w:sz w:val="24"/>
+                <w:szCs w:val="24"/>
+              </w:rPr>
+              <w:t>информации</w:t>
+            </w:r>
+            <w:proofErr w:type="spellEnd"/>
+            <w:r>
+              <w:rPr>
+                <w:sz w:val="24"/>
+                <w:szCs w:val="24"/>
+              </w:rPr>
+              <w:t xml:space="preserve"> о </w:t>
+            </w:r>
+            <w:proofErr w:type="spellStart"/>
+            <w:r>
+              <w:rPr>
+                <w:sz w:val="24"/>
+                <w:szCs w:val="24"/>
+              </w:rPr>
+              <w:t>вендоре</w:t>
+            </w:r>
+            <w:proofErr w:type="spellEnd"/>
+          </w:p>
+        </w:tc>
+        <w:tc>
+          <w:tcPr>
+            <w:tcW w:w="1611" w:type="dxa"/>
+            <w:tcBorders>
+              <w:top w:val="nil"/>
+              <w:left w:val="outset" w:sz="6" w:space="0" w:color="auto"/>
+              <w:bottom w:val="outset" w:sz="6" w:space="0" w:color="auto"/>
+              <w:right w:val="outset" w:sz="6" w:space="0" w:color="auto"/>
+            </w:tcBorders>
+            <w:hideMark/>
+          </w:tcPr>
+          <w:p>
+            <w:pPr>
+              <w:jc w:val="left"/>
+              <w:rPr>
+                <w:sz w:val="24"/>
+                <w:szCs w:val="24"/>
+              </w:rPr>
+            </w:pPr>
+            <w:r>
+              <w:rPr>
+                <w:sz w:val="24"/>
+                <w:szCs w:val="24"/>
+              </w:rPr>
+              <w:t>Vendors</w:t>
+            </w:r>
+          </w:p>
+        </w:tc>
+      </w:tr>
+      <w:tr>
+        <w:trPr>
+          <w:trHeight w:val="591"/>
+        </w:trPr>
+        <w:tc>
+          <w:tcPr>
+            <w:tcW w:w="1835" w:type="dxa"/>
+            <w:tcBorders>
+              <w:top w:val="nil"/>
+              <w:left w:val="outset" w:sz="6" w:space="0" w:color="auto"/>
+              <w:bottom w:val="single" w:sz="4" w:space="0" w:color="auto"/>
+              <w:right w:val="outset" w:sz="6" w:space="0" w:color="auto"/>
+            </w:tcBorders>
+            <w:hideMark/>
+          </w:tcPr>
+          <w:p>
+            <w:pPr>
+              <w:jc w:val="left"/>
+              <w:rPr>
+                <w:sz w:val="24"/>
+                <w:szCs w:val="24"/>
+              </w:rPr>
+            </w:pPr>
+            <w:proofErr w:type="spellStart"/>
+            <w:r>
+              <w:rPr>
+                <w:sz w:val="24"/>
+                <w:szCs w:val="24"/>
+              </w:rPr>
+              <w:t>Функция</w:t>
+            </w:r>
+            <w:proofErr w:type="spellEnd"/>
+          </w:p>
+        </w:tc>
+        <w:tc>
+          <w:tcPr>
+            <w:tcW w:w="2835" w:type="dxa"/>
+            <w:tcBorders>
+              <w:top w:val="nil"/>
+              <w:left w:val="outset" w:sz="6" w:space="0" w:color="auto"/>
+              <w:bottom w:val="single" w:sz="4" w:space="0" w:color="auto"/>
+              <w:right w:val="outset" w:sz="6" w:space="0" w:color="auto"/>
+            </w:tcBorders>
+            <w:hideMark/>
+          </w:tcPr>
+          <w:p>
+            <w:pPr>
+              <w:jc w:val="left"/>
+              <w:rPr>
+                <w:sz w:val="24"/>
+                <w:szCs w:val="24"/>
+              </w:rPr>
+            </w:pPr>
+            <w:proofErr w:type="spellStart"/>
+            <w:r>
+              <w:rPr>
+                <w:sz w:val="24"/>
+                <w:szCs w:val="24"/>
               </w:rPr>
               <w:t>fn_GetActiveLicenses</w:t>
             </w:r>
@@ -16787,54 +18789,194 @@
         </w:tc>
         <w:tc>
           <w:tcPr>
-            <w:tcW w:w="2801" w:type="dxa"/>
-            <w:hideMark/>
-          </w:tcPr>
-          <w:p>
-            <w:pPr>
-              <w:jc w:val="left"/>
-              <w:rPr>
-                <w:rFonts w:eastAsia="Times New Roman" w:cs="Times New Roman"/>
-                <w:sz w:val="24"/>
-                <w:szCs w:val="24"/>
-                <w:lang w:val="ru-RU" w:eastAsia="ru-RU"/>
-              </w:rPr>
-            </w:pPr>
-            <w:r>
-              <w:rPr>
-                <w:rFonts w:eastAsia="Times New Roman" w:cs="Times New Roman"/>
-                <w:sz w:val="24"/>
-                <w:szCs w:val="24"/>
-                <w:lang w:val="ru-RU" w:eastAsia="ru-RU"/>
-              </w:rPr>
-              <w:t>Получение всех активных лицензий</w:t>
-            </w:r>
-          </w:p>
-        </w:tc>
-        <w:tc>
-          <w:tcPr>
-            <w:tcW w:w="1587" w:type="dxa"/>
-            <w:hideMark/>
-          </w:tcPr>
-          <w:p>
-            <w:pPr>
-              <w:jc w:val="left"/>
-              <w:rPr>
-                <w:rFonts w:eastAsia="Times New Roman" w:cs="Times New Roman"/>
-                <w:sz w:val="24"/>
-                <w:szCs w:val="24"/>
-                <w:lang w:val="ru-RU" w:eastAsia="ru-RU"/>
-              </w:rPr>
-            </w:pPr>
-            <w:proofErr w:type="spellStart"/>
-            <w:r>
-              <w:rPr>
-                <w:rFonts w:eastAsia="Times New Roman" w:cs="Times New Roman"/>
-                <w:sz w:val="24"/>
-                <w:szCs w:val="24"/>
-                <w:lang w:val="ru-RU" w:eastAsia="ru-RU"/>
+            <w:tcW w:w="3260" w:type="dxa"/>
+            <w:tcBorders>
+              <w:top w:val="nil"/>
+              <w:left w:val="outset" w:sz="6" w:space="0" w:color="auto"/>
+              <w:bottom w:val="single" w:sz="4" w:space="0" w:color="auto"/>
+              <w:right w:val="outset" w:sz="6" w:space="0" w:color="auto"/>
+            </w:tcBorders>
+            <w:hideMark/>
+          </w:tcPr>
+          <w:p>
+            <w:pPr>
+              <w:jc w:val="left"/>
+              <w:rPr>
+                <w:sz w:val="24"/>
+                <w:szCs w:val="24"/>
+                <w:lang w:val="ru-RU"/>
+              </w:rPr>
+            </w:pPr>
+            <w:r>
+              <w:rPr>
+                <w:sz w:val="24"/>
+                <w:szCs w:val="24"/>
+                <w:lang w:val="ru-RU"/>
+              </w:rPr>
+              <w:t>Получение активных (не истёкших) лицензий</w:t>
+            </w:r>
+          </w:p>
+        </w:tc>
+        <w:tc>
+          <w:tcPr>
+            <w:tcW w:w="1611" w:type="dxa"/>
+            <w:tcBorders>
+              <w:top w:val="nil"/>
+              <w:left w:val="outset" w:sz="6" w:space="0" w:color="auto"/>
+              <w:bottom w:val="single" w:sz="4" w:space="0" w:color="auto"/>
+              <w:right w:val="outset" w:sz="6" w:space="0" w:color="auto"/>
+            </w:tcBorders>
+            <w:hideMark/>
+          </w:tcPr>
+          <w:p>
+            <w:pPr>
+              <w:jc w:val="left"/>
+              <w:rPr>
+                <w:sz w:val="24"/>
+                <w:szCs w:val="24"/>
+              </w:rPr>
+            </w:pPr>
+            <w:r>
+              <w:rPr>
+                <w:sz w:val="24"/>
+                <w:szCs w:val="24"/>
               </w:rPr>
               <w:t>Licenses</w:t>
+            </w:r>
+          </w:p>
+        </w:tc>
+      </w:tr>
+      <w:tr>
+        <w:trPr>
+          <w:trHeight w:val="1076"/>
+        </w:trPr>
+        <w:tc>
+          <w:tcPr>
+            <w:tcW w:w="1835" w:type="dxa"/>
+            <w:tcBorders>
+              <w:top w:val="single" w:sz="4" w:space="0" w:color="auto"/>
+              <w:left w:val="outset" w:sz="6" w:space="0" w:color="auto"/>
+              <w:bottom w:val="outset" w:sz="6" w:space="0" w:color="auto"/>
+              <w:right w:val="outset" w:sz="6" w:space="0" w:color="auto"/>
+            </w:tcBorders>
+          </w:tcPr>
+          <w:p>
+            <w:pPr>
+              <w:jc w:val="left"/>
+              <w:rPr>
+                <w:sz w:val="24"/>
+                <w:szCs w:val="24"/>
+                <w:lang w:val="ru-RU"/>
+              </w:rPr>
+            </w:pPr>
+            <w:r>
+              <w:rPr>
+                <w:sz w:val="24"/>
+                <w:szCs w:val="24"/>
+                <w:lang w:val="ru-RU"/>
+              </w:rPr>
+              <w:t>Последовательность</w:t>
+            </w:r>
+          </w:p>
+        </w:tc>
+        <w:tc>
+          <w:tcPr>
+            <w:tcW w:w="2835" w:type="dxa"/>
+            <w:tcBorders>
+              <w:top w:val="single" w:sz="4" w:space="0" w:color="auto"/>
+              <w:left w:val="outset" w:sz="6" w:space="0" w:color="auto"/>
+              <w:bottom w:val="outset" w:sz="6" w:space="0" w:color="auto"/>
+              <w:right w:val="outset" w:sz="6" w:space="0" w:color="auto"/>
+            </w:tcBorders>
+          </w:tcPr>
+          <w:p>
+            <w:pPr>
+              <w:jc w:val="left"/>
+              <w:rPr>
+                <w:sz w:val="24"/>
+                <w:szCs w:val="24"/>
+              </w:rPr>
+            </w:pPr>
+            <w:proofErr w:type="spellStart"/>
+            <w:r>
+              <w:rPr>
+                <w:sz w:val="24"/>
+                <w:szCs w:val="24"/>
+              </w:rPr>
+              <w:t>Installations_SEQ</w:t>
+            </w:r>
+            <w:proofErr w:type="spellEnd"/>
+          </w:p>
+        </w:tc>
+        <w:tc>
+          <w:tcPr>
+            <w:tcW w:w="3260" w:type="dxa"/>
+            <w:tcBorders>
+              <w:top w:val="single" w:sz="4" w:space="0" w:color="auto"/>
+              <w:left w:val="outset" w:sz="6" w:space="0" w:color="auto"/>
+              <w:bottom w:val="outset" w:sz="6" w:space="0" w:color="auto"/>
+              <w:right w:val="outset" w:sz="6" w:space="0" w:color="auto"/>
+            </w:tcBorders>
+          </w:tcPr>
+          <w:p>
+            <w:pPr>
+              <w:jc w:val="left"/>
+              <w:rPr>
+                <w:sz w:val="24"/>
+                <w:szCs w:val="24"/>
+                <w:lang w:val="ru-RU"/>
+              </w:rPr>
+            </w:pPr>
+            <w:r>
+              <w:rPr>
+                <w:sz w:val="24"/>
+                <w:szCs w:val="24"/>
+                <w:lang w:val="ru-RU"/>
+              </w:rPr>
+              <w:t xml:space="preserve">Уникальный </w:t>
+            </w:r>
+            <w:r>
+              <w:rPr>
+                <w:sz w:val="24"/>
+                <w:szCs w:val="24"/>
+              </w:rPr>
+              <w:t>ID</w:t>
+            </w:r>
+            <w:r>
+              <w:rPr>
+                <w:sz w:val="24"/>
+                <w:szCs w:val="24"/>
+                <w:lang w:val="ru-RU"/>
+              </w:rPr>
+              <w:t xml:space="preserve"> для процесса установки</w:t>
+            </w:r>
+          </w:p>
+        </w:tc>
+        <w:tc>
+          <w:tcPr>
+            <w:tcW w:w="1611" w:type="dxa"/>
+            <w:tcBorders>
+              <w:top w:val="single" w:sz="4" w:space="0" w:color="auto"/>
+              <w:left w:val="outset" w:sz="6" w:space="0" w:color="auto"/>
+              <w:bottom w:val="outset" w:sz="6" w:space="0" w:color="auto"/>
+              <w:right w:val="outset" w:sz="6" w:space="0" w:color="auto"/>
+            </w:tcBorders>
+          </w:tcPr>
+          <w:p>
+            <w:pPr>
+              <w:jc w:val="left"/>
+              <w:rPr>
+                <w:sz w:val="24"/>
+                <w:szCs w:val="24"/>
+              </w:rPr>
+            </w:pPr>
+            <w:proofErr w:type="spellStart"/>
+            <w:r>
+              <w:rPr>
+                <w:sz w:val="24"/>
+                <w:szCs w:val="24"/>
+              </w:rPr>
+              <w:t>Installatons</w:t>
             </w:r>
             <w:proofErr w:type="spellEnd"/>
           </w:p>
@@ -17131,7 +19273,6 @@
     <w:lsdException w:name="Table Web 2" w:semiHidden="1" w:unhideWhenUsed="1"/>
     <w:lsdException w:name="Table Web 3" w:semiHidden="1" w:unhideWhenUsed="1"/>
     <w:lsdException w:name="Balloon Text" w:semiHidden="1" w:unhideWhenUsed="1"/>
-    <w:lsdException w:name="Table Grid" w:uiPriority="39"/>
     <w:lsdException w:name="Table Theme" w:semiHidden="1" w:unhideWhenUsed="1"/>
     <w:lsdException w:name="Placeholder Text" w:semiHidden="1"/>
     <w:lsdException w:name="No Spacing" w:uiPriority="1" w:qFormat="1"/>
@@ -17351,7 +19492,7 @@
   </w:latentStyles>
   <w:style w:type="paragraph" w:default="1" w:styleId="a">
     <w:name w:val="Normal"/>
-    <w:rsid w:val="006A675F"/>
+    <w:rsid w:val="00F36521"/>
     <w:pPr>
       <w:spacing w:after="0" w:line="240" w:lineRule="auto"/>
       <w:jc w:val="both"/>
@@ -17506,7 +19647,7 @@
   <w:style w:type="table" w:styleId="a3">
     <w:name w:val="Table Grid"/>
     <w:basedOn w:val="a1"/>
-    <w:uiPriority w:val="39"/>
+    <w:uiPriority w:val="99"/>
     <w:rsid w:val="00223331"/>
     <w:pPr>
       <w:spacing w:after="0" w:line="240" w:lineRule="auto"/>
